--- a/docs/diagram/word/Bab5-Evaluasi.docx
+++ b/docs/diagram/word/Bab5-Evaluasi.docx
@@ -401,13 +401,37 @@
         <w:t xml:space="preserve"> </w:t>
       </w:r>
       <w:r>
-        <w:t xml:space="preserve">mengukur kecepatan tampilan, dan pengujian kegunaan dengan kuesioner CSUQ untuk</w:t>
-      </w:r>
-      <w:r>
-        <w:t xml:space="preserve"> </w:t>
-      </w:r>
-      <w:r>
-        <w:t xml:space="preserve">mengukur penerimaan pengguna. Keempatnya mengacu pada kerangka pikir di Bab III.</w:t>
+        <w:t xml:space="preserve">mengukur seberapa cepat pekerjaan administratif dapat diselesaikan dengan sistem</w:t>
+      </w:r>
+      <w:r>
+        <w:t xml:space="preserve"> </w:t>
+      </w:r>
+      <w:r>
+        <w:t xml:space="preserve">dibanding cara manual sekaligus memastikan kecepatan pemuatan tampilannya, dan</w:t>
+      </w:r>
+      <w:r>
+        <w:t xml:space="preserve"> </w:t>
+      </w:r>
+      <w:r>
+        <w:t xml:space="preserve">pengujian kegunaan dengan kuesioner CSUQ untuk mengukur penerimaan pengguna.</w:t>
+      </w:r>
+      <w:r>
+        <w:t xml:space="preserve"> </w:t>
+      </w:r>
+      <w:r>
+        <w:t xml:space="preserve">Keempatnya mengacu pada kerangka pikir di Bab III, dan masing-masing dirancang</w:t>
+      </w:r>
+      <w:r>
+        <w:t xml:space="preserve"> </w:t>
+      </w:r>
+      <w:r>
+        <w:t xml:space="preserve">untuk menjawab masalah yang diidentifikasi pada Bab I sebagaimana dirangkum pada</w:t>
+      </w:r>
+      <w:r>
+        <w:t xml:space="preserve"> </w:t>
+      </w:r>
+      <w:r>
+        <w:t xml:space="preserve">subbab 5.2.5.1.</w:t>
       </w:r>
     </w:p>
     <w:bookmarkStart w:id="9" w:name="Xf4fe5ffd8c10973da4c71fc575f8d8db1e09e13"/>
@@ -512,7 +536,7 @@
         <w:t xml:space="preserve"> </w:t>
       </w:r>
       <w:r>
-        <w:t xml:space="preserve">persis sama dengan batas SBM.</w:t>
+        <w:t xml:space="preserve">persis sama dengan batas SBML.</w:t>
       </w:r>
     </w:p>
     <w:p>
@@ -4584,7 +4608,7 @@
         <w:t xml:space="preserve"> </w:t>
       </w:r>
       <w:r>
-        <w:t xml:space="preserve">pegawai biasa mengubah batas SBM.</w:t>
+        <w:t xml:space="preserve">pegawai biasa mengubah batas SBML.</w:t>
       </w:r>
       <w:r>
         <w:t xml:space="preserve"> </w:t>
@@ -5319,7 +5343,7 @@
               <w:pStyle w:val="Compact"/>
             </w:pPr>
             <w:r>
-              <w:t xml:space="preserve">Mengubah batas honor bulanan (SBM)</w:t>
+              <w:t xml:space="preserve">Mengubah batas honor bulanan (SBML)</w:t>
             </w:r>
           </w:p>
         </w:tc>
@@ -6182,13 +6206,1024 @@
         <w:t xml:space="preserve">5.2.3 Pengujian Kinerja</w:t>
       </w:r>
     </w:p>
-    <w:bookmarkStart w:id="11" w:name="X37d1ac2b8f711558fd61c1a47cca9928bc4d7c5"/>
+    <w:p>
+      <w:pPr>
+        <w:pStyle w:val="FirstParagraph"/>
+      </w:pPr>
+      <w:r>
+        <w:t xml:space="preserve">Pengujian kinerja pada penelitian ini menjawab pokok masalah pertama, yaitu</w:t>
+      </w:r>
+      <w:r>
+        <w:t xml:space="preserve"> </w:t>
+      </w:r>
+      <w:r>
+        <w:t xml:space="preserve">administrasi kontrak dan honor mitra yang dikerjakan berulang secara manual.</w:t>
+      </w:r>
+      <w:r>
+        <w:t xml:space="preserve"> </w:t>
+      </w:r>
+      <w:r>
+        <w:t xml:space="preserve">Pertanyaan yang dijawab:</w:t>
+      </w:r>
+      <w:r>
+        <w:t xml:space="preserve"> </w:t>
+      </w:r>
+      <w:r>
+        <w:rPr>
+          <w:b/>
+          <w:bCs/>
+        </w:rPr>
+        <w:t xml:space="preserve">apakah pekerjaan yang sebelumnya manual benar-benar</w:t>
+      </w:r>
+      <w:r>
+        <w:rPr>
+          <w:b/>
+          <w:bCs/>
+        </w:rPr>
+        <w:t xml:space="preserve"> </w:t>
+      </w:r>
+      <w:r>
+        <w:rPr>
+          <w:b/>
+          <w:bCs/>
+        </w:rPr>
+        <w:t xml:space="preserve">menjadi lebih cepat setelah sistem digunakan?</w:t>
+      </w:r>
+    </w:p>
+    <w:p>
+      <w:pPr>
+        <w:pStyle w:val="BodyText"/>
+      </w:pPr>
+      <w:r>
+        <w:t xml:space="preserve">Pengujian dibagi menjadi dua bagian dengan kedudukan yang berbeda:</w:t>
+      </w:r>
+    </w:p>
+    <w:tbl>
+      <w:tblPr>
+        <w:tblStyle w:val="Table"/>
+        <w:tblW w:type="auto" w:w="0"/>
+        <w:tblLook w:firstRow="1" w:lastRow="0" w:firstColumn="0" w:lastColumn="0" w:noHBand="0" w:noVBand="0" w:val="0020"/>
+      </w:tblPr>
+      <w:tblGrid>
+        <w:gridCol w:w="2640"/>
+        <w:gridCol w:w="2640"/>
+        <w:gridCol w:w="2640"/>
+      </w:tblGrid>
+      <w:tr>
+        <w:trPr>
+          <w:tblHeader w:val="on"/>
+        </w:trPr>
+        <w:tc>
+          <w:tcPr/>
+          <w:p>
+            <w:pPr>
+              <w:pStyle w:val="Compact"/>
+            </w:pPr>
+            <w:r>
+              <w:t xml:space="preserve">Bagian</w:t>
+            </w:r>
+          </w:p>
+        </w:tc>
+        <w:tc>
+          <w:tcPr/>
+          <w:p>
+            <w:pPr>
+              <w:pStyle w:val="Compact"/>
+            </w:pPr>
+            <w:r>
+              <w:t xml:space="preserve">Yang diukur</w:t>
+            </w:r>
+          </w:p>
+        </w:tc>
+        <w:tc>
+          <w:tcPr/>
+          <w:p>
+            <w:pPr>
+              <w:pStyle w:val="Compact"/>
+            </w:pPr>
+            <w:r>
+              <w:t xml:space="preserve">Kedudukannya</w:t>
+            </w:r>
+          </w:p>
+        </w:tc>
+      </w:tr>
+      <w:tr>
+        <w:tc>
+          <w:tcPr/>
+          <w:p>
+            <w:pPr>
+              <w:pStyle w:val="Compact"/>
+            </w:pPr>
+            <w:r>
+              <w:t xml:space="preserve">5.2.3.1 Efisiensi waktu kerja</w:t>
+            </w:r>
+          </w:p>
+        </w:tc>
+        <w:tc>
+          <w:tcPr/>
+          <w:p>
+            <w:pPr>
+              <w:pStyle w:val="Compact"/>
+            </w:pPr>
+            <w:r>
+              <w:t xml:space="preserve">Lama pengerjaan tugas administratif sebelum dan sesudah sistem</w:t>
+            </w:r>
+          </w:p>
+        </w:tc>
+        <w:tc>
+          <w:tcPr/>
+          <w:p>
+            <w:pPr>
+              <w:pStyle w:val="Compact"/>
+            </w:pPr>
+            <w:r>
+              <w:rPr>
+                <w:b/>
+                <w:bCs/>
+              </w:rPr>
+              <w:t xml:space="preserve">Utama</w:t>
+            </w:r>
+            <w:r>
+              <w:t xml:space="preserve"> </w:t>
+            </w:r>
+            <w:r>
+              <w:t xml:space="preserve">- menjawab langsung masalah M1.a, M1.b, M1.c, dan M2.c</w:t>
+            </w:r>
+          </w:p>
+        </w:tc>
+      </w:tr>
+      <w:tr>
+        <w:tc>
+          <w:tcPr/>
+          <w:p>
+            <w:pPr>
+              <w:pStyle w:val="Compact"/>
+            </w:pPr>
+            <w:r>
+              <w:t xml:space="preserve">5.2.3.2 Kecepatan tampilan (Lighthouse)</w:t>
+            </w:r>
+          </w:p>
+        </w:tc>
+        <w:tc>
+          <w:tcPr/>
+          <w:p>
+            <w:pPr>
+              <w:pStyle w:val="Compact"/>
+            </w:pPr>
+            <w:r>
+              <w:t xml:space="preserve">Kecepatan pemuatan halaman di peramban</w:t>
+            </w:r>
+          </w:p>
+        </w:tc>
+        <w:tc>
+          <w:tcPr/>
+          <w:p>
+            <w:pPr>
+              <w:pStyle w:val="Compact"/>
+            </w:pPr>
+            <w:r>
+              <w:rPr>
+                <w:b/>
+                <w:bCs/>
+              </w:rPr>
+              <w:t xml:space="preserve">Pendukung</w:t>
+            </w:r>
+            <w:r>
+              <w:t xml:space="preserve"> </w:t>
+            </w:r>
+            <w:r>
+              <w:t xml:space="preserve">- memastikan sistem yang dibangun layak dipakai, yaitu memenuhi KNF-03</w:t>
+            </w:r>
+          </w:p>
+        </w:tc>
+      </w:tr>
+    </w:tbl>
+    <w:p>
+      <w:pPr>
+        <w:pStyle w:val="BodyText"/>
+      </w:pPr>
+      <w:r>
+        <w:t xml:space="preserve">Perbedaan kedudukan ini perlu disebutkan, karena keduanya menjawab hal yang</w:t>
+      </w:r>
+      <w:r>
+        <w:t xml:space="preserve"> </w:t>
+      </w:r>
+      <w:r>
+        <w:t xml:space="preserve">berbeda. Pengukuran Lighthouse tidak menjawab masalah administrasi manual; ia</w:t>
+      </w:r>
+      <w:r>
+        <w:t xml:space="preserve"> </w:t>
+      </w:r>
+      <w:r>
+        <w:t xml:space="preserve">memastikan bahwa halaman yang dibangun untuk menyelesaikan masalah tersebut cukup</w:t>
+      </w:r>
+      <w:r>
+        <w:t xml:space="preserve"> </w:t>
+      </w:r>
+      <w:r>
+        <w:t xml:space="preserve">cepat dimuat sehingga benar-benar dapat dipakai sehari-hari. Halaman dasbor yang</w:t>
+      </w:r>
+      <w:r>
+        <w:t xml:space="preserve"> </w:t>
+      </w:r>
+      <w:r>
+        <w:t xml:space="preserve">memuat delapan grafik, misalnya, tidak akan menyelesaikan masalah pemantauan bila</w:t>
+      </w:r>
+      <w:r>
+        <w:t xml:space="preserve"> </w:t>
+      </w:r>
+      <w:r>
+        <w:t xml:space="preserve">pemuatannya terlalu lambat untuk dibuka Kepala BPS. Dengan kata lain, Lighthouse</w:t>
+      </w:r>
+      <w:r>
+        <w:t xml:space="preserve"> </w:t>
+      </w:r>
+      <w:r>
+        <w:t xml:space="preserve">menguji</w:t>
+      </w:r>
+      <w:r>
+        <w:t xml:space="preserve"> </w:t>
+      </w:r>
+      <w:r>
+        <w:rPr>
+          <w:b/>
+          <w:bCs/>
+        </w:rPr>
+        <w:t xml:space="preserve">syarat</w:t>
+      </w:r>
+      <w:r>
+        <w:t xml:space="preserve"> </w:t>
+      </w:r>
+      <w:r>
+        <w:t xml:space="preserve">agar solusi dapat bekerja, sedangkan perbandingan waktu kerja</w:t>
+      </w:r>
+      <w:r>
+        <w:t xml:space="preserve"> </w:t>
+      </w:r>
+      <w:r>
+        <w:t xml:space="preserve">menguji</w:t>
+      </w:r>
+      <w:r>
+        <w:t xml:space="preserve"> </w:t>
+      </w:r>
+      <w:r>
+        <w:rPr>
+          <w:b/>
+          <w:bCs/>
+        </w:rPr>
+        <w:t xml:space="preserve">hasil</w:t>
+      </w:r>
+      <w:r>
+        <w:t xml:space="preserve"> </w:t>
+      </w:r>
+      <w:r>
+        <w:t xml:space="preserve">yang dijanjikan penelitian.</w:t>
+      </w:r>
+    </w:p>
+    <w:bookmarkStart w:id="11" w:name="Xd7385890e5d0b219b4231497fef80c1ca232d9e"/>
     <w:p>
       <w:pPr>
         <w:pStyle w:val="Heading4"/>
       </w:pPr>
       <w:r>
-        <w:t xml:space="preserve">5.2.3.1 Kecepatan Tampilan (Google Lighthouse)</w:t>
+        <w:t xml:space="preserve">5.2.3.1 Efisiensi Waktu Dibanding Cara Manual</w:t>
+      </w:r>
+    </w:p>
+    <w:p>
+      <w:pPr>
+        <w:pStyle w:val="FirstParagraph"/>
+      </w:pPr>
+      <w:r>
+        <w:t xml:space="preserve">Google Lighthouse hanya mengukur kecepatan pemuatan tampilan di peramban, sedangkan</w:t>
+      </w:r>
+      <w:r>
+        <w:t xml:space="preserve"> </w:t>
+      </w:r>
+      <w:r>
+        <w:t xml:space="preserve">manfaat utama sistem ini justru terletak pada pekerjaan administratif yang</w:t>
+      </w:r>
+      <w:r>
+        <w:t xml:space="preserve"> </w:t>
+      </w:r>
+      <w:r>
+        <w:t xml:space="preserve">sebelumnya dikerjakan manual: mengetik dan menomori SPK/BAST satu per satu,</w:t>
+      </w:r>
+      <w:r>
+        <w:t xml:space="preserve"> </w:t>
+      </w:r>
+      <w:r>
+        <w:t xml:space="preserve">mencocokkan batas honor SBML antar-spreadsheet, mencari mitra di suatu wilayah,</w:t>
+      </w:r>
+      <w:r>
+        <w:t xml:space="preserve"> </w:t>
+      </w:r>
+      <w:r>
+        <w:t xml:space="preserve">dan menghitung peringkat triwulan. Pengujian ini membandingkan lama waktu</w:t>
+      </w:r>
+      <w:r>
+        <w:t xml:space="preserve"> </w:t>
+      </w:r>
+      <w:r>
+        <w:t xml:space="preserve">pengerjaan cara lama dengan cara baru, agar efisiensi yang diklaim pada Bab I</w:t>
+      </w:r>
+      <w:r>
+        <w:t xml:space="preserve"> </w:t>
+      </w:r>
+      <w:r>
+        <w:t xml:space="preserve">dan Bab IV dapat ditunjukkan dengan angka, bukan hanya diasumsikan dari fitur</w:t>
+      </w:r>
+      <w:r>
+        <w:t xml:space="preserve"> </w:t>
+      </w:r>
+      <w:r>
+        <w:t xml:space="preserve">yang tersedia.</w:t>
+      </w:r>
+    </w:p>
+    <w:p>
+      <w:pPr>
+        <w:pStyle w:val="BodyText"/>
+      </w:pPr>
+      <w:r>
+        <w:rPr>
+          <w:b/>
+          <w:bCs/>
+        </w:rPr>
+        <w:t xml:space="preserve">Cara memperoleh dua angka pembanding:</w:t>
+      </w:r>
+    </w:p>
+    <w:p>
+      <w:pPr>
+        <w:pStyle w:val="Compact"/>
+        <w:numPr>
+          <w:ilvl w:val="0"/>
+          <w:numId w:val="1002"/>
+        </w:numPr>
+      </w:pPr>
+      <w:r>
+        <w:rPr>
+          <w:b/>
+          <w:bCs/>
+        </w:rPr>
+        <w:t xml:space="preserve">Kolom "Cara Lama"</w:t>
+      </w:r>
+      <w:r>
+        <w:t xml:space="preserve"> </w:t>
+      </w:r>
+      <w:r>
+        <w:t xml:space="preserve">diisi dari perkiraan pegawai yang pernah mengerjakannya</w:t>
+      </w:r>
+      <w:r>
+        <w:t xml:space="preserve"> </w:t>
+      </w:r>
+      <w:r>
+        <w:t xml:space="preserve">secara manual, ditanyakan saat wawancara analisis kebutuhan (subbab 4.1.1) atau</w:t>
+      </w:r>
+      <w:r>
+        <w:t xml:space="preserve"> </w:t>
+      </w:r>
+      <w:r>
+        <w:t xml:space="preserve">wawancara terpisah. Tuliskan sebagai perkiraan (</w:t>
+      </w:r>
+      <w:r>
+        <w:rPr>
+          <w:i/>
+          <w:iCs/>
+        </w:rPr>
+        <w:t xml:space="preserve">estimasi</w:t>
+      </w:r>
+      <w:r>
+        <w:t xml:space="preserve">), bukan hasil ukur,</w:t>
+      </w:r>
+      <w:r>
+        <w:t xml:space="preserve"> </w:t>
+      </w:r>
+      <w:r>
+        <w:t xml:space="preserve">karena cara lama sudah tidak dipakai lagi sehingga tidak dapat diukur ulang.</w:t>
+      </w:r>
+      <w:r>
+        <w:t xml:space="preserve"> </w:t>
+      </w:r>
+      <w:r>
+        <w:t xml:space="preserve">Contoh pertanyaan: "Biasanya berapa lama waktu yang dibutuhkan untuk membuat</w:t>
+      </w:r>
+      <w:r>
+        <w:t xml:space="preserve"> </w:t>
+      </w:r>
+      <w:r>
+        <w:t xml:space="preserve">10 SPK dengan cara diketik manual?"</w:t>
+      </w:r>
+    </w:p>
+    <w:p>
+      <w:pPr>
+        <w:pStyle w:val="Compact"/>
+        <w:numPr>
+          <w:ilvl w:val="0"/>
+          <w:numId w:val="1002"/>
+        </w:numPr>
+      </w:pPr>
+      <w:r>
+        <w:rPr>
+          <w:b/>
+          <w:bCs/>
+        </w:rPr>
+        <w:t xml:space="preserve">Kolom "Cara Baru"</w:t>
+      </w:r>
+      <w:r>
+        <w:t xml:space="preserve"> </w:t>
+      </w:r>
+      <w:r>
+        <w:t xml:space="preserve">diukur langsung memakai jam saat menjalankan skenario yang</w:t>
+      </w:r>
+      <w:r>
+        <w:t xml:space="preserve"> </w:t>
+      </w:r>
+      <w:r>
+        <w:t xml:space="preserve">sama pada aplikasi, dan dapat memakai data pengujian</w:t>
+      </w:r>
+      <w:r>
+        <w:t xml:space="preserve"> </w:t>
+      </w:r>
+      <w:r>
+        <w:rPr>
+          <w:i/>
+          <w:iCs/>
+        </w:rPr>
+        <w:t xml:space="preserve">black box</w:t>
+      </w:r>
+      <w:r>
+        <w:t xml:space="preserve"> </w:t>
+      </w:r>
+      <w:r>
+        <w:t xml:space="preserve">yang sudah ada</w:t>
+      </w:r>
+      <w:r>
+        <w:t xml:space="preserve"> </w:t>
+      </w:r>
+      <w:r>
+        <w:t xml:space="preserve">(BB-32 s.d. BB-38 untuk SPK/BAST, BB-19 s.d. BB-22 untuk SBML, BB-46/BB-47 untuk</w:t>
+      </w:r>
+      <w:r>
+        <w:t xml:space="preserve"> </w:t>
+      </w:r>
+      <w:r>
+        <w:t xml:space="preserve">pemilihan mitra, BB-42/BB-43 untuk peringkat triwulan) tanpa mengulang dari nol.</w:t>
+      </w:r>
+    </w:p>
+    <w:p>
+      <w:pPr>
+        <w:pStyle w:val="FirstParagraph"/>
+      </w:pPr>
+      <w:r>
+        <w:rPr>
+          <w:b/>
+          <w:bCs/>
+        </w:rPr>
+        <w:t xml:space="preserve">Tabel …: Perbandingan Waktu Pengerjaan Cara Lama dan Cara Baru</w:t>
+      </w:r>
+    </w:p>
+    <w:tbl>
+      <w:tblPr>
+        <w:tblStyle w:val="Table"/>
+        <w:tblW w:type="auto" w:w="0"/>
+        <w:tblLook w:firstRow="1" w:lastRow="0" w:firstColumn="0" w:lastColumn="0" w:noHBand="0" w:noVBand="0" w:val="0020"/>
+      </w:tblPr>
+      <w:tblGrid>
+        <w:gridCol w:w="1131"/>
+        <w:gridCol w:w="1131"/>
+        <w:gridCol w:w="1131"/>
+        <w:gridCol w:w="1131"/>
+        <w:gridCol w:w="1131"/>
+        <w:gridCol w:w="1131"/>
+        <w:gridCol w:w="1131"/>
+      </w:tblGrid>
+      <w:tr>
+        <w:trPr>
+          <w:tblHeader w:val="on"/>
+        </w:trPr>
+        <w:tc>
+          <w:tcPr/>
+          <w:p>
+            <w:pPr>
+              <w:pStyle w:val="Compact"/>
+            </w:pPr>
+            <w:r>
+              <w:t xml:space="preserve">No</w:t>
+            </w:r>
+          </w:p>
+        </w:tc>
+        <w:tc>
+          <w:tcPr/>
+          <w:p>
+            <w:pPr>
+              <w:pStyle w:val="Compact"/>
+            </w:pPr>
+            <w:r>
+              <w:t xml:space="preserve">Aktivitas</w:t>
+            </w:r>
+          </w:p>
+        </w:tc>
+        <w:tc>
+          <w:tcPr/>
+          <w:p>
+            <w:pPr>
+              <w:pStyle w:val="Compact"/>
+            </w:pPr>
+            <w:r>
+              <w:t xml:space="preserve">Terkait Masalah</w:t>
+            </w:r>
+          </w:p>
+        </w:tc>
+        <w:tc>
+          <w:tcPr/>
+          <w:p>
+            <w:pPr>
+              <w:pStyle w:val="Compact"/>
+            </w:pPr>
+            <w:r>
+              <w:t xml:space="preserve">Jumlah Data</w:t>
+            </w:r>
+          </w:p>
+        </w:tc>
+        <w:tc>
+          <w:tcPr/>
+          <w:p>
+            <w:pPr>
+              <w:pStyle w:val="Compact"/>
+            </w:pPr>
+            <w:r>
+              <w:t xml:space="preserve">Cara Lama (estimasi)</w:t>
+            </w:r>
+          </w:p>
+        </w:tc>
+        <w:tc>
+          <w:tcPr/>
+          <w:p>
+            <w:pPr>
+              <w:pStyle w:val="Compact"/>
+            </w:pPr>
+            <w:r>
+              <w:t xml:space="preserve">Cara Baru (aplikasi)</w:t>
+            </w:r>
+          </w:p>
+        </w:tc>
+        <w:tc>
+          <w:tcPr/>
+          <w:p>
+            <w:pPr>
+              <w:pStyle w:val="Compact"/>
+            </w:pPr>
+            <w:r>
+              <w:t xml:space="preserve">Penghematan Waktu</w:t>
+            </w:r>
+          </w:p>
+        </w:tc>
+      </w:tr>
+      <w:tr>
+        <w:tc>
+          <w:tcPr/>
+          <w:p>
+            <w:pPr>
+              <w:pStyle w:val="Compact"/>
+            </w:pPr>
+            <w:r>
+              <w:t xml:space="preserve">1</w:t>
+            </w:r>
+          </w:p>
+        </w:tc>
+        <w:tc>
+          <w:tcPr/>
+          <w:p>
+            <w:pPr>
+              <w:pStyle w:val="Compact"/>
+            </w:pPr>
+            <w:r>
+              <w:t xml:space="preserve">Membuat dan menomori SPK</w:t>
+            </w:r>
+          </w:p>
+        </w:tc>
+        <w:tc>
+          <w:tcPr/>
+          <w:p>
+            <w:pPr>
+              <w:pStyle w:val="Compact"/>
+            </w:pPr>
+            <w:r>
+              <w:t xml:space="preserve">M1.a</w:t>
+            </w:r>
+          </w:p>
+        </w:tc>
+        <w:tc>
+          <w:tcPr/>
+          <w:p>
+            <w:pPr>
+              <w:pStyle w:val="Compact"/>
+            </w:pPr>
+            <w:r>
+              <w:t xml:space="preserve">10 mitra</w:t>
+            </w:r>
+          </w:p>
+        </w:tc>
+        <w:tc>
+          <w:tcPr/>
+          <w:p>
+            <w:pPr>
+              <w:pStyle w:val="Compact"/>
+            </w:pPr>
+            <w:r>
+              <w:t xml:space="preserve">… menit</w:t>
+            </w:r>
+          </w:p>
+        </w:tc>
+        <w:tc>
+          <w:tcPr/>
+          <w:p>
+            <w:pPr>
+              <w:pStyle w:val="Compact"/>
+            </w:pPr>
+            <w:r>
+              <w:t xml:space="preserve">… menit</w:t>
+            </w:r>
+          </w:p>
+        </w:tc>
+        <w:tc>
+          <w:tcPr/>
+          <w:p>
+            <w:pPr>
+              <w:pStyle w:val="Compact"/>
+            </w:pPr>
+            <w:r>
+              <w:t xml:space="preserve">…%</w:t>
+            </w:r>
+          </w:p>
+        </w:tc>
+      </w:tr>
+      <w:tr>
+        <w:tc>
+          <w:tcPr/>
+          <w:p>
+            <w:pPr>
+              <w:pStyle w:val="Compact"/>
+            </w:pPr>
+            <w:r>
+              <w:t xml:space="preserve">2</w:t>
+            </w:r>
+          </w:p>
+        </w:tc>
+        <w:tc>
+          <w:tcPr/>
+          <w:p>
+            <w:pPr>
+              <w:pStyle w:val="Compact"/>
+            </w:pPr>
+            <w:r>
+              <w:t xml:space="preserve">Membuat dan menomori BAST</w:t>
+            </w:r>
+          </w:p>
+        </w:tc>
+        <w:tc>
+          <w:tcPr/>
+          <w:p>
+            <w:pPr>
+              <w:pStyle w:val="Compact"/>
+            </w:pPr>
+            <w:r>
+              <w:t xml:space="preserve">M1.a</w:t>
+            </w:r>
+          </w:p>
+        </w:tc>
+        <w:tc>
+          <w:tcPr/>
+          <w:p>
+            <w:pPr>
+              <w:pStyle w:val="Compact"/>
+            </w:pPr>
+            <w:r>
+              <w:t xml:space="preserve">10 mitra</w:t>
+            </w:r>
+          </w:p>
+        </w:tc>
+        <w:tc>
+          <w:tcPr/>
+          <w:p>
+            <w:pPr>
+              <w:pStyle w:val="Compact"/>
+            </w:pPr>
+            <w:r>
+              <w:t xml:space="preserve">… menit</w:t>
+            </w:r>
+          </w:p>
+        </w:tc>
+        <w:tc>
+          <w:tcPr/>
+          <w:p>
+            <w:pPr>
+              <w:pStyle w:val="Compact"/>
+            </w:pPr>
+            <w:r>
+              <w:t xml:space="preserve">… menit</w:t>
+            </w:r>
+          </w:p>
+        </w:tc>
+        <w:tc>
+          <w:tcPr/>
+          <w:p>
+            <w:pPr>
+              <w:pStyle w:val="Compact"/>
+            </w:pPr>
+            <w:r>
+              <w:t xml:space="preserve">…%</w:t>
+            </w:r>
+          </w:p>
+        </w:tc>
+      </w:tr>
+      <w:tr>
+        <w:tc>
+          <w:tcPr/>
+          <w:p>
+            <w:pPr>
+              <w:pStyle w:val="Compact"/>
+            </w:pPr>
+            <w:r>
+              <w:t xml:space="preserve">3</w:t>
+            </w:r>
+          </w:p>
+        </w:tc>
+        <w:tc>
+          <w:tcPr/>
+          <w:p>
+            <w:pPr>
+              <w:pStyle w:val="Compact"/>
+            </w:pPr>
+            <w:r>
+              <w:t xml:space="preserve">Mengecek batas honor SBML seluruh mitra dalam satu bulan</w:t>
+            </w:r>
+          </w:p>
+        </w:tc>
+        <w:tc>
+          <w:tcPr/>
+          <w:p>
+            <w:pPr>
+              <w:pStyle w:val="Compact"/>
+            </w:pPr>
+            <w:r>
+              <w:t xml:space="preserve">M1.b</w:t>
+            </w:r>
+          </w:p>
+        </w:tc>
+        <w:tc>
+          <w:tcPr/>
+          <w:p>
+            <w:pPr>
+              <w:pStyle w:val="Compact"/>
+            </w:pPr>
+            <w:r>
+              <w:t xml:space="preserve">20 mitra</w:t>
+            </w:r>
+          </w:p>
+        </w:tc>
+        <w:tc>
+          <w:tcPr/>
+          <w:p>
+            <w:pPr>
+              <w:pStyle w:val="Compact"/>
+            </w:pPr>
+            <w:r>
+              <w:t xml:space="preserve">… menit</w:t>
+            </w:r>
+          </w:p>
+        </w:tc>
+        <w:tc>
+          <w:tcPr/>
+          <w:p>
+            <w:pPr>
+              <w:pStyle w:val="Compact"/>
+            </w:pPr>
+            <w:r>
+              <w:t xml:space="preserve">… menit</w:t>
+            </w:r>
+          </w:p>
+        </w:tc>
+        <w:tc>
+          <w:tcPr/>
+          <w:p>
+            <w:pPr>
+              <w:pStyle w:val="Compact"/>
+            </w:pPr>
+            <w:r>
+              <w:t xml:space="preserve">…%</w:t>
+            </w:r>
+          </w:p>
+        </w:tc>
+      </w:tr>
+      <w:tr>
+        <w:tc>
+          <w:tcPr/>
+          <w:p>
+            <w:pPr>
+              <w:pStyle w:val="Compact"/>
+            </w:pPr>
+            <w:r>
+              <w:t xml:space="preserve">4</w:t>
+            </w:r>
+          </w:p>
+        </w:tc>
+        <w:tc>
+          <w:tcPr/>
+          <w:p>
+            <w:pPr>
+              <w:pStyle w:val="Compact"/>
+            </w:pPr>
+            <w:r>
+              <w:t xml:space="preserve">Mencari mitra di satu kecamatan tertentu</w:t>
+            </w:r>
+          </w:p>
+        </w:tc>
+        <w:tc>
+          <w:tcPr/>
+          <w:p>
+            <w:pPr>
+              <w:pStyle w:val="Compact"/>
+            </w:pPr>
+            <w:r>
+              <w:t xml:space="preserve">M1.c</w:t>
+            </w:r>
+          </w:p>
+        </w:tc>
+        <w:tc>
+          <w:tcPr/>
+          <w:p>
+            <w:pPr>
+              <w:pStyle w:val="Compact"/>
+            </w:pPr>
+            <w:r>
+              <w:t xml:space="preserve">50 mitra terdaftar</w:t>
+            </w:r>
+          </w:p>
+        </w:tc>
+        <w:tc>
+          <w:tcPr/>
+          <w:p>
+            <w:pPr>
+              <w:pStyle w:val="Compact"/>
+            </w:pPr>
+            <w:r>
+              <w:t xml:space="preserve">… menit</w:t>
+            </w:r>
+          </w:p>
+        </w:tc>
+        <w:tc>
+          <w:tcPr/>
+          <w:p>
+            <w:pPr>
+              <w:pStyle w:val="Compact"/>
+            </w:pPr>
+            <w:r>
+              <w:t xml:space="preserve">… detik</w:t>
+            </w:r>
+          </w:p>
+        </w:tc>
+        <w:tc>
+          <w:tcPr/>
+          <w:p>
+            <w:pPr>
+              <w:pStyle w:val="Compact"/>
+            </w:pPr>
+            <w:r>
+              <w:t xml:space="preserve">…%</w:t>
+            </w:r>
+          </w:p>
+        </w:tc>
+      </w:tr>
+      <w:tr>
+        <w:tc>
+          <w:tcPr/>
+          <w:p>
+            <w:pPr>
+              <w:pStyle w:val="Compact"/>
+            </w:pPr>
+            <w:r>
+              <w:t xml:space="preserve">5</w:t>
+            </w:r>
+          </w:p>
+        </w:tc>
+        <w:tc>
+          <w:tcPr/>
+          <w:p>
+            <w:pPr>
+              <w:pStyle w:val="Compact"/>
+            </w:pPr>
+            <w:r>
+              <w:t xml:space="preserve">Menghitung peringkat mitra satu triwulan</w:t>
+            </w:r>
+          </w:p>
+        </w:tc>
+        <w:tc>
+          <w:tcPr/>
+          <w:p>
+            <w:pPr>
+              <w:pStyle w:val="Compact"/>
+            </w:pPr>
+            <w:r>
+              <w:t xml:space="preserve">M2.c</w:t>
+            </w:r>
+          </w:p>
+        </w:tc>
+        <w:tc>
+          <w:tcPr/>
+          <w:p>
+            <w:pPr>
+              <w:pStyle w:val="Compact"/>
+            </w:pPr>
+            <w:r>
+              <w:t xml:space="preserve">15 mitra</w:t>
+            </w:r>
+          </w:p>
+        </w:tc>
+        <w:tc>
+          <w:tcPr/>
+          <w:p>
+            <w:pPr>
+              <w:pStyle w:val="Compact"/>
+            </w:pPr>
+            <w:r>
+              <w:t xml:space="preserve">… menit</w:t>
+            </w:r>
+          </w:p>
+        </w:tc>
+        <w:tc>
+          <w:tcPr/>
+          <w:p>
+            <w:pPr>
+              <w:pStyle w:val="Compact"/>
+            </w:pPr>
+            <w:r>
+              <w:t xml:space="preserve">… detik</w:t>
+            </w:r>
+          </w:p>
+        </w:tc>
+        <w:tc>
+          <w:tcPr/>
+          <w:p>
+            <w:pPr>
+              <w:pStyle w:val="Compact"/>
+            </w:pPr>
+            <w:r>
+              <w:t xml:space="preserve">…%</w:t>
+            </w:r>
+          </w:p>
+        </w:tc>
+      </w:tr>
+    </w:tbl>
+    <w:p>
+      <w:pPr>
+        <w:pStyle w:val="BodyText"/>
+      </w:pPr>
+      <w:r>
+        <w:rPr>
+          <w:i/>
+          <w:iCs/>
+        </w:rPr>
+        <w:t xml:space="preserve">(Kalimat penutup, sesuaikan dengan hasil sebenarnya:)</w:t>
+      </w:r>
+      <w:r>
+        <w:t xml:space="preserve"> </w:t>
+      </w:r>
+      <w:r>
+        <w:t xml:space="preserve">Secara rata-rata, kelima</w:t>
+      </w:r>
+      <w:r>
+        <w:t xml:space="preserve"> </w:t>
+      </w:r>
+      <w:r>
+        <w:t xml:space="preserve">aktivitas administratif di atas mengalami penghematan waktu sebesar …%. Penghematan</w:t>
+      </w:r>
+      <w:r>
+        <w:t xml:space="preserve"> </w:t>
+      </w:r>
+      <w:r>
+        <w:t xml:space="preserve">paling besar terjadi pada …, karena sebelumnya harus …, sedangkan pada aplikasi</w:t>
+      </w:r>
+      <w:r>
+        <w:t xml:space="preserve"> </w:t>
+      </w:r>
+      <w:r>
+        <w:t xml:space="preserve">cukup …. Hasil ini menjadi bukti kuantitatif bahwa tujuan khusus 1 dan 2, yaitu</w:t>
+      </w:r>
+      <w:r>
+        <w:t xml:space="preserve"> </w:t>
+      </w:r>
+      <w:r>
+        <w:t xml:space="preserve">membangun fitur yang menggantikan pekerjaan administratif manual, tercapai.</w:t>
+      </w:r>
+    </w:p>
+    <w:bookmarkEnd w:id="11"/>
+    <w:bookmarkStart w:id="12" w:name="X4ac4d7be7c7bbac4c5cd52043aad5dbb23531f5"/>
+    <w:p>
+      <w:pPr>
+        <w:pStyle w:val="Heading4"/>
+      </w:pPr>
+      <w:r>
+        <w:t xml:space="preserve">5.2.3.2 Kecepatan Tampilan (Google Lighthouse)</w:t>
       </w:r>
     </w:p>
     <w:p>
@@ -7413,743 +8448,6 @@
         <w:t xml:space="preserve">pustaka besar hanya saat dibutuhkan.</w:t>
       </w:r>
     </w:p>
-    <w:bookmarkEnd w:id="11"/>
-    <w:bookmarkStart w:id="12" w:name="X6726a2c670157907a837ca69ee0aa82b4166a70"/>
-    <w:p>
-      <w:pPr>
-        <w:pStyle w:val="Heading4"/>
-      </w:pPr>
-      <w:r>
-        <w:t xml:space="preserve">5.2.3.2 Efisiensi Waktu Dibanding Cara Manual</w:t>
-      </w:r>
-    </w:p>
-    <w:p>
-      <w:pPr>
-        <w:pStyle w:val="FirstParagraph"/>
-      </w:pPr>
-      <w:r>
-        <w:t xml:space="preserve">Google Lighthouse hanya mengukur kecepatan pemuatan tampilan di peramban, sedangkan</w:t>
-      </w:r>
-      <w:r>
-        <w:t xml:space="preserve"> </w:t>
-      </w:r>
-      <w:r>
-        <w:t xml:space="preserve">manfaat utama sistem ini justru terletak pada pekerjaan administratif yang</w:t>
-      </w:r>
-      <w:r>
-        <w:t xml:space="preserve"> </w:t>
-      </w:r>
-      <w:r>
-        <w:t xml:space="preserve">sebelumnya dikerjakan manual: mengetik dan menomori SPK/BAST satu per satu,</w:t>
-      </w:r>
-      <w:r>
-        <w:t xml:space="preserve"> </w:t>
-      </w:r>
-      <w:r>
-        <w:t xml:space="preserve">mencocokkan batas honor SBML antar-spreadsheet, mencari mitra di suatu wilayah,</w:t>
-      </w:r>
-      <w:r>
-        <w:t xml:space="preserve"> </w:t>
-      </w:r>
-      <w:r>
-        <w:t xml:space="preserve">dan menghitung peringkat triwulan. Pengujian ini membandingkan lama waktu</w:t>
-      </w:r>
-      <w:r>
-        <w:t xml:space="preserve"> </w:t>
-      </w:r>
-      <w:r>
-        <w:t xml:space="preserve">pengerjaan cara lama dengan cara baru, agar efisiensi yang diklaim pada Bab I</w:t>
-      </w:r>
-      <w:r>
-        <w:t xml:space="preserve"> </w:t>
-      </w:r>
-      <w:r>
-        <w:t xml:space="preserve">dan Bab IV dapat ditunjukkan dengan angka, bukan hanya diasumsikan dari fitur</w:t>
-      </w:r>
-      <w:r>
-        <w:t xml:space="preserve"> </w:t>
-      </w:r>
-      <w:r>
-        <w:t xml:space="preserve">yang tersedia.</w:t>
-      </w:r>
-    </w:p>
-    <w:p>
-      <w:pPr>
-        <w:pStyle w:val="BodyText"/>
-      </w:pPr>
-      <w:r>
-        <w:rPr>
-          <w:b/>
-          <w:bCs/>
-        </w:rPr>
-        <w:t xml:space="preserve">Cara memperoleh dua angka pembanding:</w:t>
-      </w:r>
-    </w:p>
-    <w:p>
-      <w:pPr>
-        <w:pStyle w:val="Compact"/>
-        <w:numPr>
-          <w:ilvl w:val="0"/>
-          <w:numId w:val="1002"/>
-        </w:numPr>
-      </w:pPr>
-      <w:r>
-        <w:rPr>
-          <w:b/>
-          <w:bCs/>
-        </w:rPr>
-        <w:t xml:space="preserve">Kolom "Cara Lama"</w:t>
-      </w:r>
-      <w:r>
-        <w:t xml:space="preserve"> </w:t>
-      </w:r>
-      <w:r>
-        <w:t xml:space="preserve">diisi dari perkiraan pegawai yang pernah mengerjakannya</w:t>
-      </w:r>
-      <w:r>
-        <w:t xml:space="preserve"> </w:t>
-      </w:r>
-      <w:r>
-        <w:t xml:space="preserve">secara manual, ditanyakan saat wawancara analisis kebutuhan (subbab 4.1.1) atau</w:t>
-      </w:r>
-      <w:r>
-        <w:t xml:space="preserve"> </w:t>
-      </w:r>
-      <w:r>
-        <w:t xml:space="preserve">wawancara terpisah. Tuliskan sebagai perkiraan (</w:t>
-      </w:r>
-      <w:r>
-        <w:rPr>
-          <w:i/>
-          <w:iCs/>
-        </w:rPr>
-        <w:t xml:space="preserve">estimasi</w:t>
-      </w:r>
-      <w:r>
-        <w:t xml:space="preserve">), bukan hasil ukur,</w:t>
-      </w:r>
-      <w:r>
-        <w:t xml:space="preserve"> </w:t>
-      </w:r>
-      <w:r>
-        <w:t xml:space="preserve">karena cara lama sudah tidak dipakai lagi sehingga tidak dapat diukur ulang.</w:t>
-      </w:r>
-      <w:r>
-        <w:t xml:space="preserve"> </w:t>
-      </w:r>
-      <w:r>
-        <w:t xml:space="preserve">Contoh pertanyaan: "Biasanya berapa lama waktu yang dibutuhkan untuk membuat</w:t>
-      </w:r>
-      <w:r>
-        <w:t xml:space="preserve"> </w:t>
-      </w:r>
-      <w:r>
-        <w:t xml:space="preserve">10 SPK dengan cara diketik manual?"</w:t>
-      </w:r>
-    </w:p>
-    <w:p>
-      <w:pPr>
-        <w:pStyle w:val="Compact"/>
-        <w:numPr>
-          <w:ilvl w:val="0"/>
-          <w:numId w:val="1002"/>
-        </w:numPr>
-      </w:pPr>
-      <w:r>
-        <w:rPr>
-          <w:b/>
-          <w:bCs/>
-        </w:rPr>
-        <w:t xml:space="preserve">Kolom "Cara Baru"</w:t>
-      </w:r>
-      <w:r>
-        <w:t xml:space="preserve"> </w:t>
-      </w:r>
-      <w:r>
-        <w:t xml:space="preserve">diukur langsung memakai jam saat menjalankan skenario yang</w:t>
-      </w:r>
-      <w:r>
-        <w:t xml:space="preserve"> </w:t>
-      </w:r>
-      <w:r>
-        <w:t xml:space="preserve">sama pada aplikasi, dan dapat memakai data pengujian</w:t>
-      </w:r>
-      <w:r>
-        <w:t xml:space="preserve"> </w:t>
-      </w:r>
-      <w:r>
-        <w:rPr>
-          <w:i/>
-          <w:iCs/>
-        </w:rPr>
-        <w:t xml:space="preserve">black box</w:t>
-      </w:r>
-      <w:r>
-        <w:t xml:space="preserve"> </w:t>
-      </w:r>
-      <w:r>
-        <w:t xml:space="preserve">yang sudah ada</w:t>
-      </w:r>
-      <w:r>
-        <w:t xml:space="preserve"> </w:t>
-      </w:r>
-      <w:r>
-        <w:t xml:space="preserve">(BB-32 s.d. BB-38 untuk SPK/BAST, BB-19 s.d. BB-22 untuk SBM, BB-46/BB-47 untuk</w:t>
-      </w:r>
-      <w:r>
-        <w:t xml:space="preserve"> </w:t>
-      </w:r>
-      <w:r>
-        <w:t xml:space="preserve">pemilihan mitra, BB-42/BB-43 untuk peringkat triwulan) tanpa mengulang dari nol.</w:t>
-      </w:r>
-    </w:p>
-    <w:p>
-      <w:pPr>
-        <w:pStyle w:val="FirstParagraph"/>
-      </w:pPr>
-      <w:r>
-        <w:rPr>
-          <w:b/>
-          <w:bCs/>
-        </w:rPr>
-        <w:t xml:space="preserve">Tabel …: Perbandingan Waktu Pengerjaan Cara Lama dan Cara Baru</w:t>
-      </w:r>
-    </w:p>
-    <w:tbl>
-      <w:tblPr>
-        <w:tblStyle w:val="Table"/>
-        <w:tblW w:type="auto" w:w="0"/>
-        <w:tblLook w:firstRow="1" w:lastRow="0" w:firstColumn="0" w:lastColumn="0" w:noHBand="0" w:noVBand="0" w:val="0020"/>
-      </w:tblPr>
-      <w:tblGrid>
-        <w:gridCol w:w="1131"/>
-        <w:gridCol w:w="1131"/>
-        <w:gridCol w:w="1131"/>
-        <w:gridCol w:w="1131"/>
-        <w:gridCol w:w="1131"/>
-        <w:gridCol w:w="1131"/>
-        <w:gridCol w:w="1131"/>
-      </w:tblGrid>
-      <w:tr>
-        <w:trPr>
-          <w:tblHeader w:val="on"/>
-        </w:trPr>
-        <w:tc>
-          <w:tcPr/>
-          <w:p>
-            <w:pPr>
-              <w:pStyle w:val="Compact"/>
-            </w:pPr>
-            <w:r>
-              <w:t xml:space="preserve">No</w:t>
-            </w:r>
-          </w:p>
-        </w:tc>
-        <w:tc>
-          <w:tcPr/>
-          <w:p>
-            <w:pPr>
-              <w:pStyle w:val="Compact"/>
-            </w:pPr>
-            <w:r>
-              <w:t xml:space="preserve">Aktivitas</w:t>
-            </w:r>
-          </w:p>
-        </w:tc>
-        <w:tc>
-          <w:tcPr/>
-          <w:p>
-            <w:pPr>
-              <w:pStyle w:val="Compact"/>
-            </w:pPr>
-            <w:r>
-              <w:t xml:space="preserve">Terkait Masalah</w:t>
-            </w:r>
-          </w:p>
-        </w:tc>
-        <w:tc>
-          <w:tcPr/>
-          <w:p>
-            <w:pPr>
-              <w:pStyle w:val="Compact"/>
-            </w:pPr>
-            <w:r>
-              <w:t xml:space="preserve">Jumlah Data</w:t>
-            </w:r>
-          </w:p>
-        </w:tc>
-        <w:tc>
-          <w:tcPr/>
-          <w:p>
-            <w:pPr>
-              <w:pStyle w:val="Compact"/>
-            </w:pPr>
-            <w:r>
-              <w:t xml:space="preserve">Cara Lama (estimasi)</w:t>
-            </w:r>
-          </w:p>
-        </w:tc>
-        <w:tc>
-          <w:tcPr/>
-          <w:p>
-            <w:pPr>
-              <w:pStyle w:val="Compact"/>
-            </w:pPr>
-            <w:r>
-              <w:t xml:space="preserve">Cara Baru (aplikasi)</w:t>
-            </w:r>
-          </w:p>
-        </w:tc>
-        <w:tc>
-          <w:tcPr/>
-          <w:p>
-            <w:pPr>
-              <w:pStyle w:val="Compact"/>
-            </w:pPr>
-            <w:r>
-              <w:t xml:space="preserve">Penghematan Waktu</w:t>
-            </w:r>
-          </w:p>
-        </w:tc>
-      </w:tr>
-      <w:tr>
-        <w:tc>
-          <w:tcPr/>
-          <w:p>
-            <w:pPr>
-              <w:pStyle w:val="Compact"/>
-            </w:pPr>
-            <w:r>
-              <w:t xml:space="preserve">1</w:t>
-            </w:r>
-          </w:p>
-        </w:tc>
-        <w:tc>
-          <w:tcPr/>
-          <w:p>
-            <w:pPr>
-              <w:pStyle w:val="Compact"/>
-            </w:pPr>
-            <w:r>
-              <w:t xml:space="preserve">Membuat dan menomori SPK</w:t>
-            </w:r>
-          </w:p>
-        </w:tc>
-        <w:tc>
-          <w:tcPr/>
-          <w:p>
-            <w:pPr>
-              <w:pStyle w:val="Compact"/>
-            </w:pPr>
-            <w:r>
-              <w:t xml:space="preserve">M1.a</w:t>
-            </w:r>
-          </w:p>
-        </w:tc>
-        <w:tc>
-          <w:tcPr/>
-          <w:p>
-            <w:pPr>
-              <w:pStyle w:val="Compact"/>
-            </w:pPr>
-            <w:r>
-              <w:t xml:space="preserve">10 mitra</w:t>
-            </w:r>
-          </w:p>
-        </w:tc>
-        <w:tc>
-          <w:tcPr/>
-          <w:p>
-            <w:pPr>
-              <w:pStyle w:val="Compact"/>
-            </w:pPr>
-            <w:r>
-              <w:t xml:space="preserve">… menit</w:t>
-            </w:r>
-          </w:p>
-        </w:tc>
-        <w:tc>
-          <w:tcPr/>
-          <w:p>
-            <w:pPr>
-              <w:pStyle w:val="Compact"/>
-            </w:pPr>
-            <w:r>
-              <w:t xml:space="preserve">… menit</w:t>
-            </w:r>
-          </w:p>
-        </w:tc>
-        <w:tc>
-          <w:tcPr/>
-          <w:p>
-            <w:pPr>
-              <w:pStyle w:val="Compact"/>
-            </w:pPr>
-            <w:r>
-              <w:t xml:space="preserve">…%</w:t>
-            </w:r>
-          </w:p>
-        </w:tc>
-      </w:tr>
-      <w:tr>
-        <w:tc>
-          <w:tcPr/>
-          <w:p>
-            <w:pPr>
-              <w:pStyle w:val="Compact"/>
-            </w:pPr>
-            <w:r>
-              <w:t xml:space="preserve">2</w:t>
-            </w:r>
-          </w:p>
-        </w:tc>
-        <w:tc>
-          <w:tcPr/>
-          <w:p>
-            <w:pPr>
-              <w:pStyle w:val="Compact"/>
-            </w:pPr>
-            <w:r>
-              <w:t xml:space="preserve">Membuat dan menomori BAST</w:t>
-            </w:r>
-          </w:p>
-        </w:tc>
-        <w:tc>
-          <w:tcPr/>
-          <w:p>
-            <w:pPr>
-              <w:pStyle w:val="Compact"/>
-            </w:pPr>
-            <w:r>
-              <w:t xml:space="preserve">M1.a</w:t>
-            </w:r>
-          </w:p>
-        </w:tc>
-        <w:tc>
-          <w:tcPr/>
-          <w:p>
-            <w:pPr>
-              <w:pStyle w:val="Compact"/>
-            </w:pPr>
-            <w:r>
-              <w:t xml:space="preserve">10 mitra</w:t>
-            </w:r>
-          </w:p>
-        </w:tc>
-        <w:tc>
-          <w:tcPr/>
-          <w:p>
-            <w:pPr>
-              <w:pStyle w:val="Compact"/>
-            </w:pPr>
-            <w:r>
-              <w:t xml:space="preserve">… menit</w:t>
-            </w:r>
-          </w:p>
-        </w:tc>
-        <w:tc>
-          <w:tcPr/>
-          <w:p>
-            <w:pPr>
-              <w:pStyle w:val="Compact"/>
-            </w:pPr>
-            <w:r>
-              <w:t xml:space="preserve">… menit</w:t>
-            </w:r>
-          </w:p>
-        </w:tc>
-        <w:tc>
-          <w:tcPr/>
-          <w:p>
-            <w:pPr>
-              <w:pStyle w:val="Compact"/>
-            </w:pPr>
-            <w:r>
-              <w:t xml:space="preserve">…%</w:t>
-            </w:r>
-          </w:p>
-        </w:tc>
-      </w:tr>
-      <w:tr>
-        <w:tc>
-          <w:tcPr/>
-          <w:p>
-            <w:pPr>
-              <w:pStyle w:val="Compact"/>
-            </w:pPr>
-            <w:r>
-              <w:t xml:space="preserve">3</w:t>
-            </w:r>
-          </w:p>
-        </w:tc>
-        <w:tc>
-          <w:tcPr/>
-          <w:p>
-            <w:pPr>
-              <w:pStyle w:val="Compact"/>
-            </w:pPr>
-            <w:r>
-              <w:t xml:space="preserve">Mengecek batas honor SBML seluruh mitra dalam satu bulan</w:t>
-            </w:r>
-          </w:p>
-        </w:tc>
-        <w:tc>
-          <w:tcPr/>
-          <w:p>
-            <w:pPr>
-              <w:pStyle w:val="Compact"/>
-            </w:pPr>
-            <w:r>
-              <w:t xml:space="preserve">M1.b</w:t>
-            </w:r>
-          </w:p>
-        </w:tc>
-        <w:tc>
-          <w:tcPr/>
-          <w:p>
-            <w:pPr>
-              <w:pStyle w:val="Compact"/>
-            </w:pPr>
-            <w:r>
-              <w:t xml:space="preserve">20 mitra</w:t>
-            </w:r>
-          </w:p>
-        </w:tc>
-        <w:tc>
-          <w:tcPr/>
-          <w:p>
-            <w:pPr>
-              <w:pStyle w:val="Compact"/>
-            </w:pPr>
-            <w:r>
-              <w:t xml:space="preserve">… menit</w:t>
-            </w:r>
-          </w:p>
-        </w:tc>
-        <w:tc>
-          <w:tcPr/>
-          <w:p>
-            <w:pPr>
-              <w:pStyle w:val="Compact"/>
-            </w:pPr>
-            <w:r>
-              <w:t xml:space="preserve">… menit</w:t>
-            </w:r>
-          </w:p>
-        </w:tc>
-        <w:tc>
-          <w:tcPr/>
-          <w:p>
-            <w:pPr>
-              <w:pStyle w:val="Compact"/>
-            </w:pPr>
-            <w:r>
-              <w:t xml:space="preserve">…%</w:t>
-            </w:r>
-          </w:p>
-        </w:tc>
-      </w:tr>
-      <w:tr>
-        <w:tc>
-          <w:tcPr/>
-          <w:p>
-            <w:pPr>
-              <w:pStyle w:val="Compact"/>
-            </w:pPr>
-            <w:r>
-              <w:t xml:space="preserve">4</w:t>
-            </w:r>
-          </w:p>
-        </w:tc>
-        <w:tc>
-          <w:tcPr/>
-          <w:p>
-            <w:pPr>
-              <w:pStyle w:val="Compact"/>
-            </w:pPr>
-            <w:r>
-              <w:t xml:space="preserve">Mencari mitra di satu kecamatan tertentu</w:t>
-            </w:r>
-          </w:p>
-        </w:tc>
-        <w:tc>
-          <w:tcPr/>
-          <w:p>
-            <w:pPr>
-              <w:pStyle w:val="Compact"/>
-            </w:pPr>
-            <w:r>
-              <w:t xml:space="preserve">M1.c</w:t>
-            </w:r>
-          </w:p>
-        </w:tc>
-        <w:tc>
-          <w:tcPr/>
-          <w:p>
-            <w:pPr>
-              <w:pStyle w:val="Compact"/>
-            </w:pPr>
-            <w:r>
-              <w:t xml:space="preserve">50 mitra terdaftar</w:t>
-            </w:r>
-          </w:p>
-        </w:tc>
-        <w:tc>
-          <w:tcPr/>
-          <w:p>
-            <w:pPr>
-              <w:pStyle w:val="Compact"/>
-            </w:pPr>
-            <w:r>
-              <w:t xml:space="preserve">… menit</w:t>
-            </w:r>
-          </w:p>
-        </w:tc>
-        <w:tc>
-          <w:tcPr/>
-          <w:p>
-            <w:pPr>
-              <w:pStyle w:val="Compact"/>
-            </w:pPr>
-            <w:r>
-              <w:t xml:space="preserve">… detik</w:t>
-            </w:r>
-          </w:p>
-        </w:tc>
-        <w:tc>
-          <w:tcPr/>
-          <w:p>
-            <w:pPr>
-              <w:pStyle w:val="Compact"/>
-            </w:pPr>
-            <w:r>
-              <w:t xml:space="preserve">…%</w:t>
-            </w:r>
-          </w:p>
-        </w:tc>
-      </w:tr>
-      <w:tr>
-        <w:tc>
-          <w:tcPr/>
-          <w:p>
-            <w:pPr>
-              <w:pStyle w:val="Compact"/>
-            </w:pPr>
-            <w:r>
-              <w:t xml:space="preserve">5</w:t>
-            </w:r>
-          </w:p>
-        </w:tc>
-        <w:tc>
-          <w:tcPr/>
-          <w:p>
-            <w:pPr>
-              <w:pStyle w:val="Compact"/>
-            </w:pPr>
-            <w:r>
-              <w:t xml:space="preserve">Menghitung peringkat mitra satu triwulan</w:t>
-            </w:r>
-          </w:p>
-        </w:tc>
-        <w:tc>
-          <w:tcPr/>
-          <w:p>
-            <w:pPr>
-              <w:pStyle w:val="Compact"/>
-            </w:pPr>
-            <w:r>
-              <w:t xml:space="preserve">M2.c</w:t>
-            </w:r>
-          </w:p>
-        </w:tc>
-        <w:tc>
-          <w:tcPr/>
-          <w:p>
-            <w:pPr>
-              <w:pStyle w:val="Compact"/>
-            </w:pPr>
-            <w:r>
-              <w:t xml:space="preserve">15 mitra</w:t>
-            </w:r>
-          </w:p>
-        </w:tc>
-        <w:tc>
-          <w:tcPr/>
-          <w:p>
-            <w:pPr>
-              <w:pStyle w:val="Compact"/>
-            </w:pPr>
-            <w:r>
-              <w:t xml:space="preserve">… menit</w:t>
-            </w:r>
-          </w:p>
-        </w:tc>
-        <w:tc>
-          <w:tcPr/>
-          <w:p>
-            <w:pPr>
-              <w:pStyle w:val="Compact"/>
-            </w:pPr>
-            <w:r>
-              <w:t xml:space="preserve">… detik</w:t>
-            </w:r>
-          </w:p>
-        </w:tc>
-        <w:tc>
-          <w:tcPr/>
-          <w:p>
-            <w:pPr>
-              <w:pStyle w:val="Compact"/>
-            </w:pPr>
-            <w:r>
-              <w:t xml:space="preserve">…%</w:t>
-            </w:r>
-          </w:p>
-        </w:tc>
-      </w:tr>
-    </w:tbl>
-    <w:p>
-      <w:pPr>
-        <w:pStyle w:val="BodyText"/>
-      </w:pPr>
-      <w:r>
-        <w:rPr>
-          <w:i/>
-          <w:iCs/>
-        </w:rPr>
-        <w:t xml:space="preserve">(Kalimat penutup, sesuaikan dengan hasil sebenarnya:)</w:t>
-      </w:r>
-      <w:r>
-        <w:t xml:space="preserve"> </w:t>
-      </w:r>
-      <w:r>
-        <w:t xml:space="preserve">Secara rata-rata, kelima</w:t>
-      </w:r>
-      <w:r>
-        <w:t xml:space="preserve"> </w:t>
-      </w:r>
-      <w:r>
-        <w:t xml:space="preserve">aktivitas administratif di atas mengalami penghematan waktu sebesar …%. Penghematan</w:t>
-      </w:r>
-      <w:r>
-        <w:t xml:space="preserve"> </w:t>
-      </w:r>
-      <w:r>
-        <w:t xml:space="preserve">paling besar terjadi pada …, karena sebelumnya harus …, sedangkan pada aplikasi</w:t>
-      </w:r>
-      <w:r>
-        <w:t xml:space="preserve"> </w:t>
-      </w:r>
-      <w:r>
-        <w:t xml:space="preserve">cukup …. Hasil ini menjadi bukti kuantitatif bahwa tujuan khusus 1 dan 2, yaitu</w:t>
-      </w:r>
-      <w:r>
-        <w:t xml:space="preserve"> </w:t>
-      </w:r>
-      <w:r>
-        <w:t xml:space="preserve">membangun fitur yang menggantikan pekerjaan administratif manual, tercapai.</w:t>
-      </w:r>
-    </w:p>
     <w:bookmarkEnd w:id="12"/>
     <w:bookmarkEnd w:id="13"/>
     <w:bookmarkStart w:id="14" w:name="X070962a137c33ff5c092e1cdd433fd591f525c5"/>
@@ -9815,6 +10113,20 @@
         <w:pStyle w:val="FirstParagraph"/>
       </w:pPr>
       <w:r>
+        <w:t xml:space="preserve">Penafsiran skor memakai rentang kelas interval. Dengan skala 1 sampai 7 yang dibagi</w:t>
+      </w:r>
+      <w:r>
+        <w:t xml:space="preserve"> </w:t>
+      </w:r>
+      <w:r>
+        <w:t xml:space="preserve">menjadi lima kategori, lebar tiap kelas adalah (7 − 1) ÷ 5 = 1,2.</w:t>
+      </w:r>
+    </w:p>
+    <w:p>
+      <w:pPr>
+        <w:pStyle w:val="BodyText"/>
+      </w:pPr>
+      <w:r>
         <w:rPr>
           <w:b/>
           <w:bCs/>
@@ -9867,7 +10179,7 @@
               <w:pStyle w:val="Compact"/>
             </w:pPr>
             <w:r>
-              <w:t xml:space="preserve">1,00 – 2,00</w:t>
+              <w:t xml:space="preserve">1,00 – 2,20</w:t>
             </w:r>
           </w:p>
         </w:tc>
@@ -9891,7 +10203,7 @@
               <w:pStyle w:val="Compact"/>
             </w:pPr>
             <w:r>
-              <w:t xml:space="preserve">2,01 – 3,00</w:t>
+              <w:t xml:space="preserve">2,21 – 3,40</w:t>
             </w:r>
           </w:p>
         </w:tc>
@@ -9915,7 +10227,7 @@
               <w:pStyle w:val="Compact"/>
             </w:pPr>
             <w:r>
-              <w:t xml:space="preserve">3,01 – 4,00</w:t>
+              <w:t xml:space="preserve">3,41 – 4,60</w:t>
             </w:r>
           </w:p>
         </w:tc>
@@ -9939,7 +10251,7 @@
               <w:pStyle w:val="Compact"/>
             </w:pPr>
             <w:r>
-              <w:t xml:space="preserve">4,01 – 5,00</w:t>
+              <w:t xml:space="preserve">4,61 – 5,80</w:t>
             </w:r>
           </w:p>
         </w:tc>
@@ -9963,7 +10275,7 @@
               <w:pStyle w:val="Compact"/>
             </w:pPr>
             <w:r>
-              <w:t xml:space="preserve">5,01 – 7,00</w:t>
+              <w:t xml:space="preserve">5,81 – 7,00</w:t>
             </w:r>
           </w:p>
         </w:tc>
@@ -9980,6 +10292,44 @@
         </w:tc>
       </w:tr>
     </w:tbl>
+    <w:p>
+      <w:pPr>
+        <w:pStyle w:val="BodyText"/>
+      </w:pPr>
+      <w:r>
+        <w:t xml:space="preserve">Sebagai pembanding dari pustaka, Sauro dan Lewis (2016) melaporkan rata-rata skor</w:t>
+      </w:r>
+      <w:r>
+        <w:t xml:space="preserve"> </w:t>
+      </w:r>
+      <w:r>
+        <w:t xml:space="preserve">keseluruhan PSSUQ/CSUQ dari kumpulan studi kegunaan sebesar 2,82 pada skala aslinya</w:t>
+      </w:r>
+      <w:r>
+        <w:t xml:space="preserve"> </w:t>
+      </w:r>
+      <w:r>
+        <w:t xml:space="preserve">yang arahnya terbalik. Bila arah skalanya disamakan dengan kuesioner ini (semakin</w:t>
+      </w:r>
+      <w:r>
+        <w:t xml:space="preserve"> </w:t>
+      </w:r>
+      <w:r>
+        <w:t xml:space="preserve">tinggi semakin baik), angka tersebut setara dengan 5,18. Dengan demikian, skor</w:t>
+      </w:r>
+      <w:r>
+        <w:t xml:space="preserve"> </w:t>
+      </w:r>
+      <w:r>
+        <w:t xml:space="preserve">keseluruhan di atas 5,18 dapat dinyatakan lebih baik daripada rata-rata sistem yang</w:t>
+      </w:r>
+      <w:r>
+        <w:t xml:space="preserve"> </w:t>
+      </w:r>
+      <w:r>
+        <w:t xml:space="preserve">pernah diukur menggunakan kuesioner ini.</w:t>
+      </w:r>
+    </w:p>
     <w:p>
       <w:pPr>
         <w:pStyle w:val="BodyText"/>
@@ -10342,7 +10692,7 @@
               <w:pStyle w:val="Compact"/>
             </w:pPr>
             <w:r>
-              <w:t xml:space="preserve">Validasi batas honor bulanan (SBM)</w:t>
+              <w:t xml:space="preserve">Validasi batas honor bulanan (SBML)</w:t>
             </w:r>
           </w:p>
         </w:tc>
@@ -11789,56 +12139,53 @@
         <w:pStyle w:val="BodyText"/>
       </w:pPr>
       <w:r>
-        <w:t xml:space="preserve">Seluruh rincian masalah memiliki bukti dari</w:t>
-      </w:r>
-      <w:r>
-        <w:t xml:space="preserve"> </w:t>
-      </w:r>
-      <w:r>
-        <w:rPr>
-          <w:i/>
-          <w:iCs/>
-        </w:rPr>
-        <w:t xml:space="preserve">black box</w:t>
-      </w:r>
-      <w:r>
-        <w:t xml:space="preserve">, dan sebagian besar juga</w:t>
-      </w:r>
-      <w:r>
-        <w:t xml:space="preserve"> </w:t>
-      </w:r>
-      <w:r>
-        <w:t xml:space="preserve">dari pengujian keamanan atau efisiensi waktu — bukan kebetulan, karena masalah</w:t>
-      </w:r>
-      <w:r>
-        <w:t xml:space="preserve"> </w:t>
-      </w:r>
-      <w:r>
-        <w:t xml:space="preserve">tersebut memang tentang aturan yang harus ditegakkan sistem (diuji lewat keamanan)</w:t>
-      </w:r>
-      <w:r>
-        <w:t xml:space="preserve"> </w:t>
-      </w:r>
-      <w:r>
-        <w:t xml:space="preserve">dan pekerjaan manual yang digantikan (diuji lewat efisiensi waktu). Pengujian CSUQ</w:t>
-      </w:r>
-      <w:r>
-        <w:t xml:space="preserve"> </w:t>
-      </w:r>
-      <w:r>
-        <w:t xml:space="preserve">tidak dicantumkan per baris karena sifatnya mengukur kepuasan atas sistem secara</w:t>
-      </w:r>
-      <w:r>
-        <w:t xml:space="preserve"> </w:t>
-      </w:r>
-      <w:r>
-        <w:t xml:space="preserve">menyeluruh; skenario tugasnya sendiri sudah mencakup kedua pokok masalah (lihat</w:t>
-      </w:r>
-      <w:r>
-        <w:t xml:space="preserve"> </w:t>
-      </w:r>
-      <w:r>
-        <w:t xml:space="preserve">subbab 5.2.4), sehingga menjawab keduanya sekaligus, bukan satu per satu.</w:t>
+        <w:rPr>
+          <w:b/>
+          <w:bCs/>
+        </w:rPr>
+        <w:t xml:space="preserve">Kedudukan pengujian kinerja pada rantai ini.</w:t>
+      </w:r>
+      <w:r>
+        <w:t xml:space="preserve"> </w:t>
+      </w:r>
+      <w:r>
+        <w:t xml:space="preserve">Bagian efisiensi waktu (5.2.3.1)</w:t>
+      </w:r>
+      <w:r>
+        <w:t xml:space="preserve"> </w:t>
+      </w:r>
+      <w:r>
+        <w:t xml:space="preserve">menjawab M1.a, M1.b, M1.c, dan M2.c secara langsung, sehingga tercantum pada kolom</w:t>
+      </w:r>
+      <w:r>
+        <w:t xml:space="preserve"> </w:t>
+      </w:r>
+      <w:r>
+        <w:t xml:space="preserve">bukti di atas. Bagian Lighthouse (5.2.3.2) hanya tercantum pada M2.a, dan itu pun</w:t>
+      </w:r>
+      <w:r>
+        <w:t xml:space="preserve"> </w:t>
+      </w:r>
+      <w:r>
+        <w:t xml:space="preserve">sebagai pendukung, bukan sebagai bukti utama. Hal ini disebutkan terbuka karena</w:t>
+      </w:r>
+      <w:r>
+        <w:t xml:space="preserve"> </w:t>
+      </w:r>
+      <w:r>
+        <w:t xml:space="preserve">Lighthouse memang mengukur kecepatan pemuatan tampilan, bukan menyelesaikan</w:t>
+      </w:r>
+      <w:r>
+        <w:t xml:space="preserve"> </w:t>
+      </w:r>
+      <w:r>
+        <w:t xml:space="preserve">masalah administrasi maupun pemantauan; perannya adalah membuktikan bahwa</w:t>
+      </w:r>
+      <w:r>
+        <w:t xml:space="preserve"> </w:t>
+      </w:r>
+      <w:r>
+        <w:t xml:space="preserve">KNF-03 terpenuhi sehingga solusi yang dibangun layak dipakai.</w:t>
       </w:r>
     </w:p>
     <w:p>
@@ -11846,6 +12193,63 @@
         <w:pStyle w:val="BodyText"/>
       </w:pPr>
       <w:r>
+        <w:t xml:space="preserve">Seluruh rincian masalah memiliki bukti dari</w:t>
+      </w:r>
+      <w:r>
+        <w:t xml:space="preserve"> </w:t>
+      </w:r>
+      <w:r>
+        <w:rPr>
+          <w:i/>
+          <w:iCs/>
+        </w:rPr>
+        <w:t xml:space="preserve">black box</w:t>
+      </w:r>
+      <w:r>
+        <w:t xml:space="preserve">, dan sebagian besar juga</w:t>
+      </w:r>
+      <w:r>
+        <w:t xml:space="preserve"> </w:t>
+      </w:r>
+      <w:r>
+        <w:t xml:space="preserve">dari pengujian keamanan atau efisiensi waktu — bukan kebetulan, karena masalah</w:t>
+      </w:r>
+      <w:r>
+        <w:t xml:space="preserve"> </w:t>
+      </w:r>
+      <w:r>
+        <w:t xml:space="preserve">tersebut memang tentang aturan yang harus ditegakkan sistem (diuji lewat keamanan)</w:t>
+      </w:r>
+      <w:r>
+        <w:t xml:space="preserve"> </w:t>
+      </w:r>
+      <w:r>
+        <w:t xml:space="preserve">dan pekerjaan manual yang digantikan (diuji lewat efisiensi waktu). Pengujian CSUQ</w:t>
+      </w:r>
+      <w:r>
+        <w:t xml:space="preserve"> </w:t>
+      </w:r>
+      <w:r>
+        <w:t xml:space="preserve">tidak dicantumkan per baris karena sifatnya mengukur kepuasan atas sistem secara</w:t>
+      </w:r>
+      <w:r>
+        <w:t xml:space="preserve"> </w:t>
+      </w:r>
+      <w:r>
+        <w:t xml:space="preserve">menyeluruh; skenario tugasnya sendiri sudah mencakup kedua pokok masalah (lihat</w:t>
+      </w:r>
+      <w:r>
+        <w:t xml:space="preserve"> </w:t>
+      </w:r>
+      <w:r>
+        <w:t xml:space="preserve">subbab 5.2.4), sehingga menjawab keduanya sekaligus, bukan satu per satu.</w:t>
+      </w:r>
+    </w:p>
+    <w:p>
+      <w:pPr>
+        <w:pStyle w:val="BodyText"/>
+      </w:pPr>
+      <w:r>
         <w:t xml:space="preserve">Dengan tabel ini, kesimpulan Bab VI dapat disusun per tujuan khusus: tujuan 1 dan 2</w:t>
       </w:r>
       <w:r>
@@ -11865,12 +12269,5310 @@
       </w:r>
       <w:r>
         <w:t xml:space="preserve">sendiri.</w:t>
+      </w:r>
+    </w:p>
+    <w:p>
+      <w:r>
+        <w:pict>
+          <v:rect style="width:0;height:1.5pt" o:hralign="center" o:hrstd="t" o:hr="t"/>
+        </w:pict>
+      </w:r>
+    </w:p>
+    <w:p>
+      <w:r>
+        <w:pict>
+          <v:rect style="width:0;height:1.5pt" o:hralign="center" o:hrstd="t" o:hr="t"/>
+        </w:pict>
       </w:r>
     </w:p>
     <w:bookmarkEnd w:id="15"/>
     <w:bookmarkEnd w:id="16"/>
     <w:bookmarkEnd w:id="17"/>
     <w:bookmarkEnd w:id="18"/>
+    <w:bookmarkStart w:id="24" w:name="panduan-pelaksanaan-pengujian"/>
+    <w:p>
+      <w:pPr>
+        <w:pStyle w:val="Heading1"/>
+      </w:pPr>
+      <w:r>
+        <w:t xml:space="preserve">Panduan Pelaksanaan Pengujian</w:t>
+      </w:r>
+    </w:p>
+    <w:p>
+      <w:pPr>
+        <w:pStyle w:val="FirstParagraph"/>
+      </w:pPr>
+      <w:r>
+        <w:rPr>
+          <w:b/>
+          <w:bCs/>
+        </w:rPr>
+        <w:t xml:space="preserve">Bagian ini panduan kerja untuk Anda, jangan dimasukkan ke buku skripsi.</w:t>
+      </w:r>
+    </w:p>
+    <w:bookmarkStart w:id="19" w:name="a-persiapan-sebelum-menguji"/>
+    <w:p>
+      <w:pPr>
+        <w:pStyle w:val="Heading2"/>
+      </w:pPr>
+      <w:r>
+        <w:t xml:space="preserve">A. Persiapan sebelum menguji</w:t>
+      </w:r>
+    </w:p>
+    <w:p>
+      <w:pPr>
+        <w:numPr>
+          <w:ilvl w:val="0"/>
+          <w:numId w:val="1003"/>
+        </w:numPr>
+      </w:pPr>
+      <w:r>
+        <w:rPr>
+          <w:b/>
+          <w:bCs/>
+        </w:rPr>
+        <w:t xml:space="preserve">Siapkan basis data uji terpisah.</w:t>
+      </w:r>
+      <w:r>
+        <w:t xml:space="preserve"> </w:t>
+      </w:r>
+      <w:r>
+        <w:t xml:space="preserve">Jangan menguji di basis data berisi data</w:t>
+      </w:r>
+      <w:r>
+        <w:t xml:space="preserve"> </w:t>
+      </w:r>
+      <w:r>
+        <w:t xml:space="preserve">mitra sebenarnya. Salin basis data ke nama lain, misalnya</w:t>
+      </w:r>
+      <w:r>
+        <w:t xml:space="preserve"> </w:t>
+      </w:r>
+      <w:r>
+        <w:rPr>
+          <w:rStyle w:val="VerbatimChar"/>
+        </w:rPr>
+        <w:t xml:space="preserve">kharisma_uji</w:t>
+      </w:r>
+      <w:r>
+        <w:t xml:space="preserve">, lalu</w:t>
+      </w:r>
+      <w:r>
+        <w:t xml:space="preserve"> </w:t>
+      </w:r>
+      <w:r>
+        <w:t xml:space="preserve">arahkan</w:t>
+      </w:r>
+      <w:r>
+        <w:t xml:space="preserve"> </w:t>
+      </w:r>
+      <w:r>
+        <w:rPr>
+          <w:rStyle w:val="VerbatimChar"/>
+        </w:rPr>
+        <w:t xml:space="preserve">.env</w:t>
+      </w:r>
+      <w:r>
+        <w:t xml:space="preserve"> </w:t>
+      </w:r>
+      <w:r>
+        <w:t xml:space="preserve">ke salinan itu. Kasus uji seperti BB-44 (menghapus kegiatan) dan</w:t>
+      </w:r>
+      <w:r>
+        <w:t xml:space="preserve"> </w:t>
+      </w:r>
+      <w:r>
+        <w:t xml:space="preserve">BB-37 (mengatur ulang nomor) mengubah data.</w:t>
+      </w:r>
+    </w:p>
+    <w:p>
+      <w:pPr>
+        <w:numPr>
+          <w:ilvl w:val="0"/>
+          <w:numId w:val="1003"/>
+        </w:numPr>
+      </w:pPr>
+      <w:r>
+        <w:rPr>
+          <w:b/>
+          <w:bCs/>
+        </w:rPr>
+        <w:t xml:space="preserve">Siapkan enam akun uji</w:t>
+      </w:r>
+      <w:r>
+        <w:t xml:space="preserve"> </w:t>
+      </w:r>
+      <w:r>
+        <w:t xml:space="preserve">dengan peran berbeda, karena hampir semua pengujian</w:t>
+      </w:r>
+      <w:r>
+        <w:t xml:space="preserve"> </w:t>
+      </w:r>
+      <w:r>
+        <w:t xml:space="preserve">membutuhkannya:</w:t>
+      </w:r>
+    </w:p>
+    <w:tbl>
+      <w:tblPr>
+        <w:tblStyle w:val="Table"/>
+        <w:tblW w:type="auto" w:w="0"/>
+        <w:jc w:val="left"/>
+        <w:tblInd w:w="720" w:type="dxa"/>
+        <w:tblLook w:firstRow="1" w:lastRow="0" w:firstColumn="0" w:lastColumn="0" w:noHBand="0" w:noVBand="0" w:val="0020"/>
+      </w:tblPr>
+      <w:tblGrid>
+        <w:gridCol w:w="2640"/>
+        <w:gridCol w:w="2640"/>
+        <w:gridCol w:w="2640"/>
+      </w:tblGrid>
+      <w:tr>
+        <w:trPr>
+          <w:tblHeader w:val="on"/>
+        </w:trPr>
+        <w:tc>
+          <w:tcPr/>
+          <w:p>
+            <w:pPr>
+              <w:pStyle w:val="Compact"/>
+            </w:pPr>
+            <w:r>
+              <w:t xml:space="preserve">Akun</w:t>
+            </w:r>
+          </w:p>
+        </w:tc>
+        <w:tc>
+          <w:tcPr/>
+          <w:p>
+            <w:pPr>
+              <w:pStyle w:val="Compact"/>
+            </w:pPr>
+            <w:r>
+              <w:t xml:space="preserve">Peran</w:t>
+            </w:r>
+          </w:p>
+        </w:tc>
+        <w:tc>
+          <w:tcPr/>
+          <w:p>
+            <w:pPr>
+              <w:pStyle w:val="Compact"/>
+            </w:pPr>
+            <w:r>
+              <w:t xml:space="preserve">Kegunaan</w:t>
+            </w:r>
+          </w:p>
+        </w:tc>
+      </w:tr>
+      <w:tr>
+        <w:tc>
+          <w:tcPr/>
+          <w:p>
+            <w:pPr>
+              <w:pStyle w:val="Compact"/>
+            </w:pPr>
+            <w:r>
+              <w:rPr>
+                <w:rStyle w:val="VerbatimChar"/>
+              </w:rPr>
+              <w:t xml:space="preserve">uji_admin</w:t>
+            </w:r>
+          </w:p>
+        </w:tc>
+        <w:tc>
+          <w:tcPr/>
+          <w:p>
+            <w:pPr>
+              <w:pStyle w:val="Compact"/>
+            </w:pPr>
+            <w:r>
+              <w:t xml:space="preserve">admin</w:t>
+            </w:r>
+          </w:p>
+        </w:tc>
+        <w:tc>
+          <w:tcPr/>
+          <w:p>
+            <w:pPr>
+              <w:pStyle w:val="Compact"/>
+            </w:pPr>
+            <w:r>
+              <w:t xml:space="preserve">BB-06 s.d. BB-11, SEC-09 s.d. SEC-11</w:t>
+            </w:r>
+          </w:p>
+        </w:tc>
+      </w:tr>
+      <w:tr>
+        <w:tc>
+          <w:tcPr/>
+          <w:p>
+            <w:pPr>
+              <w:pStyle w:val="Compact"/>
+            </w:pPr>
+            <w:r>
+              <w:rPr>
+                <w:rStyle w:val="VerbatimChar"/>
+              </w:rPr>
+              <w:t xml:space="preserve">uji_keuangan</w:t>
+            </w:r>
+          </w:p>
+        </w:tc>
+        <w:tc>
+          <w:tcPr/>
+          <w:p>
+            <w:pPr>
+              <w:pStyle w:val="Compact"/>
+            </w:pPr>
+            <w:r>
+              <w:t xml:space="preserve">supervisor</w:t>
+            </w:r>
+          </w:p>
+        </w:tc>
+        <w:tc>
+          <w:tcPr/>
+          <w:p>
+            <w:pPr>
+              <w:pStyle w:val="Compact"/>
+            </w:pPr>
+            <w:r>
+              <w:t xml:space="preserve">BB-27, BB-28, BB-32 s.d. BB-38</w:t>
+            </w:r>
+          </w:p>
+        </w:tc>
+      </w:tr>
+      <w:tr>
+        <w:tc>
+          <w:tcPr/>
+          <w:p>
+            <w:pPr>
+              <w:pStyle w:val="Compact"/>
+            </w:pPr>
+            <w:r>
+              <w:rPr>
+                <w:rStyle w:val="VerbatimChar"/>
+              </w:rPr>
+              <w:t xml:space="preserve">uji_ketua1</w:t>
+            </w:r>
+          </w:p>
+        </w:tc>
+        <w:tc>
+          <w:tcPr/>
+          <w:p>
+            <w:pPr>
+              <w:pStyle w:val="Compact"/>
+            </w:pPr>
+            <w:r>
+              <w:t xml:space="preserve">user (ditautkan ke Ketua Tim A)</w:t>
+            </w:r>
+          </w:p>
+        </w:tc>
+        <w:tc>
+          <w:tcPr/>
+          <w:p>
+            <w:pPr>
+              <w:pStyle w:val="Compact"/>
+            </w:pPr>
+            <w:r>
+              <w:t xml:space="preserve">BB-12 s.d. BB-22</w:t>
+            </w:r>
+          </w:p>
+        </w:tc>
+      </w:tr>
+      <w:tr>
+        <w:tc>
+          <w:tcPr/>
+          <w:p>
+            <w:pPr>
+              <w:pStyle w:val="Compact"/>
+            </w:pPr>
+            <w:r>
+              <w:rPr>
+                <w:rStyle w:val="VerbatimChar"/>
+              </w:rPr>
+              <w:t xml:space="preserve">uji_ketua2</w:t>
+            </w:r>
+          </w:p>
+        </w:tc>
+        <w:tc>
+          <w:tcPr/>
+          <w:p>
+            <w:pPr>
+              <w:pStyle w:val="Compact"/>
+            </w:pPr>
+            <w:r>
+              <w:t xml:space="preserve">user (ditautkan ke Ketua Tim B)</w:t>
+            </w:r>
+          </w:p>
+        </w:tc>
+        <w:tc>
+          <w:tcPr/>
+          <w:p>
+            <w:pPr>
+              <w:pStyle w:val="Compact"/>
+            </w:pPr>
+            <w:r>
+              <w:t xml:space="preserve">BB-15, SEC-03</w:t>
+            </w:r>
+          </w:p>
+        </w:tc>
+      </w:tr>
+      <w:tr>
+        <w:tc>
+          <w:tcPr/>
+          <w:p>
+            <w:pPr>
+              <w:pStyle w:val="Compact"/>
+            </w:pPr>
+            <w:r>
+              <w:rPr>
+                <w:rStyle w:val="VerbatimChar"/>
+              </w:rPr>
+              <w:t xml:space="preserve">uji_pml1</w:t>
+            </w:r>
+          </w:p>
+        </w:tc>
+        <w:tc>
+          <w:tcPr/>
+          <w:p>
+            <w:pPr>
+              <w:pStyle w:val="Compact"/>
+            </w:pPr>
+            <w:r>
+              <w:t xml:space="preserve">user + penanda PML</w:t>
+            </w:r>
+          </w:p>
+        </w:tc>
+        <w:tc>
+          <w:tcPr/>
+          <w:p>
+            <w:pPr>
+              <w:pStyle w:val="Compact"/>
+            </w:pPr>
+            <w:r>
+              <w:t xml:space="preserve">BB-23, BB-24, BB-39 s.d. BB-41</w:t>
+            </w:r>
+          </w:p>
+        </w:tc>
+      </w:tr>
+      <w:tr>
+        <w:tc>
+          <w:tcPr/>
+          <w:p>
+            <w:pPr>
+              <w:pStyle w:val="Compact"/>
+            </w:pPr>
+            <w:r>
+              <w:rPr>
+                <w:rStyle w:val="VerbatimChar"/>
+              </w:rPr>
+              <w:t xml:space="preserve">uji_pml2</w:t>
+            </w:r>
+          </w:p>
+        </w:tc>
+        <w:tc>
+          <w:tcPr/>
+          <w:p>
+            <w:pPr>
+              <w:pStyle w:val="Compact"/>
+            </w:pPr>
+            <w:r>
+              <w:t xml:space="preserve">user + penanda PML</w:t>
+            </w:r>
+          </w:p>
+        </w:tc>
+        <w:tc>
+          <w:tcPr/>
+          <w:p>
+            <w:pPr>
+              <w:pStyle w:val="Compact"/>
+            </w:pPr>
+            <w:r>
+              <w:t xml:space="preserve">SEC-01, SEC-02, SEC-04</w:t>
+            </w:r>
+          </w:p>
+        </w:tc>
+      </w:tr>
+    </w:tbl>
+    <w:p>
+      <w:pPr>
+        <w:numPr>
+          <w:ilvl w:val="0"/>
+          <w:numId w:val="1003"/>
+        </w:numPr>
+      </w:pPr>
+      <w:r>
+        <w:rPr>
+          <w:b/>
+          <w:bCs/>
+        </w:rPr>
+        <w:t xml:space="preserve">Siapkan data contoh:</w:t>
+      </w:r>
+      <w:r>
+        <w:t xml:space="preserve"> </w:t>
+      </w:r>
+      <w:r>
+        <w:t xml:space="preserve">minimal 3 kegiatan (satu sedang berjalan, satu hampir</w:t>
+      </w:r>
+      <w:r>
+        <w:t xml:space="preserve"> </w:t>
+      </w:r>
+      <w:r>
+        <w:t xml:space="preserve">tenggat, satu selesai), 10 mitra di kecamatan berbeda, dan satu kegiatan dengan</w:t>
+      </w:r>
+      <w:r>
+        <w:t xml:space="preserve"> </w:t>
+      </w:r>
+      <w:r>
+        <w:t xml:space="preserve">periode honor melintasi dua bulan untuk BB-17 dan BB-18.</w:t>
+      </w:r>
+    </w:p>
+    <w:p>
+      <w:pPr>
+        <w:numPr>
+          <w:ilvl w:val="0"/>
+          <w:numId w:val="1003"/>
+        </w:numPr>
+      </w:pPr>
+      <w:r>
+        <w:rPr>
+          <w:b/>
+          <w:bCs/>
+        </w:rPr>
+        <w:t xml:space="preserve">Siapkan berkas catatan hasil.</w:t>
+      </w:r>
+      <w:r>
+        <w:t xml:space="preserve"> </w:t>
+      </w:r>
+      <w:r>
+        <w:t xml:space="preserve">Buat satu berkas spreadsheet berisi kolom yang</w:t>
+      </w:r>
+      <w:r>
+        <w:t xml:space="preserve"> </w:t>
+      </w:r>
+      <w:r>
+        <w:t xml:space="preserve">sama dengan tabel di buku, isi sambil menguji, baru disalin ke naskah. Jangan</w:t>
+      </w:r>
+      <w:r>
+        <w:t xml:space="preserve"> </w:t>
+      </w:r>
+      <w:r>
+        <w:t xml:space="preserve">mengandalkan ingatan.</w:t>
+      </w:r>
+    </w:p>
+    <w:p>
+      <w:pPr>
+        <w:numPr>
+          <w:ilvl w:val="0"/>
+          <w:numId w:val="1003"/>
+        </w:numPr>
+      </w:pPr>
+      <w:r>
+        <w:rPr>
+          <w:b/>
+          <w:bCs/>
+        </w:rPr>
+        <w:t xml:space="preserve">Tangkap layar setiap kasus yang menampilkan pesan penting</w:t>
+      </w:r>
+      <w:r>
+        <w:t xml:space="preserve">, terutama BB-21</w:t>
+      </w:r>
+      <w:r>
+        <w:t xml:space="preserve"> </w:t>
+      </w:r>
+      <w:r>
+        <w:t xml:space="preserve">(peringatan SBML), BB-23, BB-39, dan seluruh kasus yang ditolak sistem. Beri nama</w:t>
+      </w:r>
+      <w:r>
+        <w:t xml:space="preserve"> </w:t>
+      </w:r>
+      <w:r>
+        <w:t xml:space="preserve">berkas sesuai kode kasusnya, misalnya</w:t>
+      </w:r>
+      <w:r>
+        <w:t xml:space="preserve"> </w:t>
+      </w:r>
+      <w:r>
+        <w:rPr>
+          <w:rStyle w:val="VerbatimChar"/>
+        </w:rPr>
+        <w:t xml:space="preserve">BB-21.png</w:t>
+      </w:r>
+      <w:r>
+        <w:t xml:space="preserve">, agar mudah dicari saat</w:t>
+      </w:r>
+      <w:r>
+        <w:t xml:space="preserve"> </w:t>
+      </w:r>
+      <w:r>
+        <w:t xml:space="preserve">menyusun lampiran.</w:t>
+      </w:r>
+    </w:p>
+    <w:bookmarkEnd w:id="19"/>
+    <w:bookmarkStart w:id="20" w:name="b-menjalankan-pengujian-black-box"/>
+    <w:p>
+      <w:pPr>
+        <w:pStyle w:val="Heading2"/>
+      </w:pPr>
+      <w:r>
+        <w:t xml:space="preserve">B. Menjalankan pengujian</w:t>
+      </w:r>
+      <w:r>
+        <w:t xml:space="preserve"> </w:t>
+      </w:r>
+      <w:r>
+        <w:rPr>
+          <w:i/>
+          <w:iCs/>
+        </w:rPr>
+        <w:t xml:space="preserve">black box</w:t>
+      </w:r>
+    </w:p>
+    <w:p>
+      <w:pPr>
+        <w:pStyle w:val="FirstParagraph"/>
+      </w:pPr>
+      <w:r>
+        <w:t xml:space="preserve">Lakukan berurutan per kebutuhan fungsional, jangan meloncat-loncat, agar data uji</w:t>
+      </w:r>
+      <w:r>
+        <w:t xml:space="preserve"> </w:t>
+      </w:r>
+      <w:r>
+        <w:t xml:space="preserve">tidak saling mengganggu. Untuk tiap kasus:</w:t>
+      </w:r>
+    </w:p>
+    <w:p>
+      <w:pPr>
+        <w:pStyle w:val="Compact"/>
+        <w:numPr>
+          <w:ilvl w:val="0"/>
+          <w:numId w:val="1004"/>
+        </w:numPr>
+      </w:pPr>
+      <w:r>
+        <w:t xml:space="preserve">Masuk memakai akun yang sesuai kolom peran.</w:t>
+      </w:r>
+    </w:p>
+    <w:p>
+      <w:pPr>
+        <w:pStyle w:val="Compact"/>
+        <w:numPr>
+          <w:ilvl w:val="0"/>
+          <w:numId w:val="1004"/>
+        </w:numPr>
+      </w:pPr>
+      <w:r>
+        <w:t xml:space="preserve">Kerjakan skenarionya persis seperti tertulis di kolom skenario.</w:t>
+      </w:r>
+    </w:p>
+    <w:p>
+      <w:pPr>
+        <w:pStyle w:val="Compact"/>
+        <w:numPr>
+          <w:ilvl w:val="0"/>
+          <w:numId w:val="1004"/>
+        </w:numPr>
+      </w:pPr>
+      <w:r>
+        <w:t xml:space="preserve">Catat apa yang benar-benar terjadi di kolom</w:t>
+      </w:r>
+      <w:r>
+        <w:t xml:space="preserve"> </w:t>
+      </w:r>
+      <w:r>
+        <w:rPr>
+          <w:b/>
+          <w:bCs/>
+        </w:rPr>
+        <w:t xml:space="preserve">Hasil Pengujian</w:t>
+      </w:r>
+      <w:r>
+        <w:t xml:space="preserve">. Tulis apa</w:t>
+      </w:r>
+      <w:r>
+        <w:t xml:space="preserve"> </w:t>
+      </w:r>
+      <w:r>
+        <w:t xml:space="preserve">adanya, termasuk bunyi pesan galatnya, misalnya "Ditolak dengan pesan: Total</w:t>
+      </w:r>
+      <w:r>
+        <w:t xml:space="preserve"> </w:t>
+      </w:r>
+      <w:r>
+        <w:t xml:space="preserve">progres melebihi beban kerja mitra".</w:t>
+      </w:r>
+    </w:p>
+    <w:p>
+      <w:pPr>
+        <w:pStyle w:val="Compact"/>
+        <w:numPr>
+          <w:ilvl w:val="0"/>
+          <w:numId w:val="1004"/>
+        </w:numPr>
+      </w:pPr>
+      <w:r>
+        <w:t xml:space="preserve">Isi kolom</w:t>
+      </w:r>
+      <w:r>
+        <w:t xml:space="preserve"> </w:t>
+      </w:r>
+      <w:r>
+        <w:rPr>
+          <w:b/>
+          <w:bCs/>
+        </w:rPr>
+        <w:t xml:space="preserve">Kesimpulan</w:t>
+      </w:r>
+      <w:r>
+        <w:t xml:space="preserve"> </w:t>
+      </w:r>
+      <w:r>
+        <w:t xml:space="preserve">dengan "Berhasil" bila hasilnya sama dengan harapan.</w:t>
+      </w:r>
+    </w:p>
+    <w:p>
+      <w:pPr>
+        <w:pStyle w:val="FirstParagraph"/>
+      </w:pPr>
+      <w:r>
+        <w:t xml:space="preserve">Untuk kasus batas (BVA) seperti BB-19 sampai BB-21, cara termudah adalah mengatur</w:t>
+      </w:r>
+      <w:r>
+        <w:t xml:space="preserve"> </w:t>
+      </w:r>
+      <w:r>
+        <w:t xml:space="preserve">harga satuan dan beban kerja sehingga totalnya persis Rp 2.999.999, Rp 3.000.000,</w:t>
+      </w:r>
+      <w:r>
+        <w:t xml:space="preserve"> </w:t>
+      </w:r>
+      <w:r>
+        <w:t xml:space="preserve">dan Rp 3.000.001. Contoh: harga satuan Rp 1 dengan beban kerja 2.999.999.</w:t>
+      </w:r>
+    </w:p>
+    <w:p>
+      <w:pPr>
+        <w:pStyle w:val="BodyText"/>
+      </w:pPr>
+      <w:r>
+        <w:t xml:space="preserve">Bila ada kasus yang gagal, jangan dihapus dari tabel. Perbaiki programnya, uji</w:t>
+      </w:r>
+      <w:r>
+        <w:t xml:space="preserve"> </w:t>
+      </w:r>
+      <w:r>
+        <w:t xml:space="preserve">ulang, lalu laporkan sebagai perbaikan hasil pengujian. Justru itu yang</w:t>
+      </w:r>
+      <w:r>
+        <w:t xml:space="preserve"> </w:t>
+      </w:r>
+      <w:r>
+        <w:t xml:space="preserve">memperlihatkan bahwa</w:t>
+      </w:r>
+      <w:r>
+        <w:t xml:space="preserve"> </w:t>
+      </w:r>
+      <w:r>
+        <w:rPr>
+          <w:i/>
+          <w:iCs/>
+        </w:rPr>
+        <w:t xml:space="preserve">feedback loop</w:t>
+      </w:r>
+      <w:r>
+        <w:t xml:space="preserve"> </w:t>
+      </w:r>
+      <w:r>
+        <w:t xml:space="preserve">pada metode Anda berjalan.</w:t>
+      </w:r>
+    </w:p>
+    <w:bookmarkEnd w:id="20"/>
+    <w:bookmarkStart w:id="21" w:name="X8395b77639c2854fa00161a1d67d8916efd93d3"/>
+    <w:p>
+      <w:pPr>
+        <w:pStyle w:val="Heading2"/>
+      </w:pPr>
+      <w:r>
+        <w:t xml:space="preserve">C. Menjalankan pengujian keamanan hak akses</w:t>
+      </w:r>
+    </w:p>
+    <w:p>
+      <w:pPr>
+        <w:pStyle w:val="FirstParagraph"/>
+      </w:pPr>
+      <w:r>
+        <w:t xml:space="preserve">Pengujian ini</w:t>
+      </w:r>
+      <w:r>
+        <w:t xml:space="preserve"> </w:t>
+      </w:r>
+      <w:r>
+        <w:rPr>
+          <w:b/>
+          <w:bCs/>
+        </w:rPr>
+        <w:t xml:space="preserve">harus</w:t>
+      </w:r>
+      <w:r>
+        <w:t xml:space="preserve"> </w:t>
+      </w:r>
+      <w:r>
+        <w:t xml:space="preserve">memanggil API langsung, karena tampilan sudah menyembunyikan</w:t>
+      </w:r>
+      <w:r>
+        <w:t xml:space="preserve"> </w:t>
+      </w:r>
+      <w:r>
+        <w:t xml:space="preserve">tombol yang tidak berhak.</w:t>
+      </w:r>
+    </w:p>
+    <w:p>
+      <w:pPr>
+        <w:pStyle w:val="BodyText"/>
+      </w:pPr>
+      <w:r>
+        <w:rPr>
+          <w:b/>
+          <w:bCs/>
+        </w:rPr>
+        <w:t xml:space="preserve">Cara mendapatkan token:</w:t>
+      </w:r>
+    </w:p>
+    <w:p>
+      <w:pPr>
+        <w:numPr>
+          <w:ilvl w:val="0"/>
+          <w:numId w:val="1005"/>
+        </w:numPr>
+      </w:pPr>
+      <w:r>
+        <w:t xml:space="preserve">Masuk ke sistem memakai akun uji, misalnya</w:t>
+      </w:r>
+      <w:r>
+        <w:t xml:space="preserve"> </w:t>
+      </w:r>
+      <w:r>
+        <w:rPr>
+          <w:rStyle w:val="VerbatimChar"/>
+        </w:rPr>
+        <w:t xml:space="preserve">uji_pml1</w:t>
+      </w:r>
+      <w:r>
+        <w:t xml:space="preserve">.</w:t>
+      </w:r>
+    </w:p>
+    <w:p>
+      <w:pPr>
+        <w:numPr>
+          <w:ilvl w:val="0"/>
+          <w:numId w:val="1005"/>
+        </w:numPr>
+      </w:pPr>
+      <w:r>
+        <w:t xml:space="preserve">Tekan F12 untuk membuka alat pengembang, pilih tab</w:t>
+      </w:r>
+      <w:r>
+        <w:t xml:space="preserve"> </w:t>
+      </w:r>
+      <w:r>
+        <w:rPr>
+          <w:b/>
+          <w:bCs/>
+        </w:rPr>
+        <w:t xml:space="preserve">Application</w:t>
+      </w:r>
+      <w:r>
+        <w:t xml:space="preserve"> </w:t>
+      </w:r>
+      <w:r>
+        <w:t xml:space="preserve">→</w:t>
+      </w:r>
+      <w:r>
+        <w:t xml:space="preserve"> </w:t>
+      </w:r>
+      <w:r>
+        <w:rPr>
+          <w:b/>
+          <w:bCs/>
+        </w:rPr>
+        <w:t xml:space="preserve">Local Storage</w:t>
+      </w:r>
+      <w:r>
+        <w:t xml:space="preserve"> </w:t>
+      </w:r>
+      <w:r>
+        <w:t xml:space="preserve">→ alamat aplikasi.</w:t>
+      </w:r>
+    </w:p>
+    <w:p>
+      <w:pPr>
+        <w:numPr>
+          <w:ilvl w:val="0"/>
+          <w:numId w:val="1005"/>
+        </w:numPr>
+      </w:pPr>
+      <w:r>
+        <w:t xml:space="preserve">Salin nilai pada baris berkunci</w:t>
+      </w:r>
+      <w:r>
+        <w:t xml:space="preserve"> </w:t>
+      </w:r>
+      <w:r>
+        <w:rPr>
+          <w:rStyle w:val="VerbatimChar"/>
+        </w:rPr>
+        <w:t xml:space="preserve">token</w:t>
+      </w:r>
+      <w:r>
+        <w:t xml:space="preserve">.</w:t>
+      </w:r>
+    </w:p>
+    <w:p>
+      <w:pPr>
+        <w:numPr>
+          <w:ilvl w:val="0"/>
+          <w:numId w:val="1000"/>
+        </w:numPr>
+      </w:pPr>
+      <w:r>
+        <w:t xml:space="preserve">Seluruh alamat API diawali</w:t>
+      </w:r>
+      <w:r>
+        <w:t xml:space="preserve"> </w:t>
+      </w:r>
+      <w:r>
+        <w:rPr>
+          <w:rStyle w:val="VerbatimChar"/>
+        </w:rPr>
+        <w:t xml:space="preserve">/kharisma/api</w:t>
+      </w:r>
+      <w:r>
+        <w:t xml:space="preserve">, misalnya</w:t>
+      </w:r>
+      <w:r>
+        <w:t xml:space="preserve"> </w:t>
+      </w:r>
+      <w:r>
+        <w:rPr>
+          <w:rStyle w:val="VerbatimChar"/>
+        </w:rPr>
+        <w:t xml:space="preserve">http://localhost:3000/kharisma/api/penilaian</w:t>
+      </w:r>
+      <w:r>
+        <w:t xml:space="preserve">.</w:t>
+      </w:r>
+    </w:p>
+    <w:p>
+      <w:pPr>
+        <w:pStyle w:val="FirstParagraph"/>
+      </w:pPr>
+      <w:r>
+        <w:rPr>
+          <w:b/>
+          <w:bCs/>
+        </w:rPr>
+        <w:t xml:space="preserve">Cara memanggil API (pilih salah satu):</w:t>
+      </w:r>
+    </w:p>
+    <w:p>
+      <w:pPr>
+        <w:pStyle w:val="BodyText"/>
+      </w:pPr>
+      <w:r>
+        <w:rPr>
+          <w:i/>
+          <w:iCs/>
+        </w:rPr>
+        <w:t xml:space="preserve">Memakai Postman:</w:t>
+      </w:r>
+    </w:p>
+    <w:p>
+      <w:pPr>
+        <w:pStyle w:val="Compact"/>
+        <w:numPr>
+          <w:ilvl w:val="0"/>
+          <w:numId w:val="1006"/>
+        </w:numPr>
+      </w:pPr>
+      <w:r>
+        <w:t xml:space="preserve">Buat permintaan baru, misalnya</w:t>
+      </w:r>
+      <w:r>
+        <w:t xml:space="preserve"> </w:t>
+      </w:r>
+      <w:r>
+        <w:rPr>
+          <w:rStyle w:val="VerbatimChar"/>
+        </w:rPr>
+        <w:t xml:space="preserve">POST http://localhost:3000/kharisma/api/penilaian</w:t>
+      </w:r>
+      <w:r>
+        <w:t xml:space="preserve">.</w:t>
+      </w:r>
+    </w:p>
+    <w:p>
+      <w:pPr>
+        <w:pStyle w:val="Compact"/>
+        <w:numPr>
+          <w:ilvl w:val="0"/>
+          <w:numId w:val="1006"/>
+        </w:numPr>
+      </w:pPr>
+      <w:r>
+        <w:t xml:space="preserve">Pada tab</w:t>
+      </w:r>
+      <w:r>
+        <w:t xml:space="preserve"> </w:t>
+      </w:r>
+      <w:r>
+        <w:rPr>
+          <w:b/>
+          <w:bCs/>
+        </w:rPr>
+        <w:t xml:space="preserve">Headers</w:t>
+      </w:r>
+      <w:r>
+        <w:t xml:space="preserve">, tambahkan</w:t>
+      </w:r>
+      <w:r>
+        <w:t xml:space="preserve"> </w:t>
+      </w:r>
+      <w:r>
+        <w:rPr>
+          <w:rStyle w:val="VerbatimChar"/>
+        </w:rPr>
+        <w:t xml:space="preserve">Authorization</w:t>
+      </w:r>
+      <w:r>
+        <w:t xml:space="preserve"> </w:t>
+      </w:r>
+      <w:r>
+        <w:t xml:space="preserve">berisi</w:t>
+      </w:r>
+      <w:r>
+        <w:t xml:space="preserve"> </w:t>
+      </w:r>
+      <w:r>
+        <w:rPr>
+          <w:rStyle w:val="VerbatimChar"/>
+        </w:rPr>
+        <w:t xml:space="preserve">Bearer &lt;token&gt;</w:t>
+      </w:r>
+      <w:r>
+        <w:t xml:space="preserve">.</w:t>
+      </w:r>
+    </w:p>
+    <w:p>
+      <w:pPr>
+        <w:pStyle w:val="Compact"/>
+        <w:numPr>
+          <w:ilvl w:val="0"/>
+          <w:numId w:val="1006"/>
+        </w:numPr>
+      </w:pPr>
+      <w:r>
+        <w:t xml:space="preserve">Pada tab</w:t>
+      </w:r>
+      <w:r>
+        <w:t xml:space="preserve"> </w:t>
+      </w:r>
+      <w:r>
+        <w:rPr>
+          <w:b/>
+          <w:bCs/>
+        </w:rPr>
+        <w:t xml:space="preserve">Body</w:t>
+      </w:r>
+      <w:r>
+        <w:t xml:space="preserve"> </w:t>
+      </w:r>
+      <w:r>
+        <w:t xml:space="preserve">→</w:t>
+      </w:r>
+      <w:r>
+        <w:t xml:space="preserve"> </w:t>
+      </w:r>
+      <w:r>
+        <w:rPr>
+          <w:b/>
+          <w:bCs/>
+        </w:rPr>
+        <w:t xml:space="preserve">raw</w:t>
+      </w:r>
+      <w:r>
+        <w:t xml:space="preserve"> </w:t>
+      </w:r>
+      <w:r>
+        <w:t xml:space="preserve">→</w:t>
+      </w:r>
+      <w:r>
+        <w:t xml:space="preserve"> </w:t>
+      </w:r>
+      <w:r>
+        <w:rPr>
+          <w:b/>
+          <w:bCs/>
+        </w:rPr>
+        <w:t xml:space="preserve">JSON</w:t>
+      </w:r>
+      <w:r>
+        <w:t xml:space="preserve">, isi data permintaan, misalnya:</w:t>
+      </w:r>
+    </w:p>
+    <w:p>
+      <w:pPr>
+        <w:pStyle w:val="SourceCode"/>
+        <w:numPr>
+          <w:ilvl w:val="0"/>
+          <w:numId w:val="1000"/>
+        </w:numPr>
+      </w:pPr>
+      <w:r>
+        <w:rPr>
+          <w:rStyle w:val="FunctionTok"/>
+        </w:rPr>
+        <w:t xml:space="preserve">{</w:t>
+      </w:r>
+      <w:r>
+        <w:br/>
+      </w:r>
+      <w:r>
+        <w:rPr>
+          <w:rStyle w:val="NormalTok"/>
+        </w:rPr>
+        <w:t xml:space="preserve">  </w:t>
+      </w:r>
+      <w:r>
+        <w:rPr>
+          <w:rStyle w:val="DataTypeTok"/>
+        </w:rPr>
+        <w:t xml:space="preserve">"pplId"</w:t>
+      </w:r>
+      <w:r>
+        <w:rPr>
+          <w:rStyle w:val="FunctionTok"/>
+        </w:rPr>
+        <w:t xml:space="preserve">:</w:t>
+      </w:r>
+      <w:r>
+        <w:rPr>
+          <w:rStyle w:val="NormalTok"/>
+        </w:rPr>
+        <w:t xml:space="preserve"> </w:t>
+      </w:r>
+      <w:r>
+        <w:rPr>
+          <w:rStyle w:val="StringTok"/>
+        </w:rPr>
+        <w:t xml:space="preserve">"&lt;id mitra milik PML lain&gt;"</w:t>
+      </w:r>
+      <w:r>
+        <w:rPr>
+          <w:rStyle w:val="FunctionTok"/>
+        </w:rPr>
+        <w:t xml:space="preserve">,</w:t>
+      </w:r>
+      <w:r>
+        <w:br/>
+      </w:r>
+      <w:r>
+        <w:rPr>
+          <w:rStyle w:val="NormalTok"/>
+        </w:rPr>
+        <w:t xml:space="preserve">  </w:t>
+      </w:r>
+      <w:r>
+        <w:rPr>
+          <w:rStyle w:val="DataTypeTok"/>
+        </w:rPr>
+        <w:t xml:space="preserve">"sikapPelikaku"</w:t>
+      </w:r>
+      <w:r>
+        <w:rPr>
+          <w:rStyle w:val="FunctionTok"/>
+        </w:rPr>
+        <w:t xml:space="preserve">:</w:t>
+      </w:r>
+      <w:r>
+        <w:rPr>
+          <w:rStyle w:val="NormalTok"/>
+        </w:rPr>
+        <w:t xml:space="preserve"> </w:t>
+      </w:r>
+      <w:r>
+        <w:rPr>
+          <w:rStyle w:val="DecValTok"/>
+        </w:rPr>
+        <w:t xml:space="preserve">9</w:t>
+      </w:r>
+      <w:r>
+        <w:rPr>
+          <w:rStyle w:val="FunctionTok"/>
+        </w:rPr>
+        <w:t xml:space="preserve">,</w:t>
+      </w:r>
+      <w:r>
+        <w:br/>
+      </w:r>
+      <w:r>
+        <w:rPr>
+          <w:rStyle w:val="NormalTok"/>
+        </w:rPr>
+        <w:t xml:space="preserve">  </w:t>
+      </w:r>
+      <w:r>
+        <w:rPr>
+          <w:rStyle w:val="DataTypeTok"/>
+        </w:rPr>
+        <w:t xml:space="preserve">"kualitasPekerjaan"</w:t>
+      </w:r>
+      <w:r>
+        <w:rPr>
+          <w:rStyle w:val="FunctionTok"/>
+        </w:rPr>
+        <w:t xml:space="preserve">:</w:t>
+      </w:r>
+      <w:r>
+        <w:rPr>
+          <w:rStyle w:val="NormalTok"/>
+        </w:rPr>
+        <w:t xml:space="preserve"> </w:t>
+      </w:r>
+      <w:r>
+        <w:rPr>
+          <w:rStyle w:val="DecValTok"/>
+        </w:rPr>
+        <w:t xml:space="preserve">9</w:t>
+      </w:r>
+      <w:r>
+        <w:rPr>
+          <w:rStyle w:val="FunctionTok"/>
+        </w:rPr>
+        <w:t xml:space="preserve">,</w:t>
+      </w:r>
+      <w:r>
+        <w:br/>
+      </w:r>
+      <w:r>
+        <w:rPr>
+          <w:rStyle w:val="NormalTok"/>
+        </w:rPr>
+        <w:t xml:space="preserve">  </w:t>
+      </w:r>
+      <w:r>
+        <w:rPr>
+          <w:rStyle w:val="DataTypeTok"/>
+        </w:rPr>
+        <w:t xml:space="preserve">"ketepatanWaktu"</w:t>
+      </w:r>
+      <w:r>
+        <w:rPr>
+          <w:rStyle w:val="FunctionTok"/>
+        </w:rPr>
+        <w:t xml:space="preserve">:</w:t>
+      </w:r>
+      <w:r>
+        <w:rPr>
+          <w:rStyle w:val="NormalTok"/>
+        </w:rPr>
+        <w:t xml:space="preserve"> </w:t>
+      </w:r>
+      <w:r>
+        <w:rPr>
+          <w:rStyle w:val="DecValTok"/>
+        </w:rPr>
+        <w:t xml:space="preserve">9</w:t>
+      </w:r>
+      <w:r>
+        <w:br/>
+      </w:r>
+      <w:r>
+        <w:rPr>
+          <w:rStyle w:val="FunctionTok"/>
+        </w:rPr>
+        <w:t xml:space="preserve">}</w:t>
+      </w:r>
+    </w:p>
+    <w:p>
+      <w:pPr>
+        <w:pStyle w:val="Compact"/>
+        <w:numPr>
+          <w:ilvl w:val="0"/>
+          <w:numId w:val="1006"/>
+        </w:numPr>
+      </w:pPr>
+      <w:r>
+        <w:t xml:space="preserve">Kirim, lalu catat kode status yang dibalas server (harapan: 403).</w:t>
+      </w:r>
+    </w:p>
+    <w:p>
+      <w:pPr>
+        <w:pStyle w:val="FirstParagraph"/>
+      </w:pPr>
+      <w:r>
+        <w:rPr>
+          <w:i/>
+          <w:iCs/>
+        </w:rPr>
+        <w:t xml:space="preserve">Memakai tab Console peramban (tanpa memasang alat tambahan):</w:t>
+      </w:r>
+    </w:p>
+    <w:p>
+      <w:pPr>
+        <w:pStyle w:val="SourceCode"/>
+      </w:pPr>
+      <w:r>
+        <w:rPr>
+          <w:rStyle w:val="ControlFlowTok"/>
+        </w:rPr>
+        <w:t xml:space="preserve">await</w:t>
+      </w:r>
+      <w:r>
+        <w:rPr>
+          <w:rStyle w:val="NormalTok"/>
+        </w:rPr>
+        <w:t xml:space="preserve"> </w:t>
+      </w:r>
+      <w:r>
+        <w:rPr>
+          <w:rStyle w:val="FunctionTok"/>
+        </w:rPr>
+        <w:t xml:space="preserve">fetch</w:t>
+      </w:r>
+      <w:r>
+        <w:rPr>
+          <w:rStyle w:val="NormalTok"/>
+        </w:rPr>
+        <w:t xml:space="preserve">(</w:t>
+      </w:r>
+      <w:r>
+        <w:rPr>
+          <w:rStyle w:val="StringTok"/>
+        </w:rPr>
+        <w:t xml:space="preserve">"/kharisma/api/penilaian"</w:t>
+      </w:r>
+      <w:r>
+        <w:rPr>
+          <w:rStyle w:val="OperatorTok"/>
+        </w:rPr>
+        <w:t xml:space="preserve">,</w:t>
+      </w:r>
+      <w:r>
+        <w:rPr>
+          <w:rStyle w:val="NormalTok"/>
+        </w:rPr>
+        <w:t xml:space="preserve"> {</w:t>
+      </w:r>
+      <w:r>
+        <w:br/>
+      </w:r>
+      <w:r>
+        <w:rPr>
+          <w:rStyle w:val="NormalTok"/>
+        </w:rPr>
+        <w:t xml:space="preserve">  </w:t>
+      </w:r>
+      <w:r>
+        <w:rPr>
+          <w:rStyle w:val="DataTypeTok"/>
+        </w:rPr>
+        <w:t xml:space="preserve">method</w:t>
+      </w:r>
+      <w:r>
+        <w:rPr>
+          <w:rStyle w:val="OperatorTok"/>
+        </w:rPr>
+        <w:t xml:space="preserve">:</w:t>
+      </w:r>
+      <w:r>
+        <w:rPr>
+          <w:rStyle w:val="NormalTok"/>
+        </w:rPr>
+        <w:t xml:space="preserve"> </w:t>
+      </w:r>
+      <w:r>
+        <w:rPr>
+          <w:rStyle w:val="StringTok"/>
+        </w:rPr>
+        <w:t xml:space="preserve">"POST"</w:t>
+      </w:r>
+      <w:r>
+        <w:rPr>
+          <w:rStyle w:val="OperatorTok"/>
+        </w:rPr>
+        <w:t xml:space="preserve">,</w:t>
+      </w:r>
+      <w:r>
+        <w:br/>
+      </w:r>
+      <w:r>
+        <w:rPr>
+          <w:rStyle w:val="NormalTok"/>
+        </w:rPr>
+        <w:t xml:space="preserve">  </w:t>
+      </w:r>
+      <w:r>
+        <w:rPr>
+          <w:rStyle w:val="DataTypeTok"/>
+        </w:rPr>
+        <w:t xml:space="preserve">headers</w:t>
+      </w:r>
+      <w:r>
+        <w:rPr>
+          <w:rStyle w:val="OperatorTok"/>
+        </w:rPr>
+        <w:t xml:space="preserve">:</w:t>
+      </w:r>
+      <w:r>
+        <w:rPr>
+          <w:rStyle w:val="NormalTok"/>
+        </w:rPr>
+        <w:t xml:space="preserve"> {</w:t>
+      </w:r>
+      <w:r>
+        <w:br/>
+      </w:r>
+      <w:r>
+        <w:rPr>
+          <w:rStyle w:val="NormalTok"/>
+        </w:rPr>
+        <w:t xml:space="preserve">    </w:t>
+      </w:r>
+      <w:r>
+        <w:rPr>
+          <w:rStyle w:val="StringTok"/>
+        </w:rPr>
+        <w:t xml:space="preserve">"Content-Type"</w:t>
+      </w:r>
+      <w:r>
+        <w:rPr>
+          <w:rStyle w:val="OperatorTok"/>
+        </w:rPr>
+        <w:t xml:space="preserve">:</w:t>
+      </w:r>
+      <w:r>
+        <w:rPr>
+          <w:rStyle w:val="NormalTok"/>
+        </w:rPr>
+        <w:t xml:space="preserve"> </w:t>
+      </w:r>
+      <w:r>
+        <w:rPr>
+          <w:rStyle w:val="StringTok"/>
+        </w:rPr>
+        <w:t xml:space="preserve">"application/json"</w:t>
+      </w:r>
+      <w:r>
+        <w:rPr>
+          <w:rStyle w:val="OperatorTok"/>
+        </w:rPr>
+        <w:t xml:space="preserve">,</w:t>
+      </w:r>
+      <w:r>
+        <w:br/>
+      </w:r>
+      <w:r>
+        <w:rPr>
+          <w:rStyle w:val="NormalTok"/>
+        </w:rPr>
+        <w:t xml:space="preserve">    </w:t>
+      </w:r>
+      <w:r>
+        <w:rPr>
+          <w:rStyle w:val="DataTypeTok"/>
+        </w:rPr>
+        <w:t xml:space="preserve">Authorization</w:t>
+      </w:r>
+      <w:r>
+        <w:rPr>
+          <w:rStyle w:val="OperatorTok"/>
+        </w:rPr>
+        <w:t xml:space="preserve">:</w:t>
+      </w:r>
+      <w:r>
+        <w:rPr>
+          <w:rStyle w:val="NormalTok"/>
+        </w:rPr>
+        <w:t xml:space="preserve"> </w:t>
+      </w:r>
+      <w:r>
+        <w:rPr>
+          <w:rStyle w:val="StringTok"/>
+        </w:rPr>
+        <w:t xml:space="preserve">"Bearer "</w:t>
+      </w:r>
+      <w:r>
+        <w:rPr>
+          <w:rStyle w:val="NormalTok"/>
+        </w:rPr>
+        <w:t xml:space="preserve"> </w:t>
+      </w:r>
+      <w:r>
+        <w:rPr>
+          <w:rStyle w:val="OperatorTok"/>
+        </w:rPr>
+        <w:t xml:space="preserve">+</w:t>
+      </w:r>
+      <w:r>
+        <w:rPr>
+          <w:rStyle w:val="NormalTok"/>
+        </w:rPr>
+        <w:t xml:space="preserve"> localStorage</w:t>
+      </w:r>
+      <w:r>
+        <w:rPr>
+          <w:rStyle w:val="OperatorTok"/>
+        </w:rPr>
+        <w:t xml:space="preserve">.</w:t>
+      </w:r>
+      <w:r>
+        <w:rPr>
+          <w:rStyle w:val="FunctionTok"/>
+        </w:rPr>
+        <w:t xml:space="preserve">getItem</w:t>
+      </w:r>
+      <w:r>
+        <w:rPr>
+          <w:rStyle w:val="NormalTok"/>
+        </w:rPr>
+        <w:t xml:space="preserve">(</w:t>
+      </w:r>
+      <w:r>
+        <w:rPr>
+          <w:rStyle w:val="StringTok"/>
+        </w:rPr>
+        <w:t xml:space="preserve">"token"</w:t>
+      </w:r>
+      <w:r>
+        <w:rPr>
+          <w:rStyle w:val="NormalTok"/>
+        </w:rPr>
+        <w:t xml:space="preserve">)</w:t>
+      </w:r>
+      <w:r>
+        <w:rPr>
+          <w:rStyle w:val="OperatorTok"/>
+        </w:rPr>
+        <w:t xml:space="preserve">,</w:t>
+      </w:r>
+      <w:r>
+        <w:br/>
+      </w:r>
+      <w:r>
+        <w:rPr>
+          <w:rStyle w:val="NormalTok"/>
+        </w:rPr>
+        <w:t xml:space="preserve">  }</w:t>
+      </w:r>
+      <w:r>
+        <w:rPr>
+          <w:rStyle w:val="OperatorTok"/>
+        </w:rPr>
+        <w:t xml:space="preserve">,</w:t>
+      </w:r>
+      <w:r>
+        <w:br/>
+      </w:r>
+      <w:r>
+        <w:rPr>
+          <w:rStyle w:val="NormalTok"/>
+        </w:rPr>
+        <w:t xml:space="preserve">  </w:t>
+      </w:r>
+      <w:r>
+        <w:rPr>
+          <w:rStyle w:val="DataTypeTok"/>
+        </w:rPr>
+        <w:t xml:space="preserve">body</w:t>
+      </w:r>
+      <w:r>
+        <w:rPr>
+          <w:rStyle w:val="OperatorTok"/>
+        </w:rPr>
+        <w:t xml:space="preserve">:</w:t>
+      </w:r>
+      <w:r>
+        <w:rPr>
+          <w:rStyle w:val="NormalTok"/>
+        </w:rPr>
+        <w:t xml:space="preserve"> </w:t>
+      </w:r>
+      <w:r>
+        <w:rPr>
+          <w:rStyle w:val="BuiltInTok"/>
+        </w:rPr>
+        <w:t xml:space="preserve">JSON</w:t>
+      </w:r>
+      <w:r>
+        <w:rPr>
+          <w:rStyle w:val="OperatorTok"/>
+        </w:rPr>
+        <w:t xml:space="preserve">.</w:t>
+      </w:r>
+      <w:r>
+        <w:rPr>
+          <w:rStyle w:val="FunctionTok"/>
+        </w:rPr>
+        <w:t xml:space="preserve">stringify</w:t>
+      </w:r>
+      <w:r>
+        <w:rPr>
+          <w:rStyle w:val="NormalTok"/>
+        </w:rPr>
+        <w:t xml:space="preserve">({</w:t>
+      </w:r>
+      <w:r>
+        <w:br/>
+      </w:r>
+      <w:r>
+        <w:rPr>
+          <w:rStyle w:val="NormalTok"/>
+        </w:rPr>
+        <w:t xml:space="preserve">    </w:t>
+      </w:r>
+      <w:r>
+        <w:rPr>
+          <w:rStyle w:val="DataTypeTok"/>
+        </w:rPr>
+        <w:t xml:space="preserve">pplId</w:t>
+      </w:r>
+      <w:r>
+        <w:rPr>
+          <w:rStyle w:val="OperatorTok"/>
+        </w:rPr>
+        <w:t xml:space="preserve">:</w:t>
+      </w:r>
+      <w:r>
+        <w:rPr>
+          <w:rStyle w:val="NormalTok"/>
+        </w:rPr>
+        <w:t xml:space="preserve"> </w:t>
+      </w:r>
+      <w:r>
+        <w:rPr>
+          <w:rStyle w:val="StringTok"/>
+        </w:rPr>
+        <w:t xml:space="preserve">"&lt;id mitra PML lain&gt;"</w:t>
+      </w:r>
+      <w:r>
+        <w:rPr>
+          <w:rStyle w:val="OperatorTok"/>
+        </w:rPr>
+        <w:t xml:space="preserve">,</w:t>
+      </w:r>
+      <w:r>
+        <w:br/>
+      </w:r>
+      <w:r>
+        <w:rPr>
+          <w:rStyle w:val="NormalTok"/>
+        </w:rPr>
+        <w:t xml:space="preserve">    </w:t>
+      </w:r>
+      <w:r>
+        <w:rPr>
+          <w:rStyle w:val="DataTypeTok"/>
+        </w:rPr>
+        <w:t xml:space="preserve">sikapPelikaku</w:t>
+      </w:r>
+      <w:r>
+        <w:rPr>
+          <w:rStyle w:val="OperatorTok"/>
+        </w:rPr>
+        <w:t xml:space="preserve">:</w:t>
+      </w:r>
+      <w:r>
+        <w:rPr>
+          <w:rStyle w:val="NormalTok"/>
+        </w:rPr>
+        <w:t xml:space="preserve"> </w:t>
+      </w:r>
+      <w:r>
+        <w:rPr>
+          <w:rStyle w:val="DecValTok"/>
+        </w:rPr>
+        <w:t xml:space="preserve">9</w:t>
+      </w:r>
+      <w:r>
+        <w:rPr>
+          <w:rStyle w:val="OperatorTok"/>
+        </w:rPr>
+        <w:t xml:space="preserve">,</w:t>
+      </w:r>
+      <w:r>
+        <w:br/>
+      </w:r>
+      <w:r>
+        <w:rPr>
+          <w:rStyle w:val="NormalTok"/>
+        </w:rPr>
+        <w:t xml:space="preserve">    </w:t>
+      </w:r>
+      <w:r>
+        <w:rPr>
+          <w:rStyle w:val="DataTypeTok"/>
+        </w:rPr>
+        <w:t xml:space="preserve">kualitasPekerjaan</w:t>
+      </w:r>
+      <w:r>
+        <w:rPr>
+          <w:rStyle w:val="OperatorTok"/>
+        </w:rPr>
+        <w:t xml:space="preserve">:</w:t>
+      </w:r>
+      <w:r>
+        <w:rPr>
+          <w:rStyle w:val="NormalTok"/>
+        </w:rPr>
+        <w:t xml:space="preserve"> </w:t>
+      </w:r>
+      <w:r>
+        <w:rPr>
+          <w:rStyle w:val="DecValTok"/>
+        </w:rPr>
+        <w:t xml:space="preserve">9</w:t>
+      </w:r>
+      <w:r>
+        <w:rPr>
+          <w:rStyle w:val="OperatorTok"/>
+        </w:rPr>
+        <w:t xml:space="preserve">,</w:t>
+      </w:r>
+      <w:r>
+        <w:br/>
+      </w:r>
+      <w:r>
+        <w:rPr>
+          <w:rStyle w:val="NormalTok"/>
+        </w:rPr>
+        <w:t xml:space="preserve">    </w:t>
+      </w:r>
+      <w:r>
+        <w:rPr>
+          <w:rStyle w:val="DataTypeTok"/>
+        </w:rPr>
+        <w:t xml:space="preserve">ketepatanWaktu</w:t>
+      </w:r>
+      <w:r>
+        <w:rPr>
+          <w:rStyle w:val="OperatorTok"/>
+        </w:rPr>
+        <w:t xml:space="preserve">:</w:t>
+      </w:r>
+      <w:r>
+        <w:rPr>
+          <w:rStyle w:val="NormalTok"/>
+        </w:rPr>
+        <w:t xml:space="preserve"> </w:t>
+      </w:r>
+      <w:r>
+        <w:rPr>
+          <w:rStyle w:val="DecValTok"/>
+        </w:rPr>
+        <w:t xml:space="preserve">9</w:t>
+      </w:r>
+      <w:r>
+        <w:rPr>
+          <w:rStyle w:val="OperatorTok"/>
+        </w:rPr>
+        <w:t xml:space="preserve">,</w:t>
+      </w:r>
+      <w:r>
+        <w:br/>
+      </w:r>
+      <w:r>
+        <w:rPr>
+          <w:rStyle w:val="NormalTok"/>
+        </w:rPr>
+        <w:t xml:space="preserve">  })</w:t>
+      </w:r>
+      <w:r>
+        <w:rPr>
+          <w:rStyle w:val="OperatorTok"/>
+        </w:rPr>
+        <w:t xml:space="preserve">,</w:t>
+      </w:r>
+      <w:r>
+        <w:br/>
+      </w:r>
+      <w:r>
+        <w:rPr>
+          <w:rStyle w:val="NormalTok"/>
+        </w:rPr>
+        <w:t xml:space="preserve">})</w:t>
+      </w:r>
+      <w:r>
+        <w:rPr>
+          <w:rStyle w:val="OperatorTok"/>
+        </w:rPr>
+        <w:t xml:space="preserve">.</w:t>
+      </w:r>
+      <w:r>
+        <w:rPr>
+          <w:rStyle w:val="FunctionTok"/>
+        </w:rPr>
+        <w:t xml:space="preserve">then</w:t>
+      </w:r>
+      <w:r>
+        <w:rPr>
+          <w:rStyle w:val="NormalTok"/>
+        </w:rPr>
+        <w:t xml:space="preserve">((r) </w:t>
+      </w:r>
+      <w:r>
+        <w:rPr>
+          <w:rStyle w:val="KeywordTok"/>
+        </w:rPr>
+        <w:t xml:space="preserve">=&gt;</w:t>
+      </w:r>
+      <w:r>
+        <w:rPr>
+          <w:rStyle w:val="NormalTok"/>
+        </w:rPr>
+        <w:t xml:space="preserve"> </w:t>
+      </w:r>
+      <w:r>
+        <w:rPr>
+          <w:rStyle w:val="BuiltInTok"/>
+        </w:rPr>
+        <w:t xml:space="preserve">console</w:t>
+      </w:r>
+      <w:r>
+        <w:rPr>
+          <w:rStyle w:val="OperatorTok"/>
+        </w:rPr>
+        <w:t xml:space="preserve">.</w:t>
+      </w:r>
+      <w:r>
+        <w:rPr>
+          <w:rStyle w:val="FunctionTok"/>
+        </w:rPr>
+        <w:t xml:space="preserve">log</w:t>
+      </w:r>
+      <w:r>
+        <w:rPr>
+          <w:rStyle w:val="NormalTok"/>
+        </w:rPr>
+        <w:t xml:space="preserve">(r</w:t>
+      </w:r>
+      <w:r>
+        <w:rPr>
+          <w:rStyle w:val="OperatorTok"/>
+        </w:rPr>
+        <w:t xml:space="preserve">.</w:t>
+      </w:r>
+      <w:r>
+        <w:rPr>
+          <w:rStyle w:val="AttributeTok"/>
+        </w:rPr>
+        <w:t xml:space="preserve">status</w:t>
+      </w:r>
+      <w:r>
+        <w:rPr>
+          <w:rStyle w:val="NormalTok"/>
+        </w:rPr>
+        <w:t xml:space="preserve">))</w:t>
+      </w:r>
+      <w:r>
+        <w:rPr>
+          <w:rStyle w:val="OperatorTok"/>
+        </w:rPr>
+        <w:t xml:space="preserve">;</w:t>
+      </w:r>
+    </w:p>
+    <w:p>
+      <w:pPr>
+        <w:pStyle w:val="FirstParagraph"/>
+      </w:pPr>
+      <w:r>
+        <w:t xml:space="preserve">Angka yang tercetak di konsol itulah yang dicatat di kolom</w:t>
+      </w:r>
+      <w:r>
+        <w:t xml:space="preserve"> </w:t>
+      </w:r>
+      <w:r>
+        <w:rPr>
+          <w:b/>
+          <w:bCs/>
+        </w:rPr>
+        <w:t xml:space="preserve">Hasil Pengujian</w:t>
+      </w:r>
+      <w:r>
+        <w:t xml:space="preserve">.</w:t>
+      </w:r>
+    </w:p>
+    <w:p>
+      <w:pPr>
+        <w:pStyle w:val="BodyText"/>
+      </w:pPr>
+      <w:r>
+        <w:rPr>
+          <w:b/>
+          <w:bCs/>
+        </w:rPr>
+        <w:t xml:space="preserve">Alamat yang diuji untuk tiap kode:</w:t>
+      </w:r>
+    </w:p>
+    <w:tbl>
+      <w:tblPr>
+        <w:tblStyle w:val="Table"/>
+        <w:tblW w:type="auto" w:w="0"/>
+        <w:tblLook w:firstRow="1" w:lastRow="0" w:firstColumn="0" w:lastColumn="0" w:noHBand="0" w:noVBand="0" w:val="0020"/>
+      </w:tblPr>
+      <w:tblGrid>
+        <w:gridCol w:w="3960"/>
+        <w:gridCol w:w="3960"/>
+      </w:tblGrid>
+      <w:tr>
+        <w:trPr>
+          <w:tblHeader w:val="on"/>
+        </w:trPr>
+        <w:tc>
+          <w:tcPr/>
+          <w:p>
+            <w:pPr>
+              <w:pStyle w:val="Compact"/>
+            </w:pPr>
+            <w:r>
+              <w:t xml:space="preserve">Kode</w:t>
+            </w:r>
+          </w:p>
+        </w:tc>
+        <w:tc>
+          <w:tcPr/>
+          <w:p>
+            <w:pPr>
+              <w:pStyle w:val="Compact"/>
+            </w:pPr>
+            <w:r>
+              <w:t xml:space="preserve">Permintaan</w:t>
+            </w:r>
+          </w:p>
+        </w:tc>
+      </w:tr>
+      <w:tr>
+        <w:tc>
+          <w:tcPr/>
+          <w:p>
+            <w:pPr>
+              <w:pStyle w:val="Compact"/>
+            </w:pPr>
+            <w:r>
+              <w:t xml:space="preserve">SEC-01</w:t>
+            </w:r>
+          </w:p>
+        </w:tc>
+        <w:tc>
+          <w:tcPr/>
+          <w:p>
+            <w:pPr>
+              <w:pStyle w:val="Compact"/>
+            </w:pPr>
+            <w:r>
+              <w:rPr>
+                <w:rStyle w:val="VerbatimChar"/>
+              </w:rPr>
+              <w:t xml:space="preserve">POST /api/penilaian</w:t>
+            </w:r>
+            <w:r>
+              <w:t xml:space="preserve"> </w:t>
+            </w:r>
+            <w:r>
+              <w:t xml:space="preserve">dengan</w:t>
+            </w:r>
+            <w:r>
+              <w:t xml:space="preserve"> </w:t>
+            </w:r>
+            <w:r>
+              <w:rPr>
+                <w:rStyle w:val="VerbatimChar"/>
+              </w:rPr>
+              <w:t xml:space="preserve">pplId</w:t>
+            </w:r>
+            <w:r>
+              <w:t xml:space="preserve"> </w:t>
+            </w:r>
+            <w:r>
+              <w:t xml:space="preserve">milik PML lain</w:t>
+            </w:r>
+          </w:p>
+        </w:tc>
+      </w:tr>
+      <w:tr>
+        <w:tc>
+          <w:tcPr/>
+          <w:p>
+            <w:pPr>
+              <w:pStyle w:val="Compact"/>
+            </w:pPr>
+            <w:r>
+              <w:t xml:space="preserve">SEC-02</w:t>
+            </w:r>
+          </w:p>
+        </w:tc>
+        <w:tc>
+          <w:tcPr/>
+          <w:p>
+            <w:pPr>
+              <w:pStyle w:val="Compact"/>
+            </w:pPr>
+            <w:r>
+              <w:rPr>
+                <w:rStyle w:val="VerbatimChar"/>
+              </w:rPr>
+              <w:t xml:space="preserve">PUT /api/kegiatan/ppl/&lt;pplId&gt;/progress</w:t>
+            </w:r>
+            <w:r>
+              <w:t xml:space="preserve"> </w:t>
+            </w:r>
+            <w:r>
+              <w:t xml:space="preserve">untuk mitra PML lain</w:t>
+            </w:r>
+          </w:p>
+        </w:tc>
+      </w:tr>
+      <w:tr>
+        <w:tc>
+          <w:tcPr/>
+          <w:p>
+            <w:pPr>
+              <w:pStyle w:val="Compact"/>
+            </w:pPr>
+            <w:r>
+              <w:t xml:space="preserve">SEC-03</w:t>
+            </w:r>
+          </w:p>
+        </w:tc>
+        <w:tc>
+          <w:tcPr/>
+          <w:p>
+            <w:pPr>
+              <w:pStyle w:val="Compact"/>
+            </w:pPr>
+            <w:r>
+              <w:rPr>
+                <w:rStyle w:val="VerbatimChar"/>
+              </w:rPr>
+              <w:t xml:space="preserve">PUT /api/kegiatan/&lt;id&gt;</w:t>
+            </w:r>
+            <w:r>
+              <w:t xml:space="preserve"> </w:t>
+            </w:r>
+            <w:r>
+              <w:t xml:space="preserve">untuk kegiatan tim lain</w:t>
+            </w:r>
+          </w:p>
+        </w:tc>
+      </w:tr>
+      <w:tr>
+        <w:tc>
+          <w:tcPr/>
+          <w:p>
+            <w:pPr>
+              <w:pStyle w:val="Compact"/>
+            </w:pPr>
+            <w:r>
+              <w:t xml:space="preserve">SEC-04</w:t>
+            </w:r>
+          </w:p>
+        </w:tc>
+        <w:tc>
+          <w:tcPr/>
+          <w:p>
+            <w:pPr>
+              <w:pStyle w:val="Compact"/>
+            </w:pPr>
+            <w:r>
+              <w:rPr>
+                <w:rStyle w:val="VerbatimChar"/>
+              </w:rPr>
+              <w:t xml:space="preserve">POST /api/penilaian</w:t>
+            </w:r>
+            <w:r>
+              <w:t xml:space="preserve"> </w:t>
+            </w:r>
+            <w:r>
+              <w:t xml:space="preserve">dengan menambahkan</w:t>
+            </w:r>
+            <w:r>
+              <w:t xml:space="preserve"> </w:t>
+            </w:r>
+            <w:r>
+              <w:rPr>
+                <w:rStyle w:val="VerbatimChar"/>
+              </w:rPr>
+              <w:t xml:space="preserve">pmlId</w:t>
+            </w:r>
+            <w:r>
+              <w:t xml:space="preserve"> </w:t>
+            </w:r>
+            <w:r>
+              <w:t xml:space="preserve">milik orang lain di badan permintaan</w:t>
+            </w:r>
+          </w:p>
+        </w:tc>
+      </w:tr>
+      <w:tr>
+        <w:tc>
+          <w:tcPr/>
+          <w:p>
+            <w:pPr>
+              <w:pStyle w:val="Compact"/>
+            </w:pPr>
+            <w:r>
+              <w:t xml:space="preserve">SEC-05</w:t>
+            </w:r>
+          </w:p>
+        </w:tc>
+        <w:tc>
+          <w:tcPr/>
+          <w:p>
+            <w:pPr>
+              <w:pStyle w:val="Compact"/>
+            </w:pPr>
+            <w:r>
+              <w:rPr>
+                <w:rStyle w:val="VerbatimChar"/>
+              </w:rPr>
+              <w:t xml:space="preserve">POST /api/kontrak/nomor</w:t>
+            </w:r>
+            <w:r>
+              <w:t xml:space="preserve"> </w:t>
+            </w:r>
+            <w:r>
+              <w:t xml:space="preserve">memakai token pegawai</w:t>
+            </w:r>
+          </w:p>
+        </w:tc>
+      </w:tr>
+      <w:tr>
+        <w:tc>
+          <w:tcPr/>
+          <w:p>
+            <w:pPr>
+              <w:pStyle w:val="Compact"/>
+            </w:pPr>
+            <w:r>
+              <w:t xml:space="preserve">SEC-06</w:t>
+            </w:r>
+          </w:p>
+        </w:tc>
+        <w:tc>
+          <w:tcPr/>
+          <w:p>
+            <w:pPr>
+              <w:pStyle w:val="Compact"/>
+            </w:pPr>
+            <w:r>
+              <w:rPr>
+                <w:rStyle w:val="VerbatimChar"/>
+              </w:rPr>
+              <w:t xml:space="preserve">POST /api/kontrak/surat/&lt;id&gt;/batal</w:t>
+            </w:r>
+            <w:r>
+              <w:t xml:space="preserve"> </w:t>
+            </w:r>
+            <w:r>
+              <w:t xml:space="preserve">memakai token pegawai</w:t>
+            </w:r>
+          </w:p>
+        </w:tc>
+      </w:tr>
+      <w:tr>
+        <w:tc>
+          <w:tcPr/>
+          <w:p>
+            <w:pPr>
+              <w:pStyle w:val="Compact"/>
+            </w:pPr>
+            <w:r>
+              <w:t xml:space="preserve">SEC-07</w:t>
+            </w:r>
+          </w:p>
+        </w:tc>
+        <w:tc>
+          <w:tcPr/>
+          <w:p>
+            <w:pPr>
+              <w:pStyle w:val="Compact"/>
+            </w:pPr>
+            <w:r>
+              <w:rPr>
+                <w:rStyle w:val="VerbatimChar"/>
+              </w:rPr>
+              <w:t xml:space="preserve">PUT /api/settings/HONOR_LIMIT</w:t>
+            </w:r>
+            <w:r>
+              <w:t xml:space="preserve"> </w:t>
+            </w:r>
+            <w:r>
+              <w:t xml:space="preserve">memakai token pegawai</w:t>
+            </w:r>
+          </w:p>
+        </w:tc>
+      </w:tr>
+      <w:tr>
+        <w:tc>
+          <w:tcPr/>
+          <w:p>
+            <w:pPr>
+              <w:pStyle w:val="Compact"/>
+            </w:pPr>
+            <w:r>
+              <w:t xml:space="preserve">SEC-08</w:t>
+            </w:r>
+          </w:p>
+        </w:tc>
+        <w:tc>
+          <w:tcPr/>
+          <w:p>
+            <w:pPr>
+              <w:pStyle w:val="Compact"/>
+            </w:pPr>
+            <w:r>
+              <w:rPr>
+                <w:rStyle w:val="VerbatimChar"/>
+              </w:rPr>
+              <w:t xml:space="preserve">PUT /api/kegiatan/dokumen/&lt;id&gt;/status</w:t>
+            </w:r>
+            <w:r>
+              <w:t xml:space="preserve"> </w:t>
+            </w:r>
+            <w:r>
+              <w:t xml:space="preserve">memakai token pegawai</w:t>
+            </w:r>
+          </w:p>
+        </w:tc>
+      </w:tr>
+      <w:tr>
+        <w:tc>
+          <w:tcPr/>
+          <w:p>
+            <w:pPr>
+              <w:pStyle w:val="Compact"/>
+            </w:pPr>
+            <w:r>
+              <w:t xml:space="preserve">SEC-09</w:t>
+            </w:r>
+          </w:p>
+        </w:tc>
+        <w:tc>
+          <w:tcPr/>
+          <w:p>
+            <w:pPr>
+              <w:pStyle w:val="Compact"/>
+            </w:pPr>
+            <w:r>
+              <w:rPr>
+                <w:rStyle w:val="VerbatimChar"/>
+              </w:rPr>
+              <w:t xml:space="preserve">POST /api/admin/ppl/impor</w:t>
+            </w:r>
+            <w:r>
+              <w:t xml:space="preserve"> </w:t>
+            </w:r>
+            <w:r>
+              <w:t xml:space="preserve">memakai token Tim Keuangan</w:t>
+            </w:r>
+          </w:p>
+        </w:tc>
+      </w:tr>
+      <w:tr>
+        <w:tc>
+          <w:tcPr/>
+          <w:p>
+            <w:pPr>
+              <w:pStyle w:val="Compact"/>
+            </w:pPr>
+            <w:r>
+              <w:t xml:space="preserve">SEC-10</w:t>
+            </w:r>
+          </w:p>
+        </w:tc>
+        <w:tc>
+          <w:tcPr/>
+          <w:p>
+            <w:pPr>
+              <w:pStyle w:val="Compact"/>
+            </w:pPr>
+            <w:r>
+              <w:rPr>
+                <w:rStyle w:val="VerbatimChar"/>
+              </w:rPr>
+              <w:t xml:space="preserve">POST /api/admin/users</w:t>
+            </w:r>
+            <w:r>
+              <w:t xml:space="preserve"> </w:t>
+            </w:r>
+            <w:r>
+              <w:t xml:space="preserve">memakai token Tim Keuangan</w:t>
+            </w:r>
+          </w:p>
+        </w:tc>
+      </w:tr>
+      <w:tr>
+        <w:tc>
+          <w:tcPr/>
+          <w:p>
+            <w:pPr>
+              <w:pStyle w:val="Compact"/>
+            </w:pPr>
+            <w:r>
+              <w:t xml:space="preserve">SEC-11</w:t>
+            </w:r>
+          </w:p>
+        </w:tc>
+        <w:tc>
+          <w:tcPr/>
+          <w:p>
+            <w:pPr>
+              <w:pStyle w:val="Compact"/>
+            </w:pPr>
+            <w:r>
+              <w:rPr>
+                <w:rStyle w:val="VerbatimChar"/>
+              </w:rPr>
+              <w:t xml:space="preserve">PUT /api/kegiatan/&lt;id&gt;/arsip</w:t>
+            </w:r>
+            <w:r>
+              <w:t xml:space="preserve"> </w:t>
+            </w:r>
+            <w:r>
+              <w:t xml:space="preserve">memakai token pegawai</w:t>
+            </w:r>
+          </w:p>
+        </w:tc>
+      </w:tr>
+      <w:tr>
+        <w:tc>
+          <w:tcPr/>
+          <w:p>
+            <w:pPr>
+              <w:pStyle w:val="Compact"/>
+            </w:pPr>
+            <w:r>
+              <w:t xml:space="preserve">SEC-12</w:t>
+            </w:r>
+          </w:p>
+        </w:tc>
+        <w:tc>
+          <w:tcPr/>
+          <w:p>
+            <w:pPr>
+              <w:pStyle w:val="Compact"/>
+            </w:pPr>
+            <w:r>
+              <w:t xml:space="preserve">Simpan token, ganti kata sandi akun itu, lalu pakai token lama</w:t>
+            </w:r>
+          </w:p>
+        </w:tc>
+      </w:tr>
+      <w:tr>
+        <w:tc>
+          <w:tcPr/>
+          <w:p>
+            <w:pPr>
+              <w:pStyle w:val="Compact"/>
+            </w:pPr>
+            <w:r>
+              <w:t xml:space="preserve">SEC-13</w:t>
+            </w:r>
+          </w:p>
+        </w:tc>
+        <w:tc>
+          <w:tcPr/>
+          <w:p>
+            <w:pPr>
+              <w:pStyle w:val="Compact"/>
+            </w:pPr>
+            <w:r>
+              <w:t xml:space="preserve">Ubah satu huruf pada token, lalu panggil</w:t>
+            </w:r>
+            <w:r>
+              <w:t xml:space="preserve"> </w:t>
+            </w:r>
+            <w:r>
+              <w:rPr>
+                <w:rStyle w:val="VerbatimChar"/>
+              </w:rPr>
+              <w:t xml:space="preserve">GET /api/kegiatan</w:t>
+            </w:r>
+          </w:p>
+        </w:tc>
+      </w:tr>
+      <w:tr>
+        <w:tc>
+          <w:tcPr/>
+          <w:p>
+            <w:pPr>
+              <w:pStyle w:val="Compact"/>
+            </w:pPr>
+            <w:r>
+              <w:t xml:space="preserve">SEC-14</w:t>
+            </w:r>
+          </w:p>
+        </w:tc>
+        <w:tc>
+          <w:tcPr/>
+          <w:p>
+            <w:pPr>
+              <w:pStyle w:val="Compact"/>
+            </w:pPr>
+            <w:r>
+              <w:t xml:space="preserve">Panggil</w:t>
+            </w:r>
+            <w:r>
+              <w:t xml:space="preserve"> </w:t>
+            </w:r>
+            <w:r>
+              <w:rPr>
+                <w:rStyle w:val="VerbatimChar"/>
+              </w:rPr>
+              <w:t xml:space="preserve">GET /api/kegiatan</w:t>
+            </w:r>
+            <w:r>
+              <w:t xml:space="preserve"> </w:t>
+            </w:r>
+            <w:r>
+              <w:t xml:space="preserve">tanpa header Authorization</w:t>
+            </w:r>
+          </w:p>
+        </w:tc>
+      </w:tr>
+      <w:tr>
+        <w:tc>
+          <w:tcPr/>
+          <w:p>
+            <w:pPr>
+              <w:pStyle w:val="Compact"/>
+            </w:pPr>
+            <w:r>
+              <w:t xml:space="preserve">SEC-15</w:t>
+            </w:r>
+          </w:p>
+        </w:tc>
+        <w:tc>
+          <w:tcPr/>
+          <w:p>
+            <w:pPr>
+              <w:pStyle w:val="Compact"/>
+            </w:pPr>
+            <w:r>
+              <w:rPr>
+                <w:rStyle w:val="VerbatimChar"/>
+              </w:rPr>
+              <w:t xml:space="preserve">GET /api/honor</w:t>
+            </w:r>
+            <w:r>
+              <w:t xml:space="preserve"> </w:t>
+            </w:r>
+            <w:r>
+              <w:t xml:space="preserve">memakai token pegawai (harapan 200)</w:t>
+            </w:r>
+          </w:p>
+        </w:tc>
+      </w:tr>
+      <w:tr>
+        <w:tc>
+          <w:tcPr/>
+          <w:p>
+            <w:pPr>
+              <w:pStyle w:val="Compact"/>
+            </w:pPr>
+            <w:r>
+              <w:t xml:space="preserve">SEC-16</w:t>
+            </w:r>
+          </w:p>
+        </w:tc>
+        <w:tc>
+          <w:tcPr/>
+          <w:p>
+            <w:pPr>
+              <w:pStyle w:val="Compact"/>
+            </w:pPr>
+            <w:r>
+              <w:rPr>
+                <w:rStyle w:val="VerbatimChar"/>
+              </w:rPr>
+              <w:t xml:space="preserve">PUT /api/settings/HONOR_LIMIT</w:t>
+            </w:r>
+            <w:r>
+              <w:t xml:space="preserve"> </w:t>
+            </w:r>
+            <w:r>
+              <w:t xml:space="preserve">memakai token Tim Keuangan (harapan 200)</w:t>
+            </w:r>
+          </w:p>
+        </w:tc>
+      </w:tr>
+    </w:tbl>
+    <w:p>
+      <w:pPr>
+        <w:pStyle w:val="BodyText"/>
+      </w:pPr>
+      <w:r>
+        <w:rPr>
+          <w:i/>
+          <w:iCs/>
+        </w:rPr>
+        <w:t xml:space="preserve">(Sesuaikan alamat di atas bila berbeda; daftar rute ada di folder</w:t>
+      </w:r>
+      <w:r>
+        <w:rPr>
+          <w:i/>
+          <w:iCs/>
+        </w:rPr>
+        <w:t xml:space="preserve"> </w:t>
+      </w:r>
+      <w:r>
+        <w:rPr>
+          <w:rStyle w:val="VerbatimChar"/>
+          <w:i/>
+          <w:iCs/>
+        </w:rPr>
+        <w:t xml:space="preserve">server/routes/</w:t>
+      </w:r>
+      <w:r>
+        <w:rPr>
+          <w:i/>
+          <w:iCs/>
+        </w:rPr>
+        <w:t xml:space="preserve">.)</w:t>
+      </w:r>
+    </w:p>
+    <w:bookmarkEnd w:id="21"/>
+    <w:bookmarkStart w:id="22" w:name="X69e5cb46ce48c33577071071df080bc6b9bffa9"/>
+    <w:p>
+      <w:pPr>
+        <w:pStyle w:val="Heading2"/>
+      </w:pPr>
+      <w:r>
+        <w:t xml:space="preserve">D. Menjalankan pengujian kinerja Lighthouse</w:t>
+      </w:r>
+    </w:p>
+    <w:p>
+      <w:pPr>
+        <w:pStyle w:val="FirstParagraph"/>
+      </w:pPr>
+      <w:r>
+        <w:rPr>
+          <w:b/>
+          <w:bCs/>
+        </w:rPr>
+        <w:t xml:space="preserve">Langkah wajib sebelum mengukur:</w:t>
+      </w:r>
+      <w:r>
+        <w:t xml:space="preserve"> </w:t>
+      </w:r>
+      <w:r>
+        <w:t xml:space="preserve">jalankan hasil build produksi, bukan</w:t>
+      </w:r>
+      <w:r>
+        <w:t xml:space="preserve"> </w:t>
+      </w:r>
+      <w:r>
+        <w:rPr>
+          <w:rStyle w:val="VerbatimChar"/>
+        </w:rPr>
+        <w:t xml:space="preserve">pnpm dev</w:t>
+      </w:r>
+      <w:r>
+        <w:t xml:space="preserve">.</w:t>
+      </w:r>
+      <w:r>
+        <w:t xml:space="preserve"> </w:t>
+      </w:r>
+      <w:r>
+        <w:t xml:space="preserve">Server pengembangan memuat berkas satu per satu tanpa pemampatan, sehingga skornya</w:t>
+      </w:r>
+      <w:r>
+        <w:t xml:space="preserve"> </w:t>
+      </w:r>
+      <w:r>
+        <w:t xml:space="preserve">jauh lebih rendah dan tidak mewakili keadaan sebenarnya.</w:t>
+      </w:r>
+    </w:p>
+    <w:p>
+      <w:pPr>
+        <w:pStyle w:val="SourceCode"/>
+      </w:pPr>
+      <w:r>
+        <w:rPr>
+          <w:rStyle w:val="VerbatimChar"/>
+        </w:rPr>
+        <w:t xml:space="preserve">pnpm build</w:t>
+      </w:r>
+      <w:r>
+        <w:br/>
+      </w:r>
+      <w:r>
+        <w:rPr>
+          <w:rStyle w:val="VerbatimChar"/>
+        </w:rPr>
+        <w:t xml:space="preserve">pnpm start</w:t>
+      </w:r>
+    </w:p>
+    <w:p>
+      <w:pPr>
+        <w:pStyle w:val="FirstParagraph"/>
+      </w:pPr>
+      <w:r>
+        <w:t xml:space="preserve">Lalu buka alamat yang tertulis di terminal, misalnya</w:t>
+      </w:r>
+      <w:r>
+        <w:t xml:space="preserve"> </w:t>
+      </w:r>
+      <w:r>
+        <w:rPr>
+          <w:rStyle w:val="VerbatimChar"/>
+        </w:rPr>
+        <w:t xml:space="preserve">http://localhost:3000/kharisma</w:t>
+      </w:r>
+      <w:r>
+        <w:t xml:space="preserve">.</w:t>
+      </w:r>
+    </w:p>
+    <w:p>
+      <w:pPr>
+        <w:pStyle w:val="BodyText"/>
+      </w:pPr>
+      <w:r>
+        <w:rPr>
+          <w:b/>
+          <w:bCs/>
+        </w:rPr>
+        <w:t xml:space="preserve">Langkah pengukuran:</w:t>
+      </w:r>
+    </w:p>
+    <w:p>
+      <w:pPr>
+        <w:pStyle w:val="Compact"/>
+        <w:numPr>
+          <w:ilvl w:val="0"/>
+          <w:numId w:val="1007"/>
+        </w:numPr>
+      </w:pPr>
+      <w:r>
+        <w:t xml:space="preserve">Buka halaman yang akan diukur, lalu masuk ke sistem lebih dulu. Halaman selain</w:t>
+      </w:r>
+      <w:r>
+        <w:t xml:space="preserve"> </w:t>
+      </w:r>
+      <w:r>
+        <w:t xml:space="preserve">halaman masuk memerlukan sesi.</w:t>
+      </w:r>
+    </w:p>
+    <w:p>
+      <w:pPr>
+        <w:pStyle w:val="Compact"/>
+        <w:numPr>
+          <w:ilvl w:val="0"/>
+          <w:numId w:val="1007"/>
+        </w:numPr>
+      </w:pPr>
+      <w:r>
+        <w:t xml:space="preserve">Tekan F12 → pilih tab</w:t>
+      </w:r>
+      <w:r>
+        <w:t xml:space="preserve"> </w:t>
+      </w:r>
+      <w:r>
+        <w:rPr>
+          <w:b/>
+          <w:bCs/>
+        </w:rPr>
+        <w:t xml:space="preserve">Lighthouse</w:t>
+      </w:r>
+      <w:r>
+        <w:t xml:space="preserve">.</w:t>
+      </w:r>
+    </w:p>
+    <w:p>
+      <w:pPr>
+        <w:pStyle w:val="Compact"/>
+        <w:numPr>
+          <w:ilvl w:val="0"/>
+          <w:numId w:val="1007"/>
+        </w:numPr>
+      </w:pPr>
+      <w:r>
+        <w:t xml:space="preserve">Atur:</w:t>
+      </w:r>
+      <w:r>
+        <w:t xml:space="preserve"> </w:t>
+      </w:r>
+      <w:r>
+        <w:rPr>
+          <w:b/>
+          <w:bCs/>
+        </w:rPr>
+        <w:t xml:space="preserve">Mode</w:t>
+      </w:r>
+      <w:r>
+        <w:t xml:space="preserve"> </w:t>
+      </w:r>
+      <w:r>
+        <w:t xml:space="preserve">=</w:t>
+      </w:r>
+      <w:r>
+        <w:t xml:space="preserve"> </w:t>
+      </w:r>
+      <w:r>
+        <w:rPr>
+          <w:i/>
+          <w:iCs/>
+        </w:rPr>
+        <w:t xml:space="preserve">Navigation</w:t>
+      </w:r>
+      <w:r>
+        <w:t xml:space="preserve">,</w:t>
+      </w:r>
+      <w:r>
+        <w:t xml:space="preserve"> </w:t>
+      </w:r>
+      <w:r>
+        <w:rPr>
+          <w:b/>
+          <w:bCs/>
+        </w:rPr>
+        <w:t xml:space="preserve">Device</w:t>
+      </w:r>
+      <w:r>
+        <w:t xml:space="preserve"> </w:t>
+      </w:r>
+      <w:r>
+        <w:t xml:space="preserve">=</w:t>
+      </w:r>
+      <w:r>
+        <w:t xml:space="preserve"> </w:t>
+      </w:r>
+      <w:r>
+        <w:rPr>
+          <w:i/>
+          <w:iCs/>
+        </w:rPr>
+        <w:t xml:space="preserve">Desktop</w:t>
+      </w:r>
+      <w:r>
+        <w:t xml:space="preserve">,</w:t>
+      </w:r>
+      <w:r>
+        <w:t xml:space="preserve"> </w:t>
+      </w:r>
+      <w:r>
+        <w:rPr>
+          <w:b/>
+          <w:bCs/>
+        </w:rPr>
+        <w:t xml:space="preserve">Categories</w:t>
+      </w:r>
+      <w:r>
+        <w:t xml:space="preserve"> </w:t>
+      </w:r>
+      <w:r>
+        <w:t xml:space="preserve">= centang</w:t>
+      </w:r>
+      <w:r>
+        <w:t xml:space="preserve"> </w:t>
+      </w:r>
+      <w:r>
+        <w:rPr>
+          <w:i/>
+          <w:iCs/>
+        </w:rPr>
+        <w:t xml:space="preserve">Performance</w:t>
+      </w:r>
+      <w:r>
+        <w:t xml:space="preserve"> </w:t>
+      </w:r>
+      <w:r>
+        <w:t xml:space="preserve">saja.</w:t>
+      </w:r>
+    </w:p>
+    <w:p>
+      <w:pPr>
+        <w:pStyle w:val="Compact"/>
+        <w:numPr>
+          <w:ilvl w:val="0"/>
+          <w:numId w:val="1007"/>
+        </w:numPr>
+      </w:pPr>
+      <w:r>
+        <w:rPr>
+          <w:b/>
+          <w:bCs/>
+        </w:rPr>
+        <w:t xml:space="preserve">Hilangkan centang "Clear storage".</w:t>
+      </w:r>
+      <w:r>
+        <w:t xml:space="preserve"> </w:t>
+      </w:r>
+      <w:r>
+        <w:t xml:space="preserve">Ini penting: bila tetap dicentang,</w:t>
+      </w:r>
+      <w:r>
+        <w:t xml:space="preserve"> </w:t>
+      </w:r>
+      <w:r>
+        <w:t xml:space="preserve">Lighthouse menghapus token sesi sehingga yang terukur hanyalah halaman masuk.</w:t>
+      </w:r>
+    </w:p>
+    <w:p>
+      <w:pPr>
+        <w:pStyle w:val="Compact"/>
+        <w:numPr>
+          <w:ilvl w:val="0"/>
+          <w:numId w:val="1007"/>
+        </w:numPr>
+      </w:pPr>
+      <w:r>
+        <w:t xml:space="preserve">Tekan</w:t>
+      </w:r>
+      <w:r>
+        <w:t xml:space="preserve"> </w:t>
+      </w:r>
+      <w:r>
+        <w:rPr>
+          <w:b/>
+          <w:bCs/>
+        </w:rPr>
+        <w:t xml:space="preserve">Analyze page load</w:t>
+      </w:r>
+      <w:r>
+        <w:t xml:space="preserve">.</w:t>
+      </w:r>
+    </w:p>
+    <w:p>
+      <w:pPr>
+        <w:pStyle w:val="Compact"/>
+        <w:numPr>
+          <w:ilvl w:val="0"/>
+          <w:numId w:val="1007"/>
+        </w:numPr>
+      </w:pPr>
+      <w:r>
+        <w:t xml:space="preserve">Catat skor dan kelima metrik ke tabel.</w:t>
+      </w:r>
+    </w:p>
+    <w:p>
+      <w:pPr>
+        <w:pStyle w:val="Compact"/>
+        <w:numPr>
+          <w:ilvl w:val="0"/>
+          <w:numId w:val="1007"/>
+        </w:numPr>
+      </w:pPr>
+      <w:r>
+        <w:t xml:space="preserve">Ulangi tiga kali untuk halaman yang sama, lalu ambil nilai tengahnya.</w:t>
+      </w:r>
+    </w:p>
+    <w:p>
+      <w:pPr>
+        <w:pStyle w:val="FirstParagraph"/>
+      </w:pPr>
+      <w:r>
+        <w:rPr>
+          <w:b/>
+          <w:bCs/>
+        </w:rPr>
+        <w:t xml:space="preserve">Hal yang membuat hasil tidak wajar</w:t>
+      </w:r>
+      <w:r>
+        <w:t xml:space="preserve"> </w:t>
+      </w:r>
+      <w:r>
+        <w:t xml:space="preserve">dan sebaiknya dihindari: menjalankan aplikasi</w:t>
+      </w:r>
+      <w:r>
+        <w:t xml:space="preserve"> </w:t>
+      </w:r>
+      <w:r>
+        <w:t xml:space="preserve">berat lain saat pengukuran, memakai jendela penyamaran dengan ekstensi aktif, dan</w:t>
+      </w:r>
+      <w:r>
+        <w:t xml:space="preserve"> </w:t>
+      </w:r>
+      <w:r>
+        <w:t xml:space="preserve">mengukur saat basis data sedang kosong sama sekali. Ukurlah dengan data yang wajar,</w:t>
+      </w:r>
+      <w:r>
+        <w:t xml:space="preserve"> </w:t>
+      </w:r>
+      <w:r>
+        <w:t xml:space="preserve">misalnya dasbor yang memuat 10–20 kegiatan.</w:t>
+      </w:r>
+    </w:p>
+    <w:p>
+      <w:pPr>
+        <w:pStyle w:val="BodyText"/>
+      </w:pPr>
+      <w:r>
+        <w:rPr>
+          <w:b/>
+          <w:bCs/>
+        </w:rPr>
+        <w:t xml:space="preserve">Bila skor dasbor rendah,</w:t>
+      </w:r>
+      <w:r>
+        <w:t xml:space="preserve"> </w:t>
+      </w:r>
+      <w:r>
+        <w:t xml:space="preserve">itu wajar karena halaman tersebut memuat delapan</w:t>
+      </w:r>
+      <w:r>
+        <w:t xml:space="preserve"> </w:t>
+      </w:r>
+      <w:r>
+        <w:t xml:space="preserve">grafik. Jangan mengubah data agar skornya bagus; cukup jelaskan penyebabnya di</w:t>
+      </w:r>
+      <w:r>
+        <w:t xml:space="preserve"> </w:t>
+      </w:r>
+      <w:r>
+        <w:t xml:space="preserve">naskah. Penjelasan yang jujur tentang penyebab skor lebih bernilai daripada angka</w:t>
+      </w:r>
+      <w:r>
+        <w:t xml:space="preserve"> </w:t>
+      </w:r>
+      <w:r>
+        <w:t xml:space="preserve">yang bagus tanpa alasan.</w:t>
+      </w:r>
+    </w:p>
+    <w:bookmarkEnd w:id="22"/>
+    <w:bookmarkStart w:id="23" w:name="e-menjalankan-pengujian-csuq"/>
+    <w:p>
+      <w:pPr>
+        <w:pStyle w:val="Heading2"/>
+      </w:pPr>
+      <w:r>
+        <w:t xml:space="preserve">E. Menjalankan pengujian CSUQ</w:t>
+      </w:r>
+    </w:p>
+    <w:p>
+      <w:pPr>
+        <w:pStyle w:val="FirstParagraph"/>
+      </w:pPr>
+      <w:r>
+        <w:t xml:space="preserve">Pengujian ini menunggu sistem dipakai pegawai. Yang dapat disiapkan sekarang:</w:t>
+      </w:r>
+    </w:p>
+    <w:p>
+      <w:pPr>
+        <w:pStyle w:val="Compact"/>
+        <w:numPr>
+          <w:ilvl w:val="0"/>
+          <w:numId w:val="1008"/>
+        </w:numPr>
+      </w:pPr>
+      <w:r>
+        <w:rPr>
+          <w:b/>
+          <w:bCs/>
+        </w:rPr>
+        <w:t xml:space="preserve">Buat Google Form</w:t>
+      </w:r>
+      <w:r>
+        <w:t xml:space="preserve"> </w:t>
+      </w:r>
+      <w:r>
+        <w:t xml:space="preserve">dengan susunan yang ada di lampiran dokumen ini.</w:t>
+      </w:r>
+    </w:p>
+    <w:p>
+      <w:pPr>
+        <w:pStyle w:val="Compact"/>
+        <w:numPr>
+          <w:ilvl w:val="0"/>
+          <w:numId w:val="1008"/>
+        </w:numPr>
+      </w:pPr>
+      <w:r>
+        <w:rPr>
+          <w:b/>
+          <w:bCs/>
+        </w:rPr>
+        <w:t xml:space="preserve">Susunan formulir yang disarankan:</w:t>
+      </w:r>
+    </w:p>
+    <w:p>
+      <w:pPr>
+        <w:pStyle w:val="Compact"/>
+        <w:numPr>
+          <w:ilvl w:val="1"/>
+          <w:numId w:val="1009"/>
+        </w:numPr>
+      </w:pPr>
+      <w:r>
+        <w:t xml:space="preserve">Bagian 1: penjelasan singkat dan persetujuan responden.</w:t>
+      </w:r>
+    </w:p>
+    <w:p>
+      <w:pPr>
+        <w:pStyle w:val="Compact"/>
+        <w:numPr>
+          <w:ilvl w:val="1"/>
+          <w:numId w:val="1009"/>
+        </w:numPr>
+      </w:pPr>
+      <w:r>
+        <w:t xml:space="preserve">Bagian 2: identitas — nama (boleh dikosongkan), peran dalam sistem (Ketua Tim,</w:t>
+      </w:r>
+      <w:r>
+        <w:t xml:space="preserve"> </w:t>
+      </w:r>
+      <w:r>
+        <w:t xml:space="preserve">PML, Tim Keuangan, Admin), dan lama memakai sistem.</w:t>
+      </w:r>
+    </w:p>
+    <w:p>
+      <w:pPr>
+        <w:pStyle w:val="Compact"/>
+        <w:numPr>
+          <w:ilvl w:val="1"/>
+          <w:numId w:val="1009"/>
+        </w:numPr>
+      </w:pPr>
+      <w:r>
+        <w:t xml:space="preserve">Bagian 3: 19 pernyataan, masing-masing memakai</w:t>
+      </w:r>
+      <w:r>
+        <w:t xml:space="preserve"> </w:t>
+      </w:r>
+      <w:r>
+        <w:rPr>
+          <w:i/>
+          <w:iCs/>
+        </w:rPr>
+        <w:t xml:space="preserve">linear scale</w:t>
+      </w:r>
+      <w:r>
+        <w:t xml:space="preserve"> </w:t>
+      </w:r>
+      <w:r>
+        <w:t xml:space="preserve">1 sampai 7 dengan</w:t>
+      </w:r>
+      <w:r>
+        <w:t xml:space="preserve"> </w:t>
+      </w:r>
+      <w:r>
+        <w:t xml:space="preserve">label kiri "Sangat Tidak Setuju" dan label kanan "Sangat Setuju".</w:t>
+      </w:r>
+    </w:p>
+    <w:p>
+      <w:pPr>
+        <w:pStyle w:val="Compact"/>
+        <w:numPr>
+          <w:ilvl w:val="1"/>
+          <w:numId w:val="1009"/>
+        </w:numPr>
+      </w:pPr>
+      <w:r>
+        <w:t xml:space="preserve">Bagian 4: dua isian terbuka — bagian yang paling membantu, dan saran perbaikan.</w:t>
+      </w:r>
+      <w:r>
+        <w:t xml:space="preserve"> </w:t>
+      </w:r>
+      <w:r>
+        <w:t xml:space="preserve">Jawaban ini berguna untuk pembahasan, bukan sekadar angka.</w:t>
+      </w:r>
+    </w:p>
+    <w:p>
+      <w:pPr>
+        <w:pStyle w:val="Compact"/>
+        <w:numPr>
+          <w:ilvl w:val="0"/>
+          <w:numId w:val="1008"/>
+        </w:numPr>
+      </w:pPr>
+      <w:r>
+        <w:rPr>
+          <w:b/>
+          <w:bCs/>
+        </w:rPr>
+        <w:t xml:space="preserve">Jumlah responden:</w:t>
+      </w:r>
+      <w:r>
+        <w:t xml:space="preserve"> </w:t>
+      </w:r>
+      <w:r>
+        <w:t xml:space="preserve">usahakan seluruh pegawai yang memakai sistem. Bila jumlah</w:t>
+      </w:r>
+      <w:r>
+        <w:t xml:space="preserve"> </w:t>
+      </w:r>
+      <w:r>
+        <w:t xml:space="preserve">pegawai sedikit, sebutkan apa adanya di naskah beserta alasannya, dan jangan</w:t>
+      </w:r>
+      <w:r>
+        <w:t xml:space="preserve"> </w:t>
+      </w:r>
+      <w:r>
+        <w:t xml:space="preserve">menghitung persentase dari responden yang terlalu sedikit seolah-olah mewakili</w:t>
+      </w:r>
+      <w:r>
+        <w:t xml:space="preserve"> </w:t>
+      </w:r>
+      <w:r>
+        <w:t xml:space="preserve">populasi besar.</w:t>
+      </w:r>
+    </w:p>
+    <w:p>
+      <w:pPr>
+        <w:pStyle w:val="Compact"/>
+        <w:numPr>
+          <w:ilvl w:val="0"/>
+          <w:numId w:val="1008"/>
+        </w:numPr>
+      </w:pPr>
+      <w:r>
+        <w:rPr>
+          <w:b/>
+          <w:bCs/>
+        </w:rPr>
+        <w:t xml:space="preserve">Sebelum mengisi</w:t>
+      </w:r>
+      <w:r>
+        <w:t xml:space="preserve">, minta responden mengerjakan skenario tugas pada tabel di</w:t>
+      </w:r>
+      <w:r>
+        <w:t xml:space="preserve"> </w:t>
+      </w:r>
+      <w:r>
+        <w:t xml:space="preserve">subbab 5.2.4. Tanpa itu, jawaban hanya mencerminkan kesan sekilas.</w:t>
+      </w:r>
+    </w:p>
+    <w:p>
+      <w:r>
+        <w:pict>
+          <v:rect style="width:0;height:1.5pt" o:hralign="center" o:hrstd="t" o:hr="t"/>
+        </w:pict>
+      </w:r>
+    </w:p>
+    <w:p>
+      <w:r>
+        <w:pict>
+          <v:rect style="width:0;height:1.5pt" o:hralign="center" o:hrstd="t" o:hr="t"/>
+        </w:pict>
+      </w:r>
+    </w:p>
+    <w:bookmarkEnd w:id="23"/>
+    <w:bookmarkEnd w:id="24"/>
+    <w:bookmarkStart w:id="25" w:name="lampiran-kuesioner-csuq"/>
+    <w:p>
+      <w:pPr>
+        <w:pStyle w:val="Heading1"/>
+      </w:pPr>
+      <w:r>
+        <w:t xml:space="preserve">Lampiran: Kuesioner CSUQ</w:t>
+      </w:r>
+    </w:p>
+    <w:p>
+      <w:pPr>
+        <w:pStyle w:val="FirstParagraph"/>
+      </w:pPr>
+      <w:r>
+        <w:rPr>
+          <w:b/>
+          <w:bCs/>
+        </w:rPr>
+        <w:t xml:space="preserve">Judul:</w:t>
+      </w:r>
+      <w:r>
+        <w:t xml:space="preserve"> </w:t>
+      </w:r>
+      <w:r>
+        <w:t xml:space="preserve">Kuesioner Evaluasi Kegunaan Sistem Informasi Administrasi dan Pemantauan</w:t>
+      </w:r>
+      <w:r>
+        <w:t xml:space="preserve"> </w:t>
+      </w:r>
+      <w:r>
+        <w:t xml:space="preserve">Kegiatan Mitra Statistik (SIKAMI) BPS Kabupaten Bengkulu Selatan</w:t>
+      </w:r>
+    </w:p>
+    <w:p>
+      <w:pPr>
+        <w:pStyle w:val="BodyText"/>
+      </w:pPr>
+      <w:r>
+        <w:rPr>
+          <w:b/>
+          <w:bCs/>
+        </w:rPr>
+        <w:t xml:space="preserve">Pengantar</w:t>
+      </w:r>
+    </w:p>
+    <w:p>
+      <w:pPr>
+        <w:pStyle w:val="BodyText"/>
+      </w:pPr>
+      <w:r>
+        <w:t xml:space="preserve">Kuesioner ini disusun untuk mengukur kemudahan pemakaian sistem yang telah</w:t>
+      </w:r>
+      <w:r>
+        <w:t xml:space="preserve"> </w:t>
+      </w:r>
+      <w:r>
+        <w:t xml:space="preserve">dikembangkan. Hasilnya digunakan untuk keperluan penyusunan skripsi dan perbaikan</w:t>
+      </w:r>
+      <w:r>
+        <w:t xml:space="preserve"> </w:t>
+      </w:r>
+      <w:r>
+        <w:t xml:space="preserve">sistem. Tidak ada jawaban benar atau salah; isilah sesuai pengalaman Bapak/Ibu saat</w:t>
+      </w:r>
+      <w:r>
+        <w:t xml:space="preserve"> </w:t>
+      </w:r>
+      <w:r>
+        <w:t xml:space="preserve">memakai sistem. Identitas responden dijaga kerahasiaannya.</w:t>
+      </w:r>
+    </w:p>
+    <w:p>
+      <w:pPr>
+        <w:pStyle w:val="BodyText"/>
+      </w:pPr>
+      <w:r>
+        <w:rPr>
+          <w:b/>
+          <w:bCs/>
+        </w:rPr>
+        <w:t xml:space="preserve">Bagian A — Identitas Responden</w:t>
+      </w:r>
+    </w:p>
+    <w:tbl>
+      <w:tblPr>
+        <w:tblStyle w:val="Table"/>
+        <w:tblW w:type="auto" w:w="0"/>
+        <w:tblLook w:firstRow="1" w:lastRow="0" w:firstColumn="0" w:lastColumn="0" w:noHBand="0" w:noVBand="0" w:val="0020"/>
+      </w:tblPr>
+      <w:tblGrid>
+        <w:gridCol w:w="2640"/>
+        <w:gridCol w:w="2640"/>
+        <w:gridCol w:w="2640"/>
+      </w:tblGrid>
+      <w:tr>
+        <w:trPr>
+          <w:tblHeader w:val="on"/>
+        </w:trPr>
+        <w:tc>
+          <w:tcPr/>
+          <w:p>
+            <w:pPr>
+              <w:pStyle w:val="Compact"/>
+            </w:pPr>
+            <w:r>
+              <w:t xml:space="preserve">No</w:t>
+            </w:r>
+          </w:p>
+        </w:tc>
+        <w:tc>
+          <w:tcPr/>
+          <w:p>
+            <w:pPr>
+              <w:pStyle w:val="Compact"/>
+            </w:pPr>
+            <w:r>
+              <w:t xml:space="preserve">Pertanyaan</w:t>
+            </w:r>
+          </w:p>
+        </w:tc>
+        <w:tc>
+          <w:tcPr/>
+          <w:p>
+            <w:pPr>
+              <w:pStyle w:val="Compact"/>
+            </w:pPr>
+            <w:r>
+              <w:t xml:space="preserve">Jawaban</w:t>
+            </w:r>
+          </w:p>
+        </w:tc>
+      </w:tr>
+      <w:tr>
+        <w:tc>
+          <w:tcPr/>
+          <w:p>
+            <w:pPr>
+              <w:pStyle w:val="Compact"/>
+            </w:pPr>
+            <w:r>
+              <w:t xml:space="preserve">1</w:t>
+            </w:r>
+          </w:p>
+        </w:tc>
+        <w:tc>
+          <w:tcPr/>
+          <w:p>
+            <w:pPr>
+              <w:pStyle w:val="Compact"/>
+            </w:pPr>
+            <w:r>
+              <w:t xml:space="preserve">Nama (boleh dikosongkan)</w:t>
+            </w:r>
+          </w:p>
+        </w:tc>
+        <w:tc>
+          <w:tcPr/>
+          <w:p>
+            <w:pPr>
+              <w:pStyle w:val="Compact"/>
+            </w:pPr>
+          </w:p>
+        </w:tc>
+      </w:tr>
+      <w:tr>
+        <w:tc>
+          <w:tcPr/>
+          <w:p>
+            <w:pPr>
+              <w:pStyle w:val="Compact"/>
+            </w:pPr>
+            <w:r>
+              <w:t xml:space="preserve">2</w:t>
+            </w:r>
+          </w:p>
+        </w:tc>
+        <w:tc>
+          <w:tcPr/>
+          <w:p>
+            <w:pPr>
+              <w:pStyle w:val="Compact"/>
+            </w:pPr>
+            <w:r>
+              <w:t xml:space="preserve">Peran dalam sistem</w:t>
+            </w:r>
+          </w:p>
+        </w:tc>
+        <w:tc>
+          <w:tcPr/>
+          <w:p>
+            <w:pPr>
+              <w:pStyle w:val="Compact"/>
+            </w:pPr>
+            <w:r>
+              <w:t xml:space="preserve">( ) Ketua Tim ( ) PML ( ) Tim Keuangan ( ) Admin</w:t>
+            </w:r>
+          </w:p>
+        </w:tc>
+      </w:tr>
+      <w:tr>
+        <w:tc>
+          <w:tcPr/>
+          <w:p>
+            <w:pPr>
+              <w:pStyle w:val="Compact"/>
+            </w:pPr>
+            <w:r>
+              <w:t xml:space="preserve">3</w:t>
+            </w:r>
+          </w:p>
+        </w:tc>
+        <w:tc>
+          <w:tcPr/>
+          <w:p>
+            <w:pPr>
+              <w:pStyle w:val="Compact"/>
+            </w:pPr>
+            <w:r>
+              <w:t xml:space="preserve">Lama memakai sistem</w:t>
+            </w:r>
+          </w:p>
+        </w:tc>
+        <w:tc>
+          <w:tcPr/>
+          <w:p>
+            <w:pPr>
+              <w:pStyle w:val="Compact"/>
+            </w:pPr>
+            <w:r>
+              <w:t xml:space="preserve">( ) &lt; 1 minggu ( ) 1–4 minggu ( ) &gt; 1 bulan</w:t>
+            </w:r>
+          </w:p>
+        </w:tc>
+      </w:tr>
+    </w:tbl>
+    <w:p>
+      <w:pPr>
+        <w:pStyle w:val="BodyText"/>
+      </w:pPr>
+      <w:r>
+        <w:rPr>
+          <w:b/>
+          <w:bCs/>
+        </w:rPr>
+        <w:t xml:space="preserve">Bagian B — Penilaian Sistem</w:t>
+      </w:r>
+    </w:p>
+    <w:p>
+      <w:pPr>
+        <w:pStyle w:val="BodyText"/>
+      </w:pPr>
+      <w:r>
+        <w:t xml:space="preserve">Berilah tanda pada angka yang paling sesuai, dengan ketentuan:</w:t>
+      </w:r>
+      <w:r>
+        <w:t xml:space="preserve"> </w:t>
+      </w:r>
+      <w:r>
+        <w:rPr>
+          <w:b/>
+          <w:bCs/>
+        </w:rPr>
+        <w:t xml:space="preserve">1 = Sangat Tidak Setuju</w:t>
+      </w:r>
+      <w:r>
+        <w:t xml:space="preserve"> </w:t>
+      </w:r>
+      <w:r>
+        <w:t xml:space="preserve">sampai</w:t>
+      </w:r>
+      <w:r>
+        <w:t xml:space="preserve"> </w:t>
+      </w:r>
+      <w:r>
+        <w:rPr>
+          <w:b/>
+          <w:bCs/>
+        </w:rPr>
+        <w:t xml:space="preserve">7 = Sangat Setuju</w:t>
+      </w:r>
+      <w:r>
+        <w:t xml:space="preserve">.</w:t>
+      </w:r>
+    </w:p>
+    <w:tbl>
+      <w:tblPr>
+        <w:tblStyle w:val="Table"/>
+        <w:tblW w:type="auto" w:w="0"/>
+        <w:tblLook w:firstRow="1" w:lastRow="0" w:firstColumn="0" w:lastColumn="0" w:noHBand="0" w:noVBand="0" w:val="0020"/>
+      </w:tblPr>
+      <w:tblGrid>
+        <w:gridCol w:w="880"/>
+        <w:gridCol w:w="880"/>
+        <w:gridCol w:w="880"/>
+        <w:gridCol w:w="880"/>
+        <w:gridCol w:w="880"/>
+        <w:gridCol w:w="880"/>
+        <w:gridCol w:w="880"/>
+        <w:gridCol w:w="880"/>
+        <w:gridCol w:w="880"/>
+      </w:tblGrid>
+      <w:tr>
+        <w:trPr>
+          <w:tblHeader w:val="on"/>
+        </w:trPr>
+        <w:tc>
+          <w:tcPr/>
+          <w:p>
+            <w:pPr>
+              <w:pStyle w:val="Compact"/>
+            </w:pPr>
+            <w:r>
+              <w:t xml:space="preserve">No</w:t>
+            </w:r>
+          </w:p>
+        </w:tc>
+        <w:tc>
+          <w:tcPr/>
+          <w:p>
+            <w:pPr>
+              <w:pStyle w:val="Compact"/>
+            </w:pPr>
+            <w:r>
+              <w:t xml:space="preserve">Pernyataan</w:t>
+            </w:r>
+          </w:p>
+        </w:tc>
+        <w:tc>
+          <w:tcPr/>
+          <w:p>
+            <w:pPr>
+              <w:pStyle w:val="Compact"/>
+            </w:pPr>
+            <w:r>
+              <w:t xml:space="preserve">1</w:t>
+            </w:r>
+          </w:p>
+        </w:tc>
+        <w:tc>
+          <w:tcPr/>
+          <w:p>
+            <w:pPr>
+              <w:pStyle w:val="Compact"/>
+            </w:pPr>
+            <w:r>
+              <w:t xml:space="preserve">2</w:t>
+            </w:r>
+          </w:p>
+        </w:tc>
+        <w:tc>
+          <w:tcPr/>
+          <w:p>
+            <w:pPr>
+              <w:pStyle w:val="Compact"/>
+            </w:pPr>
+            <w:r>
+              <w:t xml:space="preserve">3</w:t>
+            </w:r>
+          </w:p>
+        </w:tc>
+        <w:tc>
+          <w:tcPr/>
+          <w:p>
+            <w:pPr>
+              <w:pStyle w:val="Compact"/>
+            </w:pPr>
+            <w:r>
+              <w:t xml:space="preserve">4</w:t>
+            </w:r>
+          </w:p>
+        </w:tc>
+        <w:tc>
+          <w:tcPr/>
+          <w:p>
+            <w:pPr>
+              <w:pStyle w:val="Compact"/>
+            </w:pPr>
+            <w:r>
+              <w:t xml:space="preserve">5</w:t>
+            </w:r>
+          </w:p>
+        </w:tc>
+        <w:tc>
+          <w:tcPr/>
+          <w:p>
+            <w:pPr>
+              <w:pStyle w:val="Compact"/>
+            </w:pPr>
+            <w:r>
+              <w:t xml:space="preserve">6</w:t>
+            </w:r>
+          </w:p>
+        </w:tc>
+        <w:tc>
+          <w:tcPr/>
+          <w:p>
+            <w:pPr>
+              <w:pStyle w:val="Compact"/>
+            </w:pPr>
+            <w:r>
+              <w:t xml:space="preserve">7</w:t>
+            </w:r>
+          </w:p>
+        </w:tc>
+      </w:tr>
+      <w:tr>
+        <w:tc>
+          <w:tcPr/>
+          <w:p>
+            <w:pPr>
+              <w:pStyle w:val="Compact"/>
+            </w:pPr>
+            <w:r>
+              <w:t xml:space="preserve">1</w:t>
+            </w:r>
+          </w:p>
+        </w:tc>
+        <w:tc>
+          <w:tcPr/>
+          <w:p>
+            <w:pPr>
+              <w:pStyle w:val="Compact"/>
+            </w:pPr>
+            <w:r>
+              <w:t xml:space="preserve">Secara keseluruhan, saya puas dengan kemudahan pemakaian sistem ini</w:t>
+            </w:r>
+          </w:p>
+        </w:tc>
+        <w:tc>
+          <w:tcPr/>
+          <w:p>
+            <w:pPr>
+              <w:pStyle w:val="Compact"/>
+            </w:pPr>
+          </w:p>
+        </w:tc>
+        <w:tc>
+          <w:tcPr/>
+          <w:p>
+            <w:pPr>
+              <w:pStyle w:val="Compact"/>
+            </w:pPr>
+          </w:p>
+        </w:tc>
+        <w:tc>
+          <w:tcPr/>
+          <w:p>
+            <w:pPr>
+              <w:pStyle w:val="Compact"/>
+            </w:pPr>
+          </w:p>
+        </w:tc>
+        <w:tc>
+          <w:tcPr/>
+          <w:p>
+            <w:pPr>
+              <w:pStyle w:val="Compact"/>
+            </w:pPr>
+          </w:p>
+        </w:tc>
+        <w:tc>
+          <w:tcPr/>
+          <w:p>
+            <w:pPr>
+              <w:pStyle w:val="Compact"/>
+            </w:pPr>
+          </w:p>
+        </w:tc>
+        <w:tc>
+          <w:tcPr/>
+          <w:p>
+            <w:pPr>
+              <w:pStyle w:val="Compact"/>
+            </w:pPr>
+          </w:p>
+        </w:tc>
+        <w:tc>
+          <w:tcPr/>
+          <w:p>
+            <w:pPr>
+              <w:pStyle w:val="Compact"/>
+            </w:pPr>
+          </w:p>
+        </w:tc>
+      </w:tr>
+      <w:tr>
+        <w:tc>
+          <w:tcPr/>
+          <w:p>
+            <w:pPr>
+              <w:pStyle w:val="Compact"/>
+            </w:pPr>
+            <w:r>
+              <w:t xml:space="preserve">2</w:t>
+            </w:r>
+          </w:p>
+        </w:tc>
+        <w:tc>
+          <w:tcPr/>
+          <w:p>
+            <w:pPr>
+              <w:pStyle w:val="Compact"/>
+            </w:pPr>
+            <w:r>
+              <w:t xml:space="preserve">Sistem ini sederhana untuk digunakan</w:t>
+            </w:r>
+          </w:p>
+        </w:tc>
+        <w:tc>
+          <w:tcPr/>
+          <w:p>
+            <w:pPr>
+              <w:pStyle w:val="Compact"/>
+            </w:pPr>
+          </w:p>
+        </w:tc>
+        <w:tc>
+          <w:tcPr/>
+          <w:p>
+            <w:pPr>
+              <w:pStyle w:val="Compact"/>
+            </w:pPr>
+          </w:p>
+        </w:tc>
+        <w:tc>
+          <w:tcPr/>
+          <w:p>
+            <w:pPr>
+              <w:pStyle w:val="Compact"/>
+            </w:pPr>
+          </w:p>
+        </w:tc>
+        <w:tc>
+          <w:tcPr/>
+          <w:p>
+            <w:pPr>
+              <w:pStyle w:val="Compact"/>
+            </w:pPr>
+          </w:p>
+        </w:tc>
+        <w:tc>
+          <w:tcPr/>
+          <w:p>
+            <w:pPr>
+              <w:pStyle w:val="Compact"/>
+            </w:pPr>
+          </w:p>
+        </w:tc>
+        <w:tc>
+          <w:tcPr/>
+          <w:p>
+            <w:pPr>
+              <w:pStyle w:val="Compact"/>
+            </w:pPr>
+          </w:p>
+        </w:tc>
+        <w:tc>
+          <w:tcPr/>
+          <w:p>
+            <w:pPr>
+              <w:pStyle w:val="Compact"/>
+            </w:pPr>
+          </w:p>
+        </w:tc>
+      </w:tr>
+      <w:tr>
+        <w:tc>
+          <w:tcPr/>
+          <w:p>
+            <w:pPr>
+              <w:pStyle w:val="Compact"/>
+            </w:pPr>
+            <w:r>
+              <w:t xml:space="preserve">3</w:t>
+            </w:r>
+          </w:p>
+        </w:tc>
+        <w:tc>
+          <w:tcPr/>
+          <w:p>
+            <w:pPr>
+              <w:pStyle w:val="Compact"/>
+            </w:pPr>
+            <w:r>
+              <w:t xml:space="preserve">Saya dapat menyelesaikan pekerjaan saya dengan baik menggunakan sistem ini</w:t>
+            </w:r>
+          </w:p>
+        </w:tc>
+        <w:tc>
+          <w:tcPr/>
+          <w:p>
+            <w:pPr>
+              <w:pStyle w:val="Compact"/>
+            </w:pPr>
+          </w:p>
+        </w:tc>
+        <w:tc>
+          <w:tcPr/>
+          <w:p>
+            <w:pPr>
+              <w:pStyle w:val="Compact"/>
+            </w:pPr>
+          </w:p>
+        </w:tc>
+        <w:tc>
+          <w:tcPr/>
+          <w:p>
+            <w:pPr>
+              <w:pStyle w:val="Compact"/>
+            </w:pPr>
+          </w:p>
+        </w:tc>
+        <w:tc>
+          <w:tcPr/>
+          <w:p>
+            <w:pPr>
+              <w:pStyle w:val="Compact"/>
+            </w:pPr>
+          </w:p>
+        </w:tc>
+        <w:tc>
+          <w:tcPr/>
+          <w:p>
+            <w:pPr>
+              <w:pStyle w:val="Compact"/>
+            </w:pPr>
+          </w:p>
+        </w:tc>
+        <w:tc>
+          <w:tcPr/>
+          <w:p>
+            <w:pPr>
+              <w:pStyle w:val="Compact"/>
+            </w:pPr>
+          </w:p>
+        </w:tc>
+        <w:tc>
+          <w:tcPr/>
+          <w:p>
+            <w:pPr>
+              <w:pStyle w:val="Compact"/>
+            </w:pPr>
+          </w:p>
+        </w:tc>
+      </w:tr>
+      <w:tr>
+        <w:tc>
+          <w:tcPr/>
+          <w:p>
+            <w:pPr>
+              <w:pStyle w:val="Compact"/>
+            </w:pPr>
+            <w:r>
+              <w:t xml:space="preserve">4</w:t>
+            </w:r>
+          </w:p>
+        </w:tc>
+        <w:tc>
+          <w:tcPr/>
+          <w:p>
+            <w:pPr>
+              <w:pStyle w:val="Compact"/>
+            </w:pPr>
+            <w:r>
+              <w:t xml:space="preserve">Saya dapat menyelesaikan pekerjaan saya dengan cepat menggunakan sistem ini</w:t>
+            </w:r>
+          </w:p>
+        </w:tc>
+        <w:tc>
+          <w:tcPr/>
+          <w:p>
+            <w:pPr>
+              <w:pStyle w:val="Compact"/>
+            </w:pPr>
+          </w:p>
+        </w:tc>
+        <w:tc>
+          <w:tcPr/>
+          <w:p>
+            <w:pPr>
+              <w:pStyle w:val="Compact"/>
+            </w:pPr>
+          </w:p>
+        </w:tc>
+        <w:tc>
+          <w:tcPr/>
+          <w:p>
+            <w:pPr>
+              <w:pStyle w:val="Compact"/>
+            </w:pPr>
+          </w:p>
+        </w:tc>
+        <w:tc>
+          <w:tcPr/>
+          <w:p>
+            <w:pPr>
+              <w:pStyle w:val="Compact"/>
+            </w:pPr>
+          </w:p>
+        </w:tc>
+        <w:tc>
+          <w:tcPr/>
+          <w:p>
+            <w:pPr>
+              <w:pStyle w:val="Compact"/>
+            </w:pPr>
+          </w:p>
+        </w:tc>
+        <w:tc>
+          <w:tcPr/>
+          <w:p>
+            <w:pPr>
+              <w:pStyle w:val="Compact"/>
+            </w:pPr>
+          </w:p>
+        </w:tc>
+        <w:tc>
+          <w:tcPr/>
+          <w:p>
+            <w:pPr>
+              <w:pStyle w:val="Compact"/>
+            </w:pPr>
+          </w:p>
+        </w:tc>
+      </w:tr>
+      <w:tr>
+        <w:tc>
+          <w:tcPr/>
+          <w:p>
+            <w:pPr>
+              <w:pStyle w:val="Compact"/>
+            </w:pPr>
+            <w:r>
+              <w:t xml:space="preserve">5</w:t>
+            </w:r>
+          </w:p>
+        </w:tc>
+        <w:tc>
+          <w:tcPr/>
+          <w:p>
+            <w:pPr>
+              <w:pStyle w:val="Compact"/>
+            </w:pPr>
+            <w:r>
+              <w:t xml:space="preserve">Saya dapat menyelesaikan pekerjaan saya secara efisien menggunakan sistem ini</w:t>
+            </w:r>
+          </w:p>
+        </w:tc>
+        <w:tc>
+          <w:tcPr/>
+          <w:p>
+            <w:pPr>
+              <w:pStyle w:val="Compact"/>
+            </w:pPr>
+          </w:p>
+        </w:tc>
+        <w:tc>
+          <w:tcPr/>
+          <w:p>
+            <w:pPr>
+              <w:pStyle w:val="Compact"/>
+            </w:pPr>
+          </w:p>
+        </w:tc>
+        <w:tc>
+          <w:tcPr/>
+          <w:p>
+            <w:pPr>
+              <w:pStyle w:val="Compact"/>
+            </w:pPr>
+          </w:p>
+        </w:tc>
+        <w:tc>
+          <w:tcPr/>
+          <w:p>
+            <w:pPr>
+              <w:pStyle w:val="Compact"/>
+            </w:pPr>
+          </w:p>
+        </w:tc>
+        <w:tc>
+          <w:tcPr/>
+          <w:p>
+            <w:pPr>
+              <w:pStyle w:val="Compact"/>
+            </w:pPr>
+          </w:p>
+        </w:tc>
+        <w:tc>
+          <w:tcPr/>
+          <w:p>
+            <w:pPr>
+              <w:pStyle w:val="Compact"/>
+            </w:pPr>
+          </w:p>
+        </w:tc>
+        <w:tc>
+          <w:tcPr/>
+          <w:p>
+            <w:pPr>
+              <w:pStyle w:val="Compact"/>
+            </w:pPr>
+          </w:p>
+        </w:tc>
+      </w:tr>
+      <w:tr>
+        <w:tc>
+          <w:tcPr/>
+          <w:p>
+            <w:pPr>
+              <w:pStyle w:val="Compact"/>
+            </w:pPr>
+            <w:r>
+              <w:t xml:space="preserve">6</w:t>
+            </w:r>
+          </w:p>
+        </w:tc>
+        <w:tc>
+          <w:tcPr/>
+          <w:p>
+            <w:pPr>
+              <w:pStyle w:val="Compact"/>
+            </w:pPr>
+            <w:r>
+              <w:t xml:space="preserve">Saya merasa nyaman menggunakan sistem ini</w:t>
+            </w:r>
+          </w:p>
+        </w:tc>
+        <w:tc>
+          <w:tcPr/>
+          <w:p>
+            <w:pPr>
+              <w:pStyle w:val="Compact"/>
+            </w:pPr>
+          </w:p>
+        </w:tc>
+        <w:tc>
+          <w:tcPr/>
+          <w:p>
+            <w:pPr>
+              <w:pStyle w:val="Compact"/>
+            </w:pPr>
+          </w:p>
+        </w:tc>
+        <w:tc>
+          <w:tcPr/>
+          <w:p>
+            <w:pPr>
+              <w:pStyle w:val="Compact"/>
+            </w:pPr>
+          </w:p>
+        </w:tc>
+        <w:tc>
+          <w:tcPr/>
+          <w:p>
+            <w:pPr>
+              <w:pStyle w:val="Compact"/>
+            </w:pPr>
+          </w:p>
+        </w:tc>
+        <w:tc>
+          <w:tcPr/>
+          <w:p>
+            <w:pPr>
+              <w:pStyle w:val="Compact"/>
+            </w:pPr>
+          </w:p>
+        </w:tc>
+        <w:tc>
+          <w:tcPr/>
+          <w:p>
+            <w:pPr>
+              <w:pStyle w:val="Compact"/>
+            </w:pPr>
+          </w:p>
+        </w:tc>
+        <w:tc>
+          <w:tcPr/>
+          <w:p>
+            <w:pPr>
+              <w:pStyle w:val="Compact"/>
+            </w:pPr>
+          </w:p>
+        </w:tc>
+      </w:tr>
+      <w:tr>
+        <w:tc>
+          <w:tcPr/>
+          <w:p>
+            <w:pPr>
+              <w:pStyle w:val="Compact"/>
+            </w:pPr>
+            <w:r>
+              <w:t xml:space="preserve">7</w:t>
+            </w:r>
+          </w:p>
+        </w:tc>
+        <w:tc>
+          <w:tcPr/>
+          <w:p>
+            <w:pPr>
+              <w:pStyle w:val="Compact"/>
+            </w:pPr>
+            <w:r>
+              <w:t xml:space="preserve">Sistem ini mudah dipelajari</w:t>
+            </w:r>
+          </w:p>
+        </w:tc>
+        <w:tc>
+          <w:tcPr/>
+          <w:p>
+            <w:pPr>
+              <w:pStyle w:val="Compact"/>
+            </w:pPr>
+          </w:p>
+        </w:tc>
+        <w:tc>
+          <w:tcPr/>
+          <w:p>
+            <w:pPr>
+              <w:pStyle w:val="Compact"/>
+            </w:pPr>
+          </w:p>
+        </w:tc>
+        <w:tc>
+          <w:tcPr/>
+          <w:p>
+            <w:pPr>
+              <w:pStyle w:val="Compact"/>
+            </w:pPr>
+          </w:p>
+        </w:tc>
+        <w:tc>
+          <w:tcPr/>
+          <w:p>
+            <w:pPr>
+              <w:pStyle w:val="Compact"/>
+            </w:pPr>
+          </w:p>
+        </w:tc>
+        <w:tc>
+          <w:tcPr/>
+          <w:p>
+            <w:pPr>
+              <w:pStyle w:val="Compact"/>
+            </w:pPr>
+          </w:p>
+        </w:tc>
+        <w:tc>
+          <w:tcPr/>
+          <w:p>
+            <w:pPr>
+              <w:pStyle w:val="Compact"/>
+            </w:pPr>
+          </w:p>
+        </w:tc>
+        <w:tc>
+          <w:tcPr/>
+          <w:p>
+            <w:pPr>
+              <w:pStyle w:val="Compact"/>
+            </w:pPr>
+          </w:p>
+        </w:tc>
+      </w:tr>
+      <w:tr>
+        <w:tc>
+          <w:tcPr/>
+          <w:p>
+            <w:pPr>
+              <w:pStyle w:val="Compact"/>
+            </w:pPr>
+            <w:r>
+              <w:t xml:space="preserve">8</w:t>
+            </w:r>
+          </w:p>
+        </w:tc>
+        <w:tc>
+          <w:tcPr/>
+          <w:p>
+            <w:pPr>
+              <w:pStyle w:val="Compact"/>
+            </w:pPr>
+            <w:r>
+              <w:t xml:space="preserve">Saya yakin dapat menjadi cepat mahir menggunakan sistem ini</w:t>
+            </w:r>
+          </w:p>
+        </w:tc>
+        <w:tc>
+          <w:tcPr/>
+          <w:p>
+            <w:pPr>
+              <w:pStyle w:val="Compact"/>
+            </w:pPr>
+          </w:p>
+        </w:tc>
+        <w:tc>
+          <w:tcPr/>
+          <w:p>
+            <w:pPr>
+              <w:pStyle w:val="Compact"/>
+            </w:pPr>
+          </w:p>
+        </w:tc>
+        <w:tc>
+          <w:tcPr/>
+          <w:p>
+            <w:pPr>
+              <w:pStyle w:val="Compact"/>
+            </w:pPr>
+          </w:p>
+        </w:tc>
+        <w:tc>
+          <w:tcPr/>
+          <w:p>
+            <w:pPr>
+              <w:pStyle w:val="Compact"/>
+            </w:pPr>
+          </w:p>
+        </w:tc>
+        <w:tc>
+          <w:tcPr/>
+          <w:p>
+            <w:pPr>
+              <w:pStyle w:val="Compact"/>
+            </w:pPr>
+          </w:p>
+        </w:tc>
+        <w:tc>
+          <w:tcPr/>
+          <w:p>
+            <w:pPr>
+              <w:pStyle w:val="Compact"/>
+            </w:pPr>
+          </w:p>
+        </w:tc>
+        <w:tc>
+          <w:tcPr/>
+          <w:p>
+            <w:pPr>
+              <w:pStyle w:val="Compact"/>
+            </w:pPr>
+          </w:p>
+        </w:tc>
+      </w:tr>
+      <w:tr>
+        <w:tc>
+          <w:tcPr/>
+          <w:p>
+            <w:pPr>
+              <w:pStyle w:val="Compact"/>
+            </w:pPr>
+            <w:r>
+              <w:t xml:space="preserve">9</w:t>
+            </w:r>
+          </w:p>
+        </w:tc>
+        <w:tc>
+          <w:tcPr/>
+          <w:p>
+            <w:pPr>
+              <w:pStyle w:val="Compact"/>
+            </w:pPr>
+            <w:r>
+              <w:t xml:space="preserve">Sistem ini menampilkan pesan kesalahan yang jelas dan memberi tahu cara memperbaikinya</w:t>
+            </w:r>
+          </w:p>
+        </w:tc>
+        <w:tc>
+          <w:tcPr/>
+          <w:p>
+            <w:pPr>
+              <w:pStyle w:val="Compact"/>
+            </w:pPr>
+          </w:p>
+        </w:tc>
+        <w:tc>
+          <w:tcPr/>
+          <w:p>
+            <w:pPr>
+              <w:pStyle w:val="Compact"/>
+            </w:pPr>
+          </w:p>
+        </w:tc>
+        <w:tc>
+          <w:tcPr/>
+          <w:p>
+            <w:pPr>
+              <w:pStyle w:val="Compact"/>
+            </w:pPr>
+          </w:p>
+        </w:tc>
+        <w:tc>
+          <w:tcPr/>
+          <w:p>
+            <w:pPr>
+              <w:pStyle w:val="Compact"/>
+            </w:pPr>
+          </w:p>
+        </w:tc>
+        <w:tc>
+          <w:tcPr/>
+          <w:p>
+            <w:pPr>
+              <w:pStyle w:val="Compact"/>
+            </w:pPr>
+          </w:p>
+        </w:tc>
+        <w:tc>
+          <w:tcPr/>
+          <w:p>
+            <w:pPr>
+              <w:pStyle w:val="Compact"/>
+            </w:pPr>
+          </w:p>
+        </w:tc>
+        <w:tc>
+          <w:tcPr/>
+          <w:p>
+            <w:pPr>
+              <w:pStyle w:val="Compact"/>
+            </w:pPr>
+          </w:p>
+        </w:tc>
+      </w:tr>
+      <w:tr>
+        <w:tc>
+          <w:tcPr/>
+          <w:p>
+            <w:pPr>
+              <w:pStyle w:val="Compact"/>
+            </w:pPr>
+            <w:r>
+              <w:t xml:space="preserve">10</w:t>
+            </w:r>
+          </w:p>
+        </w:tc>
+        <w:tc>
+          <w:tcPr/>
+          <w:p>
+            <w:pPr>
+              <w:pStyle w:val="Compact"/>
+            </w:pPr>
+            <w:r>
+              <w:t xml:space="preserve">Setiap kali saya melakukan kesalahan, saya dapat memperbaikinya dengan mudah dan cepat</w:t>
+            </w:r>
+          </w:p>
+        </w:tc>
+        <w:tc>
+          <w:tcPr/>
+          <w:p>
+            <w:pPr>
+              <w:pStyle w:val="Compact"/>
+            </w:pPr>
+          </w:p>
+        </w:tc>
+        <w:tc>
+          <w:tcPr/>
+          <w:p>
+            <w:pPr>
+              <w:pStyle w:val="Compact"/>
+            </w:pPr>
+          </w:p>
+        </w:tc>
+        <w:tc>
+          <w:tcPr/>
+          <w:p>
+            <w:pPr>
+              <w:pStyle w:val="Compact"/>
+            </w:pPr>
+          </w:p>
+        </w:tc>
+        <w:tc>
+          <w:tcPr/>
+          <w:p>
+            <w:pPr>
+              <w:pStyle w:val="Compact"/>
+            </w:pPr>
+          </w:p>
+        </w:tc>
+        <w:tc>
+          <w:tcPr/>
+          <w:p>
+            <w:pPr>
+              <w:pStyle w:val="Compact"/>
+            </w:pPr>
+          </w:p>
+        </w:tc>
+        <w:tc>
+          <w:tcPr/>
+          <w:p>
+            <w:pPr>
+              <w:pStyle w:val="Compact"/>
+            </w:pPr>
+          </w:p>
+        </w:tc>
+        <w:tc>
+          <w:tcPr/>
+          <w:p>
+            <w:pPr>
+              <w:pStyle w:val="Compact"/>
+            </w:pPr>
+          </w:p>
+        </w:tc>
+      </w:tr>
+      <w:tr>
+        <w:tc>
+          <w:tcPr/>
+          <w:p>
+            <w:pPr>
+              <w:pStyle w:val="Compact"/>
+            </w:pPr>
+            <w:r>
+              <w:t xml:space="preserve">11</w:t>
+            </w:r>
+          </w:p>
+        </w:tc>
+        <w:tc>
+          <w:tcPr/>
+          <w:p>
+            <w:pPr>
+              <w:pStyle w:val="Compact"/>
+            </w:pPr>
+            <w:r>
+              <w:t xml:space="preserve">Keterangan yang disediakan sistem ini (petunjuk, pesan di layar, dan sejenisnya) jelas</w:t>
+            </w:r>
+          </w:p>
+        </w:tc>
+        <w:tc>
+          <w:tcPr/>
+          <w:p>
+            <w:pPr>
+              <w:pStyle w:val="Compact"/>
+            </w:pPr>
+          </w:p>
+        </w:tc>
+        <w:tc>
+          <w:tcPr/>
+          <w:p>
+            <w:pPr>
+              <w:pStyle w:val="Compact"/>
+            </w:pPr>
+          </w:p>
+        </w:tc>
+        <w:tc>
+          <w:tcPr/>
+          <w:p>
+            <w:pPr>
+              <w:pStyle w:val="Compact"/>
+            </w:pPr>
+          </w:p>
+        </w:tc>
+        <w:tc>
+          <w:tcPr/>
+          <w:p>
+            <w:pPr>
+              <w:pStyle w:val="Compact"/>
+            </w:pPr>
+          </w:p>
+        </w:tc>
+        <w:tc>
+          <w:tcPr/>
+          <w:p>
+            <w:pPr>
+              <w:pStyle w:val="Compact"/>
+            </w:pPr>
+          </w:p>
+        </w:tc>
+        <w:tc>
+          <w:tcPr/>
+          <w:p>
+            <w:pPr>
+              <w:pStyle w:val="Compact"/>
+            </w:pPr>
+          </w:p>
+        </w:tc>
+        <w:tc>
+          <w:tcPr/>
+          <w:p>
+            <w:pPr>
+              <w:pStyle w:val="Compact"/>
+            </w:pPr>
+          </w:p>
+        </w:tc>
+      </w:tr>
+      <w:tr>
+        <w:tc>
+          <w:tcPr/>
+          <w:p>
+            <w:pPr>
+              <w:pStyle w:val="Compact"/>
+            </w:pPr>
+            <w:r>
+              <w:t xml:space="preserve">12</w:t>
+            </w:r>
+          </w:p>
+        </w:tc>
+        <w:tc>
+          <w:tcPr/>
+          <w:p>
+            <w:pPr>
+              <w:pStyle w:val="Compact"/>
+            </w:pPr>
+            <w:r>
+              <w:t xml:space="preserve">Saya mudah menemukan informasi yang saya butuhkan</w:t>
+            </w:r>
+          </w:p>
+        </w:tc>
+        <w:tc>
+          <w:tcPr/>
+          <w:p>
+            <w:pPr>
+              <w:pStyle w:val="Compact"/>
+            </w:pPr>
+          </w:p>
+        </w:tc>
+        <w:tc>
+          <w:tcPr/>
+          <w:p>
+            <w:pPr>
+              <w:pStyle w:val="Compact"/>
+            </w:pPr>
+          </w:p>
+        </w:tc>
+        <w:tc>
+          <w:tcPr/>
+          <w:p>
+            <w:pPr>
+              <w:pStyle w:val="Compact"/>
+            </w:pPr>
+          </w:p>
+        </w:tc>
+        <w:tc>
+          <w:tcPr/>
+          <w:p>
+            <w:pPr>
+              <w:pStyle w:val="Compact"/>
+            </w:pPr>
+          </w:p>
+        </w:tc>
+        <w:tc>
+          <w:tcPr/>
+          <w:p>
+            <w:pPr>
+              <w:pStyle w:val="Compact"/>
+            </w:pPr>
+          </w:p>
+        </w:tc>
+        <w:tc>
+          <w:tcPr/>
+          <w:p>
+            <w:pPr>
+              <w:pStyle w:val="Compact"/>
+            </w:pPr>
+          </w:p>
+        </w:tc>
+        <w:tc>
+          <w:tcPr/>
+          <w:p>
+            <w:pPr>
+              <w:pStyle w:val="Compact"/>
+            </w:pPr>
+          </w:p>
+        </w:tc>
+      </w:tr>
+      <w:tr>
+        <w:tc>
+          <w:tcPr/>
+          <w:p>
+            <w:pPr>
+              <w:pStyle w:val="Compact"/>
+            </w:pPr>
+            <w:r>
+              <w:t xml:space="preserve">13</w:t>
+            </w:r>
+          </w:p>
+        </w:tc>
+        <w:tc>
+          <w:tcPr/>
+          <w:p>
+            <w:pPr>
+              <w:pStyle w:val="Compact"/>
+            </w:pPr>
+            <w:r>
+              <w:t xml:space="preserve">Informasi yang disediakan sistem ini mudah dipahami</w:t>
+            </w:r>
+          </w:p>
+        </w:tc>
+        <w:tc>
+          <w:tcPr/>
+          <w:p>
+            <w:pPr>
+              <w:pStyle w:val="Compact"/>
+            </w:pPr>
+          </w:p>
+        </w:tc>
+        <w:tc>
+          <w:tcPr/>
+          <w:p>
+            <w:pPr>
+              <w:pStyle w:val="Compact"/>
+            </w:pPr>
+          </w:p>
+        </w:tc>
+        <w:tc>
+          <w:tcPr/>
+          <w:p>
+            <w:pPr>
+              <w:pStyle w:val="Compact"/>
+            </w:pPr>
+          </w:p>
+        </w:tc>
+        <w:tc>
+          <w:tcPr/>
+          <w:p>
+            <w:pPr>
+              <w:pStyle w:val="Compact"/>
+            </w:pPr>
+          </w:p>
+        </w:tc>
+        <w:tc>
+          <w:tcPr/>
+          <w:p>
+            <w:pPr>
+              <w:pStyle w:val="Compact"/>
+            </w:pPr>
+          </w:p>
+        </w:tc>
+        <w:tc>
+          <w:tcPr/>
+          <w:p>
+            <w:pPr>
+              <w:pStyle w:val="Compact"/>
+            </w:pPr>
+          </w:p>
+        </w:tc>
+        <w:tc>
+          <w:tcPr/>
+          <w:p>
+            <w:pPr>
+              <w:pStyle w:val="Compact"/>
+            </w:pPr>
+          </w:p>
+        </w:tc>
+      </w:tr>
+      <w:tr>
+        <w:tc>
+          <w:tcPr/>
+          <w:p>
+            <w:pPr>
+              <w:pStyle w:val="Compact"/>
+            </w:pPr>
+            <w:r>
+              <w:t xml:space="preserve">14</w:t>
+            </w:r>
+          </w:p>
+        </w:tc>
+        <w:tc>
+          <w:tcPr/>
+          <w:p>
+            <w:pPr>
+              <w:pStyle w:val="Compact"/>
+            </w:pPr>
+            <w:r>
+              <w:t xml:space="preserve">Informasi yang disediakan membantu saya menyelesaikan pekerjaan</w:t>
+            </w:r>
+          </w:p>
+        </w:tc>
+        <w:tc>
+          <w:tcPr/>
+          <w:p>
+            <w:pPr>
+              <w:pStyle w:val="Compact"/>
+            </w:pPr>
+          </w:p>
+        </w:tc>
+        <w:tc>
+          <w:tcPr/>
+          <w:p>
+            <w:pPr>
+              <w:pStyle w:val="Compact"/>
+            </w:pPr>
+          </w:p>
+        </w:tc>
+        <w:tc>
+          <w:tcPr/>
+          <w:p>
+            <w:pPr>
+              <w:pStyle w:val="Compact"/>
+            </w:pPr>
+          </w:p>
+        </w:tc>
+        <w:tc>
+          <w:tcPr/>
+          <w:p>
+            <w:pPr>
+              <w:pStyle w:val="Compact"/>
+            </w:pPr>
+          </w:p>
+        </w:tc>
+        <w:tc>
+          <w:tcPr/>
+          <w:p>
+            <w:pPr>
+              <w:pStyle w:val="Compact"/>
+            </w:pPr>
+          </w:p>
+        </w:tc>
+        <w:tc>
+          <w:tcPr/>
+          <w:p>
+            <w:pPr>
+              <w:pStyle w:val="Compact"/>
+            </w:pPr>
+          </w:p>
+        </w:tc>
+        <w:tc>
+          <w:tcPr/>
+          <w:p>
+            <w:pPr>
+              <w:pStyle w:val="Compact"/>
+            </w:pPr>
+          </w:p>
+        </w:tc>
+      </w:tr>
+      <w:tr>
+        <w:tc>
+          <w:tcPr/>
+          <w:p>
+            <w:pPr>
+              <w:pStyle w:val="Compact"/>
+            </w:pPr>
+            <w:r>
+              <w:t xml:space="preserve">15</w:t>
+            </w:r>
+          </w:p>
+        </w:tc>
+        <w:tc>
+          <w:tcPr/>
+          <w:p>
+            <w:pPr>
+              <w:pStyle w:val="Compact"/>
+            </w:pPr>
+            <w:r>
+              <w:t xml:space="preserve">Susunan informasi pada layar sistem ini jelas</w:t>
+            </w:r>
+          </w:p>
+        </w:tc>
+        <w:tc>
+          <w:tcPr/>
+          <w:p>
+            <w:pPr>
+              <w:pStyle w:val="Compact"/>
+            </w:pPr>
+          </w:p>
+        </w:tc>
+        <w:tc>
+          <w:tcPr/>
+          <w:p>
+            <w:pPr>
+              <w:pStyle w:val="Compact"/>
+            </w:pPr>
+          </w:p>
+        </w:tc>
+        <w:tc>
+          <w:tcPr/>
+          <w:p>
+            <w:pPr>
+              <w:pStyle w:val="Compact"/>
+            </w:pPr>
+          </w:p>
+        </w:tc>
+        <w:tc>
+          <w:tcPr/>
+          <w:p>
+            <w:pPr>
+              <w:pStyle w:val="Compact"/>
+            </w:pPr>
+          </w:p>
+        </w:tc>
+        <w:tc>
+          <w:tcPr/>
+          <w:p>
+            <w:pPr>
+              <w:pStyle w:val="Compact"/>
+            </w:pPr>
+          </w:p>
+        </w:tc>
+        <w:tc>
+          <w:tcPr/>
+          <w:p>
+            <w:pPr>
+              <w:pStyle w:val="Compact"/>
+            </w:pPr>
+          </w:p>
+        </w:tc>
+        <w:tc>
+          <w:tcPr/>
+          <w:p>
+            <w:pPr>
+              <w:pStyle w:val="Compact"/>
+            </w:pPr>
+          </w:p>
+        </w:tc>
+      </w:tr>
+      <w:tr>
+        <w:tc>
+          <w:tcPr/>
+          <w:p>
+            <w:pPr>
+              <w:pStyle w:val="Compact"/>
+            </w:pPr>
+            <w:r>
+              <w:t xml:space="preserve">16</w:t>
+            </w:r>
+          </w:p>
+        </w:tc>
+        <w:tc>
+          <w:tcPr/>
+          <w:p>
+            <w:pPr>
+              <w:pStyle w:val="Compact"/>
+            </w:pPr>
+            <w:r>
+              <w:t xml:space="preserve">Tampilan sistem ini menyenangkan</w:t>
+            </w:r>
+          </w:p>
+        </w:tc>
+        <w:tc>
+          <w:tcPr/>
+          <w:p>
+            <w:pPr>
+              <w:pStyle w:val="Compact"/>
+            </w:pPr>
+          </w:p>
+        </w:tc>
+        <w:tc>
+          <w:tcPr/>
+          <w:p>
+            <w:pPr>
+              <w:pStyle w:val="Compact"/>
+            </w:pPr>
+          </w:p>
+        </w:tc>
+        <w:tc>
+          <w:tcPr/>
+          <w:p>
+            <w:pPr>
+              <w:pStyle w:val="Compact"/>
+            </w:pPr>
+          </w:p>
+        </w:tc>
+        <w:tc>
+          <w:tcPr/>
+          <w:p>
+            <w:pPr>
+              <w:pStyle w:val="Compact"/>
+            </w:pPr>
+          </w:p>
+        </w:tc>
+        <w:tc>
+          <w:tcPr/>
+          <w:p>
+            <w:pPr>
+              <w:pStyle w:val="Compact"/>
+            </w:pPr>
+          </w:p>
+        </w:tc>
+        <w:tc>
+          <w:tcPr/>
+          <w:p>
+            <w:pPr>
+              <w:pStyle w:val="Compact"/>
+            </w:pPr>
+          </w:p>
+        </w:tc>
+        <w:tc>
+          <w:tcPr/>
+          <w:p>
+            <w:pPr>
+              <w:pStyle w:val="Compact"/>
+            </w:pPr>
+          </w:p>
+        </w:tc>
+      </w:tr>
+      <w:tr>
+        <w:tc>
+          <w:tcPr/>
+          <w:p>
+            <w:pPr>
+              <w:pStyle w:val="Compact"/>
+            </w:pPr>
+            <w:r>
+              <w:t xml:space="preserve">17</w:t>
+            </w:r>
+          </w:p>
+        </w:tc>
+        <w:tc>
+          <w:tcPr/>
+          <w:p>
+            <w:pPr>
+              <w:pStyle w:val="Compact"/>
+            </w:pPr>
+            <w:r>
+              <w:t xml:space="preserve">Saya menyukai tampilan sistem ini</w:t>
+            </w:r>
+          </w:p>
+        </w:tc>
+        <w:tc>
+          <w:tcPr/>
+          <w:p>
+            <w:pPr>
+              <w:pStyle w:val="Compact"/>
+            </w:pPr>
+          </w:p>
+        </w:tc>
+        <w:tc>
+          <w:tcPr/>
+          <w:p>
+            <w:pPr>
+              <w:pStyle w:val="Compact"/>
+            </w:pPr>
+          </w:p>
+        </w:tc>
+        <w:tc>
+          <w:tcPr/>
+          <w:p>
+            <w:pPr>
+              <w:pStyle w:val="Compact"/>
+            </w:pPr>
+          </w:p>
+        </w:tc>
+        <w:tc>
+          <w:tcPr/>
+          <w:p>
+            <w:pPr>
+              <w:pStyle w:val="Compact"/>
+            </w:pPr>
+          </w:p>
+        </w:tc>
+        <w:tc>
+          <w:tcPr/>
+          <w:p>
+            <w:pPr>
+              <w:pStyle w:val="Compact"/>
+            </w:pPr>
+          </w:p>
+        </w:tc>
+        <w:tc>
+          <w:tcPr/>
+          <w:p>
+            <w:pPr>
+              <w:pStyle w:val="Compact"/>
+            </w:pPr>
+          </w:p>
+        </w:tc>
+        <w:tc>
+          <w:tcPr/>
+          <w:p>
+            <w:pPr>
+              <w:pStyle w:val="Compact"/>
+            </w:pPr>
+          </w:p>
+        </w:tc>
+      </w:tr>
+      <w:tr>
+        <w:tc>
+          <w:tcPr/>
+          <w:p>
+            <w:pPr>
+              <w:pStyle w:val="Compact"/>
+            </w:pPr>
+            <w:r>
+              <w:t xml:space="preserve">18</w:t>
+            </w:r>
+          </w:p>
+        </w:tc>
+        <w:tc>
+          <w:tcPr/>
+          <w:p>
+            <w:pPr>
+              <w:pStyle w:val="Compact"/>
+            </w:pPr>
+            <w:r>
+              <w:t xml:space="preserve">Sistem ini memiliki seluruh fungsi yang saya harapkan</w:t>
+            </w:r>
+          </w:p>
+        </w:tc>
+        <w:tc>
+          <w:tcPr/>
+          <w:p>
+            <w:pPr>
+              <w:pStyle w:val="Compact"/>
+            </w:pPr>
+          </w:p>
+        </w:tc>
+        <w:tc>
+          <w:tcPr/>
+          <w:p>
+            <w:pPr>
+              <w:pStyle w:val="Compact"/>
+            </w:pPr>
+          </w:p>
+        </w:tc>
+        <w:tc>
+          <w:tcPr/>
+          <w:p>
+            <w:pPr>
+              <w:pStyle w:val="Compact"/>
+            </w:pPr>
+          </w:p>
+        </w:tc>
+        <w:tc>
+          <w:tcPr/>
+          <w:p>
+            <w:pPr>
+              <w:pStyle w:val="Compact"/>
+            </w:pPr>
+          </w:p>
+        </w:tc>
+        <w:tc>
+          <w:tcPr/>
+          <w:p>
+            <w:pPr>
+              <w:pStyle w:val="Compact"/>
+            </w:pPr>
+          </w:p>
+        </w:tc>
+        <w:tc>
+          <w:tcPr/>
+          <w:p>
+            <w:pPr>
+              <w:pStyle w:val="Compact"/>
+            </w:pPr>
+          </w:p>
+        </w:tc>
+        <w:tc>
+          <w:tcPr/>
+          <w:p>
+            <w:pPr>
+              <w:pStyle w:val="Compact"/>
+            </w:pPr>
+          </w:p>
+        </w:tc>
+      </w:tr>
+      <w:tr>
+        <w:tc>
+          <w:tcPr/>
+          <w:p>
+            <w:pPr>
+              <w:pStyle w:val="Compact"/>
+            </w:pPr>
+            <w:r>
+              <w:t xml:space="preserve">19</w:t>
+            </w:r>
+          </w:p>
+        </w:tc>
+        <w:tc>
+          <w:tcPr/>
+          <w:p>
+            <w:pPr>
+              <w:pStyle w:val="Compact"/>
+            </w:pPr>
+            <w:r>
+              <w:t xml:space="preserve">Secara keseluruhan, saya puas dengan sistem ini</w:t>
+            </w:r>
+          </w:p>
+        </w:tc>
+        <w:tc>
+          <w:tcPr/>
+          <w:p>
+            <w:pPr>
+              <w:pStyle w:val="Compact"/>
+            </w:pPr>
+          </w:p>
+        </w:tc>
+        <w:tc>
+          <w:tcPr/>
+          <w:p>
+            <w:pPr>
+              <w:pStyle w:val="Compact"/>
+            </w:pPr>
+          </w:p>
+        </w:tc>
+        <w:tc>
+          <w:tcPr/>
+          <w:p>
+            <w:pPr>
+              <w:pStyle w:val="Compact"/>
+            </w:pPr>
+          </w:p>
+        </w:tc>
+        <w:tc>
+          <w:tcPr/>
+          <w:p>
+            <w:pPr>
+              <w:pStyle w:val="Compact"/>
+            </w:pPr>
+          </w:p>
+        </w:tc>
+        <w:tc>
+          <w:tcPr/>
+          <w:p>
+            <w:pPr>
+              <w:pStyle w:val="Compact"/>
+            </w:pPr>
+          </w:p>
+        </w:tc>
+        <w:tc>
+          <w:tcPr/>
+          <w:p>
+            <w:pPr>
+              <w:pStyle w:val="Compact"/>
+            </w:pPr>
+          </w:p>
+        </w:tc>
+        <w:tc>
+          <w:tcPr/>
+          <w:p>
+            <w:pPr>
+              <w:pStyle w:val="Compact"/>
+            </w:pPr>
+          </w:p>
+        </w:tc>
+      </w:tr>
+    </w:tbl>
+    <w:p>
+      <w:pPr>
+        <w:pStyle w:val="BodyText"/>
+      </w:pPr>
+      <w:r>
+        <w:rPr>
+          <w:b/>
+          <w:bCs/>
+        </w:rPr>
+        <w:t xml:space="preserve">Bagian C — Saran</w:t>
+      </w:r>
+    </w:p>
+    <w:p>
+      <w:pPr>
+        <w:pStyle w:val="Compact"/>
+        <w:numPr>
+          <w:ilvl w:val="0"/>
+          <w:numId w:val="1010"/>
+        </w:numPr>
+      </w:pPr>
+      <w:r>
+        <w:t xml:space="preserve">Bagian mana dari sistem ini yang paling membantu pekerjaan Bapak/Ibu?</w:t>
+      </w:r>
+    </w:p>
+    <w:p>
+      <w:pPr>
+        <w:pStyle w:val="Compact"/>
+        <w:numPr>
+          <w:ilvl w:val="0"/>
+          <w:numId w:val="1010"/>
+        </w:numPr>
+      </w:pPr>
+      <w:r>
+        <w:t xml:space="preserve">Bagian mana yang masih perlu diperbaiki?</w:t>
+      </w:r>
+    </w:p>
+    <w:p>
+      <w:pPr>
+        <w:pStyle w:val="FirstParagraph"/>
+      </w:pPr>
+      <w:r>
+        <w:rPr>
+          <w:b/>
+          <w:bCs/>
+        </w:rPr>
+        <w:t xml:space="preserve">Keterangan pengelompokan butir (untuk pengolahan data, tidak perlu dicetak pada</w:t>
+      </w:r>
+      <w:r>
+        <w:rPr>
+          <w:b/>
+          <w:bCs/>
+        </w:rPr>
+        <w:t xml:space="preserve"> </w:t>
+      </w:r>
+      <w:r>
+        <w:rPr>
+          <w:b/>
+          <w:bCs/>
+        </w:rPr>
+        <w:t xml:space="preserve">kuesioner):</w:t>
+      </w:r>
+    </w:p>
+    <w:tbl>
+      <w:tblPr>
+        <w:tblStyle w:val="Table"/>
+        <w:tblW w:type="auto" w:w="0"/>
+        <w:tblLook w:firstRow="1" w:lastRow="0" w:firstColumn="0" w:lastColumn="0" w:noHBand="0" w:noVBand="0" w:val="0020"/>
+      </w:tblPr>
+      <w:tblGrid>
+        <w:gridCol w:w="3960"/>
+        <w:gridCol w:w="3960"/>
+      </w:tblGrid>
+      <w:tr>
+        <w:trPr>
+          <w:tblHeader w:val="on"/>
+        </w:trPr>
+        <w:tc>
+          <w:tcPr/>
+          <w:p>
+            <w:pPr>
+              <w:pStyle w:val="Compact"/>
+            </w:pPr>
+            <w:r>
+              <w:t xml:space="preserve">Dimensi</w:t>
+            </w:r>
+          </w:p>
+        </w:tc>
+        <w:tc>
+          <w:tcPr/>
+          <w:p>
+            <w:pPr>
+              <w:pStyle w:val="Compact"/>
+            </w:pPr>
+            <w:r>
+              <w:t xml:space="preserve">Butir</w:t>
+            </w:r>
+          </w:p>
+        </w:tc>
+      </w:tr>
+      <w:tr>
+        <w:tc>
+          <w:tcPr/>
+          <w:p>
+            <w:pPr>
+              <w:pStyle w:val="Compact"/>
+            </w:pPr>
+            <w:r>
+              <w:t xml:space="preserve">Kegunaan Sistem (</w:t>
+            </w:r>
+            <w:r>
+              <w:rPr>
+                <w:i/>
+                <w:iCs/>
+              </w:rPr>
+              <w:t xml:space="preserve">System Usefulness</w:t>
+            </w:r>
+            <w:r>
+              <w:t xml:space="preserve">)</w:t>
+            </w:r>
+          </w:p>
+        </w:tc>
+        <w:tc>
+          <w:tcPr/>
+          <w:p>
+            <w:pPr>
+              <w:pStyle w:val="Compact"/>
+            </w:pPr>
+            <w:r>
+              <w:t xml:space="preserve">1–8</w:t>
+            </w:r>
+          </w:p>
+        </w:tc>
+      </w:tr>
+      <w:tr>
+        <w:tc>
+          <w:tcPr/>
+          <w:p>
+            <w:pPr>
+              <w:pStyle w:val="Compact"/>
+            </w:pPr>
+            <w:r>
+              <w:t xml:space="preserve">Kualitas Informasi (</w:t>
+            </w:r>
+            <w:r>
+              <w:rPr>
+                <w:i/>
+                <w:iCs/>
+              </w:rPr>
+              <w:t xml:space="preserve">Information Quality</w:t>
+            </w:r>
+            <w:r>
+              <w:t xml:space="preserve">)</w:t>
+            </w:r>
+          </w:p>
+        </w:tc>
+        <w:tc>
+          <w:tcPr/>
+          <w:p>
+            <w:pPr>
+              <w:pStyle w:val="Compact"/>
+            </w:pPr>
+            <w:r>
+              <w:t xml:space="preserve">9–15</w:t>
+            </w:r>
+          </w:p>
+        </w:tc>
+      </w:tr>
+      <w:tr>
+        <w:tc>
+          <w:tcPr/>
+          <w:p>
+            <w:pPr>
+              <w:pStyle w:val="Compact"/>
+            </w:pPr>
+            <w:r>
+              <w:t xml:space="preserve">Kualitas Antarmuka (</w:t>
+            </w:r>
+            <w:r>
+              <w:rPr>
+                <w:i/>
+                <w:iCs/>
+              </w:rPr>
+              <w:t xml:space="preserve">Interface Quality</w:t>
+            </w:r>
+            <w:r>
+              <w:t xml:space="preserve">)</w:t>
+            </w:r>
+          </w:p>
+        </w:tc>
+        <w:tc>
+          <w:tcPr/>
+          <w:p>
+            <w:pPr>
+              <w:pStyle w:val="Compact"/>
+            </w:pPr>
+            <w:r>
+              <w:t xml:space="preserve">16–18</w:t>
+            </w:r>
+          </w:p>
+        </w:tc>
+      </w:tr>
+      <w:tr>
+        <w:tc>
+          <w:tcPr/>
+          <w:p>
+            <w:pPr>
+              <w:pStyle w:val="Compact"/>
+            </w:pPr>
+            <w:r>
+              <w:t xml:space="preserve">Kepuasan Keseluruhan (</w:t>
+            </w:r>
+            <w:r>
+              <w:rPr>
+                <w:i/>
+                <w:iCs/>
+              </w:rPr>
+              <w:t xml:space="preserve">Overall</w:t>
+            </w:r>
+            <w:r>
+              <w:t xml:space="preserve">)</w:t>
+            </w:r>
+          </w:p>
+        </w:tc>
+        <w:tc>
+          <w:tcPr/>
+          <w:p>
+            <w:pPr>
+              <w:pStyle w:val="Compact"/>
+            </w:pPr>
+            <w:r>
+              <w:t xml:space="preserve">1–19 (butir 19 tidak masuk subskala mana pun)</w:t>
+            </w:r>
+          </w:p>
+        </w:tc>
+      </w:tr>
+    </w:tbl>
+    <w:p>
+      <w:pPr>
+        <w:pStyle w:val="BodyText"/>
+      </w:pPr>
+      <w:r>
+        <w:rPr>
+          <w:b/>
+          <w:bCs/>
+        </w:rPr>
+        <w:t xml:space="preserve">Catatan penting mengenai arah skala.</w:t>
+      </w:r>
+      <w:r>
+        <w:t xml:space="preserve"> </w:t>
+      </w:r>
+      <w:r>
+        <w:t xml:space="preserve">Pada kuesioner CSUQ aslinya, angka 1</w:t>
+      </w:r>
+      <w:r>
+        <w:t xml:space="preserve"> </w:t>
+      </w:r>
+      <w:r>
+        <w:t xml:space="preserve">berarti sangat setuju dan angka 7 berarti sangat tidak setuju, sehingga skor kecil</w:t>
+      </w:r>
+      <w:r>
+        <w:t xml:space="preserve"> </w:t>
+      </w:r>
+      <w:r>
+        <w:t xml:space="preserve">berarti baik. Pada kuesioner ini arah skala dibalik menjadi 1 = sangat tidak setuju</w:t>
+      </w:r>
+      <w:r>
+        <w:t xml:space="preserve"> </w:t>
+      </w:r>
+      <w:r>
+        <w:t xml:space="preserve">dan 7 = sangat setuju, agar sejalan dengan penafsiran "semakin tinggi semakin baik"</w:t>
+      </w:r>
+      <w:r>
+        <w:t xml:space="preserve"> </w:t>
+      </w:r>
+      <w:r>
+        <w:t xml:space="preserve">yang dipakai pada Bab II dan pada kebanyakan penelitian berbahasa Indonesia.</w:t>
+      </w:r>
+      <w:r>
+        <w:t xml:space="preserve"> </w:t>
+      </w:r>
+      <w:r>
+        <w:t xml:space="preserve">Sebutkan pembalikan arah ini di Bab III atau Bab V agar tidak dianggap keliru oleh</w:t>
+      </w:r>
+      <w:r>
+        <w:t xml:space="preserve"> </w:t>
+      </w:r>
+      <w:r>
+        <w:t xml:space="preserve">penguji.</w:t>
+      </w:r>
+    </w:p>
+    <w:bookmarkEnd w:id="25"/>
     <w:sectPr>
       <w:footnotePr>
         <w:numRestart w:val="eachSect"/>
@@ -12204,6 +17906,219 @@
   </w:num>
   <w:num w:numId="1002">
     <w:abstractNumId w:val="991"/>
+  </w:num>
+  <w:num w:numId="1003">
+    <w:abstractNumId w:val="99411"/>
+    <w:lvlOverride w:ilvl="0">
+      <w:startOverride w:val="1"/>
+    </w:lvlOverride>
+    <w:lvlOverride w:ilvl="1">
+      <w:startOverride w:val="1"/>
+    </w:lvlOverride>
+    <w:lvlOverride w:ilvl="2">
+      <w:startOverride w:val="1"/>
+    </w:lvlOverride>
+    <w:lvlOverride w:ilvl="3">
+      <w:startOverride w:val="1"/>
+    </w:lvlOverride>
+    <w:lvlOverride w:ilvl="4">
+      <w:startOverride w:val="1"/>
+    </w:lvlOverride>
+    <w:lvlOverride w:ilvl="5">
+      <w:startOverride w:val="1"/>
+    </w:lvlOverride>
+    <w:lvlOverride w:ilvl="6">
+      <w:startOverride w:val="1"/>
+    </w:lvlOverride>
+    <w:lvlOverride w:ilvl="7">
+      <w:startOverride w:val="1"/>
+    </w:lvlOverride>
+    <w:lvlOverride w:ilvl="8">
+      <w:startOverride w:val="1"/>
+    </w:lvlOverride>
+  </w:num>
+  <w:num w:numId="1004">
+    <w:abstractNumId w:val="99411"/>
+    <w:lvlOverride w:ilvl="0">
+      <w:startOverride w:val="1"/>
+    </w:lvlOverride>
+    <w:lvlOverride w:ilvl="1">
+      <w:startOverride w:val="1"/>
+    </w:lvlOverride>
+    <w:lvlOverride w:ilvl="2">
+      <w:startOverride w:val="1"/>
+    </w:lvlOverride>
+    <w:lvlOverride w:ilvl="3">
+      <w:startOverride w:val="1"/>
+    </w:lvlOverride>
+    <w:lvlOverride w:ilvl="4">
+      <w:startOverride w:val="1"/>
+    </w:lvlOverride>
+    <w:lvlOverride w:ilvl="5">
+      <w:startOverride w:val="1"/>
+    </w:lvlOverride>
+    <w:lvlOverride w:ilvl="6">
+      <w:startOverride w:val="1"/>
+    </w:lvlOverride>
+    <w:lvlOverride w:ilvl="7">
+      <w:startOverride w:val="1"/>
+    </w:lvlOverride>
+    <w:lvlOverride w:ilvl="8">
+      <w:startOverride w:val="1"/>
+    </w:lvlOverride>
+  </w:num>
+  <w:num w:numId="1005">
+    <w:abstractNumId w:val="99411"/>
+    <w:lvlOverride w:ilvl="0">
+      <w:startOverride w:val="1"/>
+    </w:lvlOverride>
+    <w:lvlOverride w:ilvl="1">
+      <w:startOverride w:val="1"/>
+    </w:lvlOverride>
+    <w:lvlOverride w:ilvl="2">
+      <w:startOverride w:val="1"/>
+    </w:lvlOverride>
+    <w:lvlOverride w:ilvl="3">
+      <w:startOverride w:val="1"/>
+    </w:lvlOverride>
+    <w:lvlOverride w:ilvl="4">
+      <w:startOverride w:val="1"/>
+    </w:lvlOverride>
+    <w:lvlOverride w:ilvl="5">
+      <w:startOverride w:val="1"/>
+    </w:lvlOverride>
+    <w:lvlOverride w:ilvl="6">
+      <w:startOverride w:val="1"/>
+    </w:lvlOverride>
+    <w:lvlOverride w:ilvl="7">
+      <w:startOverride w:val="1"/>
+    </w:lvlOverride>
+    <w:lvlOverride w:ilvl="8">
+      <w:startOverride w:val="1"/>
+    </w:lvlOverride>
+  </w:num>
+  <w:num w:numId="1006">
+    <w:abstractNumId w:val="99411"/>
+    <w:lvlOverride w:ilvl="0">
+      <w:startOverride w:val="1"/>
+    </w:lvlOverride>
+    <w:lvlOverride w:ilvl="1">
+      <w:startOverride w:val="1"/>
+    </w:lvlOverride>
+    <w:lvlOverride w:ilvl="2">
+      <w:startOverride w:val="1"/>
+    </w:lvlOverride>
+    <w:lvlOverride w:ilvl="3">
+      <w:startOverride w:val="1"/>
+    </w:lvlOverride>
+    <w:lvlOverride w:ilvl="4">
+      <w:startOverride w:val="1"/>
+    </w:lvlOverride>
+    <w:lvlOverride w:ilvl="5">
+      <w:startOverride w:val="1"/>
+    </w:lvlOverride>
+    <w:lvlOverride w:ilvl="6">
+      <w:startOverride w:val="1"/>
+    </w:lvlOverride>
+    <w:lvlOverride w:ilvl="7">
+      <w:startOverride w:val="1"/>
+    </w:lvlOverride>
+    <w:lvlOverride w:ilvl="8">
+      <w:startOverride w:val="1"/>
+    </w:lvlOverride>
+  </w:num>
+  <w:num w:numId="1007">
+    <w:abstractNumId w:val="99411"/>
+    <w:lvlOverride w:ilvl="0">
+      <w:startOverride w:val="1"/>
+    </w:lvlOverride>
+    <w:lvlOverride w:ilvl="1">
+      <w:startOverride w:val="1"/>
+    </w:lvlOverride>
+    <w:lvlOverride w:ilvl="2">
+      <w:startOverride w:val="1"/>
+    </w:lvlOverride>
+    <w:lvlOverride w:ilvl="3">
+      <w:startOverride w:val="1"/>
+    </w:lvlOverride>
+    <w:lvlOverride w:ilvl="4">
+      <w:startOverride w:val="1"/>
+    </w:lvlOverride>
+    <w:lvlOverride w:ilvl="5">
+      <w:startOverride w:val="1"/>
+    </w:lvlOverride>
+    <w:lvlOverride w:ilvl="6">
+      <w:startOverride w:val="1"/>
+    </w:lvlOverride>
+    <w:lvlOverride w:ilvl="7">
+      <w:startOverride w:val="1"/>
+    </w:lvlOverride>
+    <w:lvlOverride w:ilvl="8">
+      <w:startOverride w:val="1"/>
+    </w:lvlOverride>
+  </w:num>
+  <w:num w:numId="1008">
+    <w:abstractNumId w:val="99411"/>
+    <w:lvlOverride w:ilvl="0">
+      <w:startOverride w:val="1"/>
+    </w:lvlOverride>
+    <w:lvlOverride w:ilvl="1">
+      <w:startOverride w:val="1"/>
+    </w:lvlOverride>
+    <w:lvlOverride w:ilvl="2">
+      <w:startOverride w:val="1"/>
+    </w:lvlOverride>
+    <w:lvlOverride w:ilvl="3">
+      <w:startOverride w:val="1"/>
+    </w:lvlOverride>
+    <w:lvlOverride w:ilvl="4">
+      <w:startOverride w:val="1"/>
+    </w:lvlOverride>
+    <w:lvlOverride w:ilvl="5">
+      <w:startOverride w:val="1"/>
+    </w:lvlOverride>
+    <w:lvlOverride w:ilvl="6">
+      <w:startOverride w:val="1"/>
+    </w:lvlOverride>
+    <w:lvlOverride w:ilvl="7">
+      <w:startOverride w:val="1"/>
+    </w:lvlOverride>
+    <w:lvlOverride w:ilvl="8">
+      <w:startOverride w:val="1"/>
+    </w:lvlOverride>
+  </w:num>
+  <w:num w:numId="1009">
+    <w:abstractNumId w:val="991"/>
+  </w:num>
+  <w:num w:numId="1010">
+    <w:abstractNumId w:val="99411"/>
+    <w:lvlOverride w:ilvl="0">
+      <w:startOverride w:val="1"/>
+    </w:lvlOverride>
+    <w:lvlOverride w:ilvl="1">
+      <w:startOverride w:val="1"/>
+    </w:lvlOverride>
+    <w:lvlOverride w:ilvl="2">
+      <w:startOverride w:val="1"/>
+    </w:lvlOverride>
+    <w:lvlOverride w:ilvl="3">
+      <w:startOverride w:val="1"/>
+    </w:lvlOverride>
+    <w:lvlOverride w:ilvl="4">
+      <w:startOverride w:val="1"/>
+    </w:lvlOverride>
+    <w:lvlOverride w:ilvl="5">
+      <w:startOverride w:val="1"/>
+    </w:lvlOverride>
+    <w:lvlOverride w:ilvl="6">
+      <w:startOverride w:val="1"/>
+    </w:lvlOverride>
+    <w:lvlOverride w:ilvl="7">
+      <w:startOverride w:val="1"/>
+    </w:lvlOverride>
+    <w:lvlOverride w:ilvl="8">
+      <w:startOverride w:val="1"/>
+    </w:lvlOverride>
   </w:num>
 </w:numbering>
 </file>

--- a/docs/diagram/word/Bab5-Evaluasi.docx
+++ b/docs/diagram/word/Bab5-Evaluasi.docx
@@ -2,7 +2,7 @@
 <file path=word/document.xml><?xml version="1.0" encoding="utf-8"?>
 <w:document xmlns:w="http://schemas.openxmlformats.org/wordprocessingml/2006/main" xmlns:m="http://schemas.openxmlformats.org/officeDocument/2006/math" xmlns:r="http://schemas.openxmlformats.org/officeDocument/2006/relationships" xmlns:o="urn:schemas-microsoft-com:office:office" xmlns:v="urn:schemas-microsoft-com:vml" xmlns:w10="urn:schemas-microsoft-com:office:word" xmlns:a="http://schemas.openxmlformats.org/drawingml/2006/main" xmlns:pic="http://schemas.openxmlformats.org/drawingml/2006/picture" xmlns:wp="http://schemas.openxmlformats.org/drawingml/2006/wordprocessingDrawing">
   <w:body>
-    <w:bookmarkStart w:id="18" w:name="X8c1073857939c2174cc6dc01f99698192af77c0"/>
+    <w:bookmarkStart w:id="20" w:name="X8c1073857939c2174cc6dc01f99698192af77c0"/>
     <w:p>
       <w:pPr>
         <w:pStyle w:val="Heading1"/>
@@ -347,7 +347,7 @@
         </w:pict>
       </w:r>
     </w:p>
-    <w:bookmarkStart w:id="17" w:name="X17e893fb14bae3908ef55124b2fc71d1d944452"/>
+    <w:bookmarkStart w:id="19" w:name="X17e893fb14bae3908ef55124b2fc71d1d944452"/>
     <w:p>
       <w:pPr>
         <w:pStyle w:val="Heading2"/>
@@ -8450,7 +8450,7 @@
     </w:p>
     <w:bookmarkEnd w:id="12"/>
     <w:bookmarkEnd w:id="13"/>
-    <w:bookmarkStart w:id="14" w:name="X070962a137c33ff5c092e1cdd433fd591f525c5"/>
+    <w:bookmarkStart w:id="16" w:name="X070962a137c33ff5c092e1cdd433fd591f525c5"/>
     <w:p>
       <w:pPr>
         <w:pStyle w:val="Heading3"/>
@@ -10336,1248 +10336,10 @@
       </w:pPr>
       <w:r>
         <w:rPr>
-          <w:i/>
-          <w:iCs/>
-        </w:rPr>
-        <w:t xml:space="preserve">(Kalimat penutup:)</w:t>
-      </w:r>
-      <w:r>
-        <w:t xml:space="preserve"> </w:t>
-      </w:r>
-      <w:r>
-        <w:t xml:space="preserve">Skor keseluruhan sebesar … menunjukkan bahwa sistem termasuk</w:t>
-      </w:r>
-      <w:r>
-        <w:t xml:space="preserve"> </w:t>
-      </w:r>
-      <w:r>
-        <w:t xml:space="preserve">kategori …. Dimensi … memperoleh skor tertinggi, sedangkan dimensi … memperoleh skor</w:t>
-      </w:r>
-      <w:r>
-        <w:t xml:space="preserve"> </w:t>
-      </w:r>
-      <w:r>
-        <w:t xml:space="preserve">terendah sehingga menjadi bahan perbaikan berikutnya.</w:t>
-      </w:r>
-    </w:p>
-    <w:bookmarkEnd w:id="14"/>
-    <w:bookmarkStart w:id="16" w:name="X306a7cf7381f5aa38cea98c23d27d96e93e79fa"/>
-    <w:p>
-      <w:pPr>
-        <w:pStyle w:val="Heading3"/>
-      </w:pPr>
-      <w:r>
-        <w:t xml:space="preserve">5.2.5 Ringkasan Pemenuhan Kebutuhan</w:t>
-      </w:r>
-    </w:p>
-    <w:p>
-      <w:pPr>
-        <w:pStyle w:val="FirstParagraph"/>
-      </w:pPr>
-      <w:r>
-        <w:rPr>
           <w:b/>
           <w:bCs/>
         </w:rPr>
-        <w:t xml:space="preserve">Tabel …: Ringkasan Pemenuhan Kebutuhan Fungsional dan Nonfungsional</w:t>
-      </w:r>
-    </w:p>
-    <w:tbl>
-      <w:tblPr>
-        <w:tblStyle w:val="Table"/>
-        <w:tblW w:type="auto" w:w="0"/>
-        <w:tblLook w:firstRow="1" w:lastRow="0" w:firstColumn="0" w:lastColumn="0" w:noHBand="0" w:noVBand="0" w:val="0020"/>
-      </w:tblPr>
-      <w:tblGrid>
-        <w:gridCol w:w="1980"/>
-        <w:gridCol w:w="1980"/>
-        <w:gridCol w:w="1980"/>
-        <w:gridCol w:w="1980"/>
-      </w:tblGrid>
-      <w:tr>
-        <w:trPr>
-          <w:tblHeader w:val="on"/>
-        </w:trPr>
-        <w:tc>
-          <w:tcPr/>
-          <w:p>
-            <w:pPr>
-              <w:pStyle w:val="Compact"/>
-            </w:pPr>
-            <w:r>
-              <w:t xml:space="preserve">Kode</w:t>
-            </w:r>
-          </w:p>
-        </w:tc>
-        <w:tc>
-          <w:tcPr/>
-          <w:p>
-            <w:pPr>
-              <w:pStyle w:val="Compact"/>
-            </w:pPr>
-            <w:r>
-              <w:t xml:space="preserve">Kebutuhan</w:t>
-            </w:r>
-          </w:p>
-        </w:tc>
-        <w:tc>
-          <w:tcPr/>
-          <w:p>
-            <w:pPr>
-              <w:pStyle w:val="Compact"/>
-            </w:pPr>
-            <w:r>
-              <w:t xml:space="preserve">Bukti Pemenuhan</w:t>
-            </w:r>
-          </w:p>
-        </w:tc>
-        <w:tc>
-          <w:tcPr/>
-          <w:p>
-            <w:pPr>
-              <w:pStyle w:val="Compact"/>
-            </w:pPr>
-            <w:r>
-              <w:t xml:space="preserve">Status</w:t>
-            </w:r>
-          </w:p>
-        </w:tc>
-      </w:tr>
-      <w:tr>
-        <w:tc>
-          <w:tcPr/>
-          <w:p>
-            <w:pPr>
-              <w:pStyle w:val="Compact"/>
-            </w:pPr>
-            <w:r>
-              <w:t xml:space="preserve">KF-01</w:t>
-            </w:r>
-          </w:p>
-        </w:tc>
-        <w:tc>
-          <w:tcPr/>
-          <w:p>
-            <w:pPr>
-              <w:pStyle w:val="Compact"/>
-            </w:pPr>
-            <w:r>
-              <w:t xml:space="preserve">Otentikasi dan penggantian kata sandi</w:t>
-            </w:r>
-          </w:p>
-        </w:tc>
-        <w:tc>
-          <w:tcPr/>
-          <w:p>
-            <w:pPr>
-              <w:pStyle w:val="Compact"/>
-            </w:pPr>
-            <w:r>
-              <w:t xml:space="preserve">SS-02, SS-32; BB-01 s.d. BB-05</w:t>
-            </w:r>
-          </w:p>
-        </w:tc>
-        <w:tc>
-          <w:tcPr/>
-          <w:p>
-            <w:pPr>
-              <w:pStyle w:val="Compact"/>
-            </w:pPr>
-            <w:r>
-              <w:t xml:space="preserve">Terpenuhi</w:t>
-            </w:r>
-          </w:p>
-        </w:tc>
-      </w:tr>
-      <w:tr>
-        <w:tc>
-          <w:tcPr/>
-          <w:p>
-            <w:pPr>
-              <w:pStyle w:val="Compact"/>
-            </w:pPr>
-            <w:r>
-              <w:t xml:space="preserve">KF-02</w:t>
-            </w:r>
-          </w:p>
-        </w:tc>
-        <w:tc>
-          <w:tcPr/>
-          <w:p>
-            <w:pPr>
-              <w:pStyle w:val="Compact"/>
-            </w:pPr>
-            <w:r>
-              <w:t xml:space="preserve">Pengelolaan data master</w:t>
-            </w:r>
-          </w:p>
-        </w:tc>
-        <w:tc>
-          <w:tcPr/>
-          <w:p>
-            <w:pPr>
-              <w:pStyle w:val="Compact"/>
-            </w:pPr>
-            <w:r>
-              <w:t xml:space="preserve">SS-29, SS-17; BB-06 s.d. BB-08</w:t>
-            </w:r>
-          </w:p>
-        </w:tc>
-        <w:tc>
-          <w:tcPr/>
-          <w:p>
-            <w:pPr>
-              <w:pStyle w:val="Compact"/>
-            </w:pPr>
-            <w:r>
-              <w:t xml:space="preserve">Terpenuhi</w:t>
-            </w:r>
-          </w:p>
-        </w:tc>
-      </w:tr>
-      <w:tr>
-        <w:tc>
-          <w:tcPr/>
-          <w:p>
-            <w:pPr>
-              <w:pStyle w:val="Compact"/>
-            </w:pPr>
-            <w:r>
-              <w:t xml:space="preserve">KF-03</w:t>
-            </w:r>
-          </w:p>
-        </w:tc>
-        <w:tc>
-          <w:tcPr/>
-          <w:p>
-            <w:pPr>
-              <w:pStyle w:val="Compact"/>
-            </w:pPr>
-            <w:r>
-              <w:t xml:space="preserve">Impor mitra dari SOBAT</w:t>
-            </w:r>
-          </w:p>
-        </w:tc>
-        <w:tc>
-          <w:tcPr/>
-          <w:p>
-            <w:pPr>
-              <w:pStyle w:val="Compact"/>
-            </w:pPr>
-            <w:r>
-              <w:t xml:space="preserve">SS-30, SS-31; BB-09 s.d. BB-11</w:t>
-            </w:r>
-          </w:p>
-        </w:tc>
-        <w:tc>
-          <w:tcPr/>
-          <w:p>
-            <w:pPr>
-              <w:pStyle w:val="Compact"/>
-            </w:pPr>
-            <w:r>
-              <w:t xml:space="preserve">Terpenuhi</w:t>
-            </w:r>
-          </w:p>
-        </w:tc>
-      </w:tr>
-      <w:tr>
-        <w:tc>
-          <w:tcPr/>
-          <w:p>
-            <w:pPr>
-              <w:pStyle w:val="Compact"/>
-            </w:pPr>
-            <w:r>
-              <w:t xml:space="preserve">KF-04</w:t>
-            </w:r>
-          </w:p>
-        </w:tc>
-        <w:tc>
-          <w:tcPr/>
-          <w:p>
-            <w:pPr>
-              <w:pStyle w:val="Compact"/>
-            </w:pPr>
-            <w:r>
-              <w:t xml:space="preserve">Pengelolaan kegiatan</w:t>
-            </w:r>
-          </w:p>
-        </w:tc>
-        <w:tc>
-          <w:tcPr/>
-          <w:p>
-            <w:pPr>
-              <w:pStyle w:val="Compact"/>
-            </w:pPr>
-            <w:r>
-              <w:t xml:space="preserve">SS-07, SS-11; BB-12 s.d. BB-15</w:t>
-            </w:r>
-          </w:p>
-        </w:tc>
-        <w:tc>
-          <w:tcPr/>
-          <w:p>
-            <w:pPr>
-              <w:pStyle w:val="Compact"/>
-            </w:pPr>
-            <w:r>
-              <w:t xml:space="preserve">Terpenuhi</w:t>
-            </w:r>
-          </w:p>
-        </w:tc>
-      </w:tr>
-      <w:tr>
-        <w:tc>
-          <w:tcPr/>
-          <w:p>
-            <w:pPr>
-              <w:pStyle w:val="Compact"/>
-            </w:pPr>
-            <w:r>
-              <w:t xml:space="preserve">KF-05</w:t>
-            </w:r>
-          </w:p>
-        </w:tc>
-        <w:tc>
-          <w:tcPr/>
-          <w:p>
-            <w:pPr>
-              <w:pStyle w:val="Compact"/>
-            </w:pPr>
-            <w:r>
-              <w:t xml:space="preserve">Alokasi mitra dan perhitungan honor</w:t>
-            </w:r>
-          </w:p>
-        </w:tc>
-        <w:tc>
-          <w:tcPr/>
-          <w:p>
-            <w:pPr>
-              <w:pStyle w:val="Compact"/>
-            </w:pPr>
-            <w:r>
-              <w:t xml:space="preserve">SS-08, SS-09, SS-17b; BB-16 s.d. BB-18, BB-46, BB-47</w:t>
-            </w:r>
-          </w:p>
-        </w:tc>
-        <w:tc>
-          <w:tcPr/>
-          <w:p>
-            <w:pPr>
-              <w:pStyle w:val="Compact"/>
-            </w:pPr>
-            <w:r>
-              <w:t xml:space="preserve">Terpenuhi</w:t>
-            </w:r>
-          </w:p>
-        </w:tc>
-      </w:tr>
-      <w:tr>
-        <w:tc>
-          <w:tcPr/>
-          <w:p>
-            <w:pPr>
-              <w:pStyle w:val="Compact"/>
-            </w:pPr>
-            <w:r>
-              <w:t xml:space="preserve">KF-06</w:t>
-            </w:r>
-          </w:p>
-        </w:tc>
-        <w:tc>
-          <w:tcPr/>
-          <w:p>
-            <w:pPr>
-              <w:pStyle w:val="Compact"/>
-            </w:pPr>
-            <w:r>
-              <w:t xml:space="preserve">Validasi batas honor bulanan (SBML)</w:t>
-            </w:r>
-          </w:p>
-        </w:tc>
-        <w:tc>
-          <w:tcPr/>
-          <w:p>
-            <w:pPr>
-              <w:pStyle w:val="Compact"/>
-            </w:pPr>
-            <w:r>
-              <w:t xml:space="preserve">SS-10, SS-15; BB-19 s.d. BB-22</w:t>
-            </w:r>
-          </w:p>
-        </w:tc>
-        <w:tc>
-          <w:tcPr/>
-          <w:p>
-            <w:pPr>
-              <w:pStyle w:val="Compact"/>
-            </w:pPr>
-            <w:r>
-              <w:t xml:space="preserve">Terpenuhi</w:t>
-            </w:r>
-          </w:p>
-        </w:tc>
-      </w:tr>
-      <w:tr>
-        <w:tc>
-          <w:tcPr/>
-          <w:p>
-            <w:pPr>
-              <w:pStyle w:val="Compact"/>
-            </w:pPr>
-            <w:r>
-              <w:t xml:space="preserve">KF-07</w:t>
-            </w:r>
-          </w:p>
-        </w:tc>
-        <w:tc>
-          <w:tcPr/>
-          <w:p>
-            <w:pPr>
-              <w:pStyle w:val="Compact"/>
-            </w:pPr>
-            <w:r>
-              <w:t xml:space="preserve">Pemantauan progres mitra</w:t>
-            </w:r>
-          </w:p>
-        </w:tc>
-        <w:tc>
-          <w:tcPr/>
-          <w:p>
-            <w:pPr>
-              <w:pStyle w:val="Compact"/>
-            </w:pPr>
-            <w:r>
-              <w:t xml:space="preserve">SS-04, SS-06; BB-23, BB-24</w:t>
-            </w:r>
-          </w:p>
-        </w:tc>
-        <w:tc>
-          <w:tcPr/>
-          <w:p>
-            <w:pPr>
-              <w:pStyle w:val="Compact"/>
-            </w:pPr>
-            <w:r>
-              <w:t xml:space="preserve">Terpenuhi</w:t>
-            </w:r>
-          </w:p>
-        </w:tc>
-      </w:tr>
-      <w:tr>
-        <w:tc>
-          <w:tcPr/>
-          <w:p>
-            <w:pPr>
-              <w:pStyle w:val="Compact"/>
-            </w:pPr>
-            <w:r>
-              <w:t xml:space="preserve">KF-08</w:t>
-            </w:r>
-          </w:p>
-        </w:tc>
-        <w:tc>
-          <w:tcPr/>
-          <w:p>
-            <w:pPr>
-              <w:pStyle w:val="Compact"/>
-            </w:pPr>
-            <w:r>
-              <w:t xml:space="preserve">Repositori tautan dokumen</w:t>
-            </w:r>
-          </w:p>
-        </w:tc>
-        <w:tc>
-          <w:tcPr/>
-          <w:p>
-            <w:pPr>
-              <w:pStyle w:val="Compact"/>
-            </w:pPr>
-            <w:r>
-              <w:t xml:space="preserve">SS-12, SS-13; BB-25, BB-26</w:t>
-            </w:r>
-          </w:p>
-        </w:tc>
-        <w:tc>
-          <w:tcPr/>
-          <w:p>
-            <w:pPr>
-              <w:pStyle w:val="Compact"/>
-            </w:pPr>
-            <w:r>
-              <w:t xml:space="preserve">Terpenuhi</w:t>
-            </w:r>
-          </w:p>
-        </w:tc>
-      </w:tr>
-      <w:tr>
-        <w:tc>
-          <w:tcPr/>
-          <w:p>
-            <w:pPr>
-              <w:pStyle w:val="Compact"/>
-            </w:pPr>
-            <w:r>
-              <w:t xml:space="preserve">KF-09</w:t>
-            </w:r>
-          </w:p>
-        </w:tc>
-        <w:tc>
-          <w:tcPr/>
-          <w:p>
-            <w:pPr>
-              <w:pStyle w:val="Compact"/>
-            </w:pPr>
-            <w:r>
-              <w:t xml:space="preserve">Verifikasi dokumen</w:t>
-            </w:r>
-          </w:p>
-        </w:tc>
-        <w:tc>
-          <w:tcPr/>
-          <w:p>
-            <w:pPr>
-              <w:pStyle w:val="Compact"/>
-            </w:pPr>
-            <w:r>
-              <w:t xml:space="preserve">SS-14; BB-27, BB-28</w:t>
-            </w:r>
-          </w:p>
-        </w:tc>
-        <w:tc>
-          <w:tcPr/>
-          <w:p>
-            <w:pPr>
-              <w:pStyle w:val="Compact"/>
-            </w:pPr>
-            <w:r>
-              <w:t xml:space="preserve">Terpenuhi</w:t>
-            </w:r>
-          </w:p>
-        </w:tc>
-      </w:tr>
-      <w:tr>
-        <w:tc>
-          <w:tcPr/>
-          <w:p>
-            <w:pPr>
-              <w:pStyle w:val="Compact"/>
-            </w:pPr>
-            <w:r>
-              <w:t xml:space="preserve">KF-10</w:t>
-            </w:r>
-          </w:p>
-        </w:tc>
-        <w:tc>
-          <w:tcPr/>
-          <w:p>
-            <w:pPr>
-              <w:pStyle w:val="Compact"/>
-            </w:pPr>
-            <w:r>
-              <w:t xml:space="preserve">Notifikasi otomatis</w:t>
-            </w:r>
-          </w:p>
-        </w:tc>
-        <w:tc>
-          <w:tcPr/>
-          <w:p>
-            <w:pPr>
-              <w:pStyle w:val="Compact"/>
-            </w:pPr>
-            <w:r>
-              <w:t xml:space="preserve">SS-33, SS-34; BB-29 s.d. BB-31</w:t>
-            </w:r>
-          </w:p>
-        </w:tc>
-        <w:tc>
-          <w:tcPr/>
-          <w:p>
-            <w:pPr>
-              <w:pStyle w:val="Compact"/>
-            </w:pPr>
-            <w:r>
-              <w:t xml:space="preserve">Terpenuhi</w:t>
-            </w:r>
-          </w:p>
-        </w:tc>
-      </w:tr>
-      <w:tr>
-        <w:tc>
-          <w:tcPr/>
-          <w:p>
-            <w:pPr>
-              <w:pStyle w:val="Compact"/>
-            </w:pPr>
-            <w:r>
-              <w:t xml:space="preserve">KF-11</w:t>
-            </w:r>
-          </w:p>
-        </w:tc>
-        <w:tc>
-          <w:tcPr/>
-          <w:p>
-            <w:pPr>
-              <w:pStyle w:val="Compact"/>
-            </w:pPr>
-            <w:r>
-              <w:t xml:space="preserve">Pembuatan SPK dan BAST</w:t>
-            </w:r>
-          </w:p>
-        </w:tc>
-        <w:tc>
-          <w:tcPr/>
-          <w:p>
-            <w:pPr>
-              <w:pStyle w:val="Compact"/>
-            </w:pPr>
-            <w:r>
-              <w:t xml:space="preserve">SS-22 s.d. SS-25; BB-32 s.d. BB-34</w:t>
-            </w:r>
-          </w:p>
-        </w:tc>
-        <w:tc>
-          <w:tcPr/>
-          <w:p>
-            <w:pPr>
-              <w:pStyle w:val="Compact"/>
-            </w:pPr>
-            <w:r>
-              <w:t xml:space="preserve">Terpenuhi</w:t>
-            </w:r>
-          </w:p>
-        </w:tc>
-      </w:tr>
-      <w:tr>
-        <w:tc>
-          <w:tcPr/>
-          <w:p>
-            <w:pPr>
-              <w:pStyle w:val="Compact"/>
-            </w:pPr>
-            <w:r>
-              <w:t xml:space="preserve">KF-12</w:t>
-            </w:r>
-          </w:p>
-        </w:tc>
-        <w:tc>
-          <w:tcPr/>
-          <w:p>
-            <w:pPr>
-              <w:pStyle w:val="Compact"/>
-            </w:pPr>
-            <w:r>
-              <w:t xml:space="preserve">Riwayat penyuratan</w:t>
-            </w:r>
-          </w:p>
-        </w:tc>
-        <w:tc>
-          <w:tcPr/>
-          <w:p>
-            <w:pPr>
-              <w:pStyle w:val="Compact"/>
-            </w:pPr>
-            <w:r>
-              <w:t xml:space="preserve">SS-27, SS-28; BB-35 s.d. BB-37</w:t>
-            </w:r>
-          </w:p>
-        </w:tc>
-        <w:tc>
-          <w:tcPr/>
-          <w:p>
-            <w:pPr>
-              <w:pStyle w:val="Compact"/>
-            </w:pPr>
-            <w:r>
-              <w:t xml:space="preserve">Terpenuhi</w:t>
-            </w:r>
-          </w:p>
-        </w:tc>
-      </w:tr>
-      <w:tr>
-        <w:tc>
-          <w:tcPr/>
-          <w:p>
-            <w:pPr>
-              <w:pStyle w:val="Compact"/>
-            </w:pPr>
-            <w:r>
-              <w:t xml:space="preserve">KF-13</w:t>
-            </w:r>
-          </w:p>
-        </w:tc>
-        <w:tc>
-          <w:tcPr/>
-          <w:p>
-            <w:pPr>
-              <w:pStyle w:val="Compact"/>
-            </w:pPr>
-            <w:r>
-              <w:t xml:space="preserve">Rekap honor dan beban kerja</w:t>
-            </w:r>
-          </w:p>
-        </w:tc>
-        <w:tc>
-          <w:tcPr/>
-          <w:p>
-            <w:pPr>
-              <w:pStyle w:val="Compact"/>
-            </w:pPr>
-            <w:r>
-              <w:t xml:space="preserve">SS-15, SS-16, SS-18; BB-38</w:t>
-            </w:r>
-          </w:p>
-        </w:tc>
-        <w:tc>
-          <w:tcPr/>
-          <w:p>
-            <w:pPr>
-              <w:pStyle w:val="Compact"/>
-            </w:pPr>
-            <w:r>
-              <w:t xml:space="preserve">Terpenuhi</w:t>
-            </w:r>
-          </w:p>
-        </w:tc>
-      </w:tr>
-      <w:tr>
-        <w:tc>
-          <w:tcPr/>
-          <w:p>
-            <w:pPr>
-              <w:pStyle w:val="Compact"/>
-            </w:pPr>
-            <w:r>
-              <w:t xml:space="preserve">KF-14</w:t>
-            </w:r>
-          </w:p>
-        </w:tc>
-        <w:tc>
-          <w:tcPr/>
-          <w:p>
-            <w:pPr>
-              <w:pStyle w:val="Compact"/>
-            </w:pPr>
-            <w:r>
-              <w:t xml:space="preserve">Penilaian kinerja mitra</w:t>
-            </w:r>
-          </w:p>
-        </w:tc>
-        <w:tc>
-          <w:tcPr/>
-          <w:p>
-            <w:pPr>
-              <w:pStyle w:val="Compact"/>
-            </w:pPr>
-            <w:r>
-              <w:t xml:space="preserve">SS-19, SS-20; BB-39 s.d. BB-41</w:t>
-            </w:r>
-          </w:p>
-        </w:tc>
-        <w:tc>
-          <w:tcPr/>
-          <w:p>
-            <w:pPr>
-              <w:pStyle w:val="Compact"/>
-            </w:pPr>
-            <w:r>
-              <w:t xml:space="preserve">Terpenuhi</w:t>
-            </w:r>
-          </w:p>
-        </w:tc>
-      </w:tr>
-      <w:tr>
-        <w:tc>
-          <w:tcPr/>
-          <w:p>
-            <w:pPr>
-              <w:pStyle w:val="Compact"/>
-            </w:pPr>
-            <w:r>
-              <w:t xml:space="preserve">KF-15</w:t>
-            </w:r>
-          </w:p>
-        </w:tc>
-        <w:tc>
-          <w:tcPr/>
-          <w:p>
-            <w:pPr>
-              <w:pStyle w:val="Compact"/>
-            </w:pPr>
-            <w:r>
-              <w:t xml:space="preserve">Peringkat mitra triwulanan</w:t>
-            </w:r>
-          </w:p>
-        </w:tc>
-        <w:tc>
-          <w:tcPr/>
-          <w:p>
-            <w:pPr>
-              <w:pStyle w:val="Compact"/>
-            </w:pPr>
-            <w:r>
-              <w:t xml:space="preserve">SS-21; BB-42, BB-43</w:t>
-            </w:r>
-          </w:p>
-        </w:tc>
-        <w:tc>
-          <w:tcPr/>
-          <w:p>
-            <w:pPr>
-              <w:pStyle w:val="Compact"/>
-            </w:pPr>
-            <w:r>
-              <w:t xml:space="preserve">Terpenuhi</w:t>
-            </w:r>
-          </w:p>
-        </w:tc>
-      </w:tr>
-      <w:tr>
-        <w:tc>
-          <w:tcPr/>
-          <w:p>
-            <w:pPr>
-              <w:pStyle w:val="Compact"/>
-            </w:pPr>
-            <w:r>
-              <w:t xml:space="preserve">KF-16</w:t>
-            </w:r>
-          </w:p>
-        </w:tc>
-        <w:tc>
-          <w:tcPr/>
-          <w:p>
-            <w:pPr>
-              <w:pStyle w:val="Compact"/>
-            </w:pPr>
-            <w:r>
-              <w:t xml:space="preserve">Riwayat dan arsip kegiatan</w:t>
-            </w:r>
-          </w:p>
-        </w:tc>
-        <w:tc>
-          <w:tcPr/>
-          <w:p>
-            <w:pPr>
-              <w:pStyle w:val="Compact"/>
-            </w:pPr>
-            <w:r>
-              <w:t xml:space="preserve">SS-11; BB-44, BB-45</w:t>
-            </w:r>
-          </w:p>
-        </w:tc>
-        <w:tc>
-          <w:tcPr/>
-          <w:p>
-            <w:pPr>
-              <w:pStyle w:val="Compact"/>
-            </w:pPr>
-            <w:r>
-              <w:t xml:space="preserve">Terpenuhi</w:t>
-            </w:r>
-          </w:p>
-        </w:tc>
-      </w:tr>
-      <w:tr>
-        <w:tc>
-          <w:tcPr/>
-          <w:p>
-            <w:pPr>
-              <w:pStyle w:val="Compact"/>
-            </w:pPr>
-            <w:r>
-              <w:t xml:space="preserve">KNF-01</w:t>
-            </w:r>
-          </w:p>
-        </w:tc>
-        <w:tc>
-          <w:tcPr/>
-          <w:p>
-            <w:pPr>
-              <w:pStyle w:val="Compact"/>
-            </w:pPr>
-            <w:r>
-              <w:t xml:space="preserve">Keamanan akses</w:t>
-            </w:r>
-          </w:p>
-        </w:tc>
-        <w:tc>
-          <w:tcPr/>
-          <w:p>
-            <w:pPr>
-              <w:pStyle w:val="Compact"/>
-            </w:pPr>
-            <w:r>
-              <w:t xml:space="preserve">SEC-01 s.d. SEC-16</w:t>
-            </w:r>
-          </w:p>
-        </w:tc>
-        <w:tc>
-          <w:tcPr/>
-          <w:p>
-            <w:pPr>
-              <w:pStyle w:val="Compact"/>
-            </w:pPr>
-            <w:r>
-              <w:t xml:space="preserve">Terpenuhi</w:t>
-            </w:r>
-          </w:p>
-        </w:tc>
-      </w:tr>
-      <w:tr>
-        <w:tc>
-          <w:tcPr/>
-          <w:p>
-            <w:pPr>
-              <w:pStyle w:val="Compact"/>
-            </w:pPr>
-            <w:r>
-              <w:t xml:space="preserve">KNF-02</w:t>
-            </w:r>
-          </w:p>
-        </w:tc>
-        <w:tc>
-          <w:tcPr/>
-          <w:p>
-            <w:pPr>
-              <w:pStyle w:val="Compact"/>
-            </w:pPr>
-            <w:r>
-              <w:t xml:space="preserve">Penerapan di hosting cPanel BPS dan akses melalui VPN</w:t>
-            </w:r>
-          </w:p>
-        </w:tc>
-        <w:tc>
-          <w:tcPr/>
-          <w:p>
-            <w:pPr>
-              <w:pStyle w:val="Compact"/>
-            </w:pPr>
-            <w:r>
-              <w:t xml:space="preserve">Gambar arsitektur sistem;</w:t>
-            </w:r>
-            <w:r>
-              <w:t xml:space="preserve"> </w:t>
-            </w:r>
-            <w:r>
-              <w:rPr>
-                <w:i/>
-                <w:iCs/>
-              </w:rPr>
-              <w:t xml:space="preserve">(lengkapi dengan tangkapan layar alamat sistem setelah dipasang)</w:t>
-            </w:r>
-          </w:p>
-        </w:tc>
-        <w:tc>
-          <w:tcPr/>
-          <w:p>
-            <w:pPr>
-              <w:pStyle w:val="Compact"/>
-            </w:pPr>
-          </w:p>
-        </w:tc>
-      </w:tr>
-      <w:tr>
-        <w:tc>
-          <w:tcPr/>
-          <w:p>
-            <w:pPr>
-              <w:pStyle w:val="Compact"/>
-            </w:pPr>
-            <w:r>
-              <w:t xml:space="preserve">KNF-03</w:t>
-            </w:r>
-          </w:p>
-        </w:tc>
-        <w:tc>
-          <w:tcPr/>
-          <w:p>
-            <w:pPr>
-              <w:pStyle w:val="Compact"/>
-            </w:pPr>
-            <w:r>
-              <w:t xml:space="preserve">Kinerja dan pengalaman pengguna</w:t>
-            </w:r>
-          </w:p>
-        </w:tc>
-        <w:tc>
-          <w:tcPr/>
-          <w:p>
-            <w:pPr>
-              <w:pStyle w:val="Compact"/>
-            </w:pPr>
-            <w:r>
-              <w:t xml:space="preserve">Tabel hasil Lighthouse; SS-36</w:t>
-            </w:r>
-          </w:p>
-        </w:tc>
-        <w:tc>
-          <w:tcPr/>
-          <w:p>
-            <w:pPr>
-              <w:pStyle w:val="Compact"/>
-            </w:pPr>
-            <w:r>
-              <w:t xml:space="preserve">Terpenuhi</w:t>
-            </w:r>
-          </w:p>
-        </w:tc>
-      </w:tr>
-      <w:tr>
-        <w:tc>
-          <w:tcPr/>
-          <w:p>
-            <w:pPr>
-              <w:pStyle w:val="Compact"/>
-            </w:pPr>
-            <w:r>
-              <w:t xml:space="preserve">KNF-04</w:t>
-            </w:r>
-          </w:p>
-        </w:tc>
-        <w:tc>
-          <w:tcPr/>
-          <w:p>
-            <w:pPr>
-              <w:pStyle w:val="Compact"/>
-            </w:pPr>
-            <w:r>
-              <w:t xml:space="preserve">Integritas data</w:t>
-            </w:r>
-          </w:p>
-        </w:tc>
-        <w:tc>
-          <w:tcPr/>
-          <w:p>
-            <w:pPr>
-              <w:pStyle w:val="Compact"/>
-            </w:pPr>
-            <w:r>
-              <w:t xml:space="preserve">BB-17, BB-32, BB-33; uji simpan bersamaan</w:t>
-            </w:r>
-          </w:p>
-        </w:tc>
-        <w:tc>
-          <w:tcPr/>
-          <w:p>
-            <w:pPr>
-              <w:pStyle w:val="Compact"/>
-            </w:pPr>
-            <w:r>
-              <w:t xml:space="preserve">Terpenuhi</w:t>
-            </w:r>
-          </w:p>
-        </w:tc>
-      </w:tr>
-      <w:tr>
-        <w:tc>
-          <w:tcPr/>
-          <w:p>
-            <w:pPr>
-              <w:pStyle w:val="Compact"/>
-            </w:pPr>
-            <w:r>
-              <w:t xml:space="preserve">KNF-05</w:t>
-            </w:r>
-          </w:p>
-        </w:tc>
-        <w:tc>
-          <w:tcPr/>
-          <w:p>
-            <w:pPr>
-              <w:pStyle w:val="Compact"/>
-            </w:pPr>
-            <w:r>
-              <w:t xml:space="preserve">Keterlacakan dan jejak audit</w:t>
-            </w:r>
-          </w:p>
-        </w:tc>
-        <w:tc>
-          <w:tcPr/>
-          <w:p>
-            <w:pPr>
-              <w:pStyle w:val="Compact"/>
-            </w:pPr>
-            <w:r>
-              <w:t xml:space="preserve">SS-11, SS-27; BB-35, BB-45</w:t>
-            </w:r>
-          </w:p>
-        </w:tc>
-        <w:tc>
-          <w:tcPr/>
-          <w:p>
-            <w:pPr>
-              <w:pStyle w:val="Compact"/>
-            </w:pPr>
-            <w:r>
-              <w:t xml:space="preserve">Terpenuhi</w:t>
-            </w:r>
-          </w:p>
-        </w:tc>
-      </w:tr>
-      <w:tr>
-        <w:tc>
-          <w:tcPr/>
-          <w:p>
-            <w:pPr>
-              <w:pStyle w:val="Compact"/>
-            </w:pPr>
-            <w:r>
-              <w:t xml:space="preserve">KNF-06</w:t>
-            </w:r>
-          </w:p>
-        </w:tc>
-        <w:tc>
-          <w:tcPr/>
-          <w:p>
-            <w:pPr>
-              <w:pStyle w:val="Compact"/>
-            </w:pPr>
-            <w:r>
-              <w:t xml:space="preserve">Arsip dokumen berupa tautan</w:t>
-            </w:r>
-          </w:p>
-        </w:tc>
-        <w:tc>
-          <w:tcPr/>
-          <w:p>
-            <w:pPr>
-              <w:pStyle w:val="Compact"/>
-            </w:pPr>
-            <w:r>
-              <w:t xml:space="preserve">SS-13; BB-25, BB-26</w:t>
-            </w:r>
-          </w:p>
-        </w:tc>
-        <w:tc>
-          <w:tcPr/>
-          <w:p>
-            <w:pPr>
-              <w:pStyle w:val="Compact"/>
-            </w:pPr>
-            <w:r>
-              <w:t xml:space="preserve">Terpenuhi</w:t>
-            </w:r>
-          </w:p>
-        </w:tc>
-      </w:tr>
-      <w:tr>
-        <w:tc>
-          <w:tcPr/>
-          <w:p>
-            <w:pPr>
-              <w:pStyle w:val="Compact"/>
-            </w:pPr>
-            <w:r>
-              <w:t xml:space="preserve">KNF-07</w:t>
-            </w:r>
-          </w:p>
-        </w:tc>
-        <w:tc>
-          <w:tcPr/>
-          <w:p>
-            <w:pPr>
-              <w:pStyle w:val="Compact"/>
-            </w:pPr>
-            <w:r>
-              <w:t xml:space="preserve">Kesiapan integrasi</w:t>
-            </w:r>
-          </w:p>
-        </w:tc>
-        <w:tc>
-          <w:tcPr/>
-          <w:p>
-            <w:pPr>
-              <w:pStyle w:val="Compact"/>
-            </w:pPr>
-            <w:r>
-              <w:t xml:space="preserve">Gambar arsitektur sistem; seluruh modul memakai RESTful API</w:t>
-            </w:r>
-          </w:p>
-        </w:tc>
-        <w:tc>
-          <w:tcPr/>
-          <w:p>
-            <w:pPr>
-              <w:pStyle w:val="Compact"/>
-            </w:pPr>
-            <w:r>
-              <w:t xml:space="preserve">Terpenuhi</w:t>
-            </w:r>
-          </w:p>
-        </w:tc>
-      </w:tr>
-    </w:tbl>
-    <w:p>
-      <w:r>
-        <w:pict>
-          <v:rect style="width:0;height:1.5pt" o:hralign="center" o:hrstd="t" o:hr="t"/>
-        </w:pict>
-      </w:r>
-    </w:p>
-    <w:bookmarkStart w:id="15" w:name="X51d4016f57ab9c49ac3a34292b8d827b414cf1d"/>
-    <w:p>
-      <w:pPr>
-        <w:pStyle w:val="Heading4"/>
-      </w:pPr>
-      <w:r>
-        <w:t xml:space="preserve">5.2.5.1 Rantai Masalah, Tujuan, dan Bukti Pengujian</w:t>
-      </w:r>
-    </w:p>
-    <w:p>
-      <w:pPr>
-        <w:pStyle w:val="FirstParagraph"/>
-      </w:pPr>
-      <w:r>
-        <w:t xml:space="preserve">Tabel di atas menunjukkan kebutuhan sudah dibangun. Tabel berikut menutup rantai</w:t>
-      </w:r>
-      <w:r>
-        <w:t xml:space="preserve"> </w:t>
-      </w:r>
-      <w:r>
-        <w:t xml:space="preserve">yang lebih awal: apakah kedua</w:t>
-      </w:r>
-      <w:r>
-        <w:t xml:space="preserve"> </w:t>
-      </w:r>
-      <w:r>
-        <w:rPr>
-          <w:b/>
-          <w:bCs/>
-        </w:rPr>
-        <w:t xml:space="preserve">pokok masalah</w:t>
-      </w:r>
-      <w:r>
-        <w:t xml:space="preserve"> </w:t>
-      </w:r>
-      <w:r>
-        <w:t xml:space="preserve">yang diidentifikasi pada Bab I</w:t>
-      </w:r>
-      <w:r>
-        <w:t xml:space="preserve"> </w:t>
-      </w:r>
-      <w:r>
-        <w:t xml:space="preserve">beserta rinciannya benar-benar terjawab oleh</w:t>
-      </w:r>
-      <w:r>
-        <w:t xml:space="preserve"> </w:t>
-      </w:r>
-      <w:r>
-        <w:rPr>
-          <w:b/>
-          <w:bCs/>
-        </w:rPr>
-        <w:t xml:space="preserve">pengujian</w:t>
-      </w:r>
-      <w:r>
-        <w:t xml:space="preserve">, bukan hanya oleh</w:t>
-      </w:r>
-      <w:r>
-        <w:t xml:space="preserve"> </w:t>
-      </w:r>
-      <w:r>
-        <w:t xml:space="preserve">fiturnya saja.</w:t>
+        <w:t xml:space="preserve">Tabel …: Skor CSUQ per Peran Pengguna</w:t>
       </w:r>
     </w:p>
     <w:p>
@@ -11585,11 +10347,31 @@
         <w:pStyle w:val="BodyText"/>
       </w:pPr>
       <w:r>
-        <w:rPr>
-          <w:b/>
-          <w:bCs/>
-        </w:rPr>
-        <w:t xml:space="preserve">Tabel …: Masalah (Bab I) — Tujuan — Kebutuhan — Bukti Pengujian</w:t>
+        <w:t xml:space="preserve">Skor keseluruhan sendirian tidak cukup menceritakan hasilnya, karena peran yang</w:t>
+      </w:r>
+      <w:r>
+        <w:t xml:space="preserve"> </w:t>
+      </w:r>
+      <w:r>
+        <w:t xml:space="preserve">berbeda memakai bagian sistem yang berbeda pula. PML misalnya hanya bersentuhan</w:t>
+      </w:r>
+      <w:r>
+        <w:t xml:space="preserve"> </w:t>
+      </w:r>
+      <w:r>
+        <w:t xml:space="preserve">dengan dua kebutuhan (KF-07 dan KF-14), sedangkan Tim Keuangan bersentuhan dengan</w:t>
+      </w:r>
+      <w:r>
+        <w:t xml:space="preserve"> </w:t>
+      </w:r>
+      <w:r>
+        <w:t xml:space="preserve">sembilan kebutuhan sekaligus (KF-06, KF-08 sampai KF-13). Karena itu skor</w:t>
+      </w:r>
+      <w:r>
+        <w:t xml:space="preserve"> </w:t>
+      </w:r>
+      <w:r>
+        <w:t xml:space="preserve">per peran ditampilkan terpisah, bukan hanya digabung menjadi satu angka.</w:t>
       </w:r>
     </w:p>
     <w:tbl>
@@ -11617,6 +10399,1991 @@
               <w:pStyle w:val="Compact"/>
             </w:pPr>
             <w:r>
+              <w:t xml:space="preserve">Peran</w:t>
+            </w:r>
+          </w:p>
+        </w:tc>
+        <w:tc>
+          <w:tcPr/>
+          <w:p>
+            <w:pPr>
+              <w:pStyle w:val="Compact"/>
+            </w:pPr>
+            <w:r>
+              <w:t xml:space="preserve">n</w:t>
+            </w:r>
+          </w:p>
+        </w:tc>
+        <w:tc>
+          <w:tcPr/>
+          <w:p>
+            <w:pPr>
+              <w:pStyle w:val="Compact"/>
+            </w:pPr>
+            <w:r>
+              <w:t xml:space="preserve">Kegunaan Sistem</w:t>
+            </w:r>
+          </w:p>
+        </w:tc>
+        <w:tc>
+          <w:tcPr/>
+          <w:p>
+            <w:pPr>
+              <w:pStyle w:val="Compact"/>
+            </w:pPr>
+            <w:r>
+              <w:t xml:space="preserve">Kualitas Informasi</w:t>
+            </w:r>
+          </w:p>
+        </w:tc>
+        <w:tc>
+          <w:tcPr/>
+          <w:p>
+            <w:pPr>
+              <w:pStyle w:val="Compact"/>
+            </w:pPr>
+            <w:r>
+              <w:t xml:space="preserve">Kualitas Antarmuka</w:t>
+            </w:r>
+          </w:p>
+        </w:tc>
+        <w:tc>
+          <w:tcPr/>
+          <w:p>
+            <w:pPr>
+              <w:pStyle w:val="Compact"/>
+            </w:pPr>
+            <w:r>
+              <w:t xml:space="preserve">Keseluruhan</w:t>
+            </w:r>
+          </w:p>
+        </w:tc>
+      </w:tr>
+      <w:tr>
+        <w:tc>
+          <w:tcPr/>
+          <w:p>
+            <w:pPr>
+              <w:pStyle w:val="Compact"/>
+            </w:pPr>
+            <w:r>
+              <w:t xml:space="preserve">Ketua Tim</w:t>
+            </w:r>
+          </w:p>
+        </w:tc>
+        <w:tc>
+          <w:tcPr/>
+          <w:p>
+            <w:pPr>
+              <w:pStyle w:val="Compact"/>
+            </w:pPr>
+          </w:p>
+        </w:tc>
+        <w:tc>
+          <w:tcPr/>
+          <w:p>
+            <w:pPr>
+              <w:pStyle w:val="Compact"/>
+            </w:pPr>
+          </w:p>
+        </w:tc>
+        <w:tc>
+          <w:tcPr/>
+          <w:p>
+            <w:pPr>
+              <w:pStyle w:val="Compact"/>
+            </w:pPr>
+          </w:p>
+        </w:tc>
+        <w:tc>
+          <w:tcPr/>
+          <w:p>
+            <w:pPr>
+              <w:pStyle w:val="Compact"/>
+            </w:pPr>
+          </w:p>
+        </w:tc>
+        <w:tc>
+          <w:tcPr/>
+          <w:p>
+            <w:pPr>
+              <w:pStyle w:val="Compact"/>
+            </w:pPr>
+          </w:p>
+        </w:tc>
+      </w:tr>
+      <w:tr>
+        <w:tc>
+          <w:tcPr/>
+          <w:p>
+            <w:pPr>
+              <w:pStyle w:val="Compact"/>
+            </w:pPr>
+            <w:r>
+              <w:t xml:space="preserve">PML</w:t>
+            </w:r>
+          </w:p>
+        </w:tc>
+        <w:tc>
+          <w:tcPr/>
+          <w:p>
+            <w:pPr>
+              <w:pStyle w:val="Compact"/>
+            </w:pPr>
+          </w:p>
+        </w:tc>
+        <w:tc>
+          <w:tcPr/>
+          <w:p>
+            <w:pPr>
+              <w:pStyle w:val="Compact"/>
+            </w:pPr>
+          </w:p>
+        </w:tc>
+        <w:tc>
+          <w:tcPr/>
+          <w:p>
+            <w:pPr>
+              <w:pStyle w:val="Compact"/>
+            </w:pPr>
+          </w:p>
+        </w:tc>
+        <w:tc>
+          <w:tcPr/>
+          <w:p>
+            <w:pPr>
+              <w:pStyle w:val="Compact"/>
+            </w:pPr>
+          </w:p>
+        </w:tc>
+        <w:tc>
+          <w:tcPr/>
+          <w:p>
+            <w:pPr>
+              <w:pStyle w:val="Compact"/>
+            </w:pPr>
+          </w:p>
+        </w:tc>
+      </w:tr>
+      <w:tr>
+        <w:tc>
+          <w:tcPr/>
+          <w:p>
+            <w:pPr>
+              <w:pStyle w:val="Compact"/>
+            </w:pPr>
+            <w:r>
+              <w:t xml:space="preserve">Tim Keuangan</w:t>
+            </w:r>
+          </w:p>
+        </w:tc>
+        <w:tc>
+          <w:tcPr/>
+          <w:p>
+            <w:pPr>
+              <w:pStyle w:val="Compact"/>
+            </w:pPr>
+          </w:p>
+        </w:tc>
+        <w:tc>
+          <w:tcPr/>
+          <w:p>
+            <w:pPr>
+              <w:pStyle w:val="Compact"/>
+            </w:pPr>
+          </w:p>
+        </w:tc>
+        <w:tc>
+          <w:tcPr/>
+          <w:p>
+            <w:pPr>
+              <w:pStyle w:val="Compact"/>
+            </w:pPr>
+          </w:p>
+        </w:tc>
+        <w:tc>
+          <w:tcPr/>
+          <w:p>
+            <w:pPr>
+              <w:pStyle w:val="Compact"/>
+            </w:pPr>
+          </w:p>
+        </w:tc>
+        <w:tc>
+          <w:tcPr/>
+          <w:p>
+            <w:pPr>
+              <w:pStyle w:val="Compact"/>
+            </w:pPr>
+          </w:p>
+        </w:tc>
+      </w:tr>
+      <w:tr>
+        <w:tc>
+          <w:tcPr/>
+          <w:p>
+            <w:pPr>
+              <w:pStyle w:val="Compact"/>
+            </w:pPr>
+            <w:r>
+              <w:t xml:space="preserve">Admin</w:t>
+            </w:r>
+          </w:p>
+        </w:tc>
+        <w:tc>
+          <w:tcPr/>
+          <w:p>
+            <w:pPr>
+              <w:pStyle w:val="Compact"/>
+            </w:pPr>
+          </w:p>
+        </w:tc>
+        <w:tc>
+          <w:tcPr/>
+          <w:p>
+            <w:pPr>
+              <w:pStyle w:val="Compact"/>
+            </w:pPr>
+          </w:p>
+        </w:tc>
+        <w:tc>
+          <w:tcPr/>
+          <w:p>
+            <w:pPr>
+              <w:pStyle w:val="Compact"/>
+            </w:pPr>
+          </w:p>
+        </w:tc>
+        <w:tc>
+          <w:tcPr/>
+          <w:p>
+            <w:pPr>
+              <w:pStyle w:val="Compact"/>
+            </w:pPr>
+          </w:p>
+        </w:tc>
+        <w:tc>
+          <w:tcPr/>
+          <w:p>
+            <w:pPr>
+              <w:pStyle w:val="Compact"/>
+            </w:pPr>
+          </w:p>
+        </w:tc>
+      </w:tr>
+      <w:tr>
+        <w:tc>
+          <w:tcPr/>
+          <w:p>
+            <w:pPr>
+              <w:pStyle w:val="Compact"/>
+            </w:pPr>
+            <w:r>
+              <w:rPr>
+                <w:b/>
+                <w:bCs/>
+              </w:rPr>
+              <w:t xml:space="preserve">Semua</w:t>
+            </w:r>
+          </w:p>
+        </w:tc>
+        <w:tc>
+          <w:tcPr/>
+          <w:p>
+            <w:pPr>
+              <w:pStyle w:val="Compact"/>
+            </w:pPr>
+          </w:p>
+        </w:tc>
+        <w:tc>
+          <w:tcPr/>
+          <w:p>
+            <w:pPr>
+              <w:pStyle w:val="Compact"/>
+            </w:pPr>
+          </w:p>
+        </w:tc>
+        <w:tc>
+          <w:tcPr/>
+          <w:p>
+            <w:pPr>
+              <w:pStyle w:val="Compact"/>
+            </w:pPr>
+          </w:p>
+        </w:tc>
+        <w:tc>
+          <w:tcPr/>
+          <w:p>
+            <w:pPr>
+              <w:pStyle w:val="Compact"/>
+            </w:pPr>
+          </w:p>
+        </w:tc>
+        <w:tc>
+          <w:tcPr/>
+          <w:p>
+            <w:pPr>
+              <w:pStyle w:val="Compact"/>
+            </w:pPr>
+          </w:p>
+        </w:tc>
+      </w:tr>
+    </w:tbl>
+    <w:p>
+      <w:pPr>
+        <w:pStyle w:val="BodyText"/>
+      </w:pPr>
+      <w:r>
+        <w:t xml:space="preserve">Jumlah responden tiap peran kecil, sehingga tabel ini dibaca sebagai gambaran,</w:t>
+      </w:r>
+      <w:r>
+        <w:t xml:space="preserve"> </w:t>
+      </w:r>
+      <w:r>
+        <w:t xml:space="preserve">bukan sebagai perbandingan yang diuji secara statistik. Tujuannya menunjukkan pola</w:t>
+      </w:r>
+      <w:r>
+        <w:t xml:space="preserve"> </w:t>
+      </w:r>
+      <w:r>
+        <w:t xml:space="preserve">kasar: peran mana yang menilai baik, peran mana yang menilai sedang, dan pada</w:t>
+      </w:r>
+      <w:r>
+        <w:t xml:space="preserve"> </w:t>
+      </w:r>
+      <w:r>
+        <w:t xml:space="preserve">dimensi mana perbedaannya paling terlihat.</w:t>
+      </w:r>
+    </w:p>
+    <w:bookmarkStart w:id="14" w:name="Xed7a1b6988106158e6efb49694e793733a420ca"/>
+    <w:p>
+      <w:pPr>
+        <w:pStyle w:val="Heading4"/>
+      </w:pPr>
+      <w:r>
+        <w:t xml:space="preserve">Catatan khusus penilaian PML pada dimensi Kegunaan Sistem</w:t>
+      </w:r>
+    </w:p>
+    <w:p>
+      <w:pPr>
+        <w:pStyle w:val="FirstParagraph"/>
+      </w:pPr>
+      <w:r>
+        <w:t xml:space="preserve">Dimensi Kegunaan Sistem (butir 1–8) memuat pernyataan seperti "saya dapat</w:t>
+      </w:r>
+      <w:r>
+        <w:t xml:space="preserve"> </w:t>
+      </w:r>
+      <w:r>
+        <w:t xml:space="preserve">menyelesaikan pekerjaan dengan cepat/efisien menggunakan sistem ini". Bagi PML</w:t>
+      </w:r>
+      <w:r>
+        <w:t xml:space="preserve"> </w:t>
+      </w:r>
+      <w:r>
+        <w:t xml:space="preserve">yang mengawasi kegiatan bertanda FASIH, jawabannya berpotensi lebih rendah</w:t>
+      </w:r>
+      <w:r>
+        <w:t xml:space="preserve"> </w:t>
+      </w:r>
+      <w:r>
+        <w:t xml:space="preserve">daripada peran lain, dan itu</w:t>
+      </w:r>
+      <w:r>
+        <w:t xml:space="preserve"> </w:t>
+      </w:r>
+      <w:r>
+        <w:rPr>
+          <w:b/>
+          <w:bCs/>
+        </w:rPr>
+        <w:t xml:space="preserve">bukan tanda kesalahan pada sistem atau pada</w:t>
+      </w:r>
+      <w:r>
+        <w:rPr>
+          <w:b/>
+          <w:bCs/>
+        </w:rPr>
+        <w:t xml:space="preserve"> </w:t>
+      </w:r>
+      <w:r>
+        <w:rPr>
+          <w:b/>
+          <w:bCs/>
+        </w:rPr>
+        <w:t xml:space="preserve">pengujian</w:t>
+      </w:r>
+      <w:r>
+        <w:t xml:space="preserve">, melainkan konsekuensi yang memang sudah diperkirakan sejak KNF-07</w:t>
+      </w:r>
+      <w:r>
+        <w:t xml:space="preserve"> </w:t>
+      </w:r>
+      <w:r>
+        <w:t xml:space="preserve">dirumuskan: integrasi ke FASIH belum tersambung, sehingga PML pada kegiatan</w:t>
+      </w:r>
+      <w:r>
+        <w:t xml:space="preserve"> </w:t>
+      </w:r>
+      <w:r>
+        <w:t xml:space="preserve">tersebut tetap harus mengisi progres di FASIH sekaligus di sistem ini — bukan</w:t>
+      </w:r>
+      <w:r>
+        <w:t xml:space="preserve"> </w:t>
+      </w:r>
+      <w:r>
+        <w:t xml:space="preserve">sebagai pengganti, melainkan sebagai tambahan.</w:t>
+      </w:r>
+    </w:p>
+    <w:p>
+      <w:pPr>
+        <w:pStyle w:val="BodyText"/>
+      </w:pPr>
+      <w:r>
+        <w:t xml:space="preserve">Kondisi ini</w:t>
+      </w:r>
+      <w:r>
+        <w:t xml:space="preserve"> </w:t>
+      </w:r>
+      <w:r>
+        <w:rPr>
+          <w:b/>
+          <w:bCs/>
+        </w:rPr>
+        <w:t xml:space="preserve">tidak berlaku untuk seluruh pekerjaan PML</w:t>
+      </w:r>
+      <w:r>
+        <w:t xml:space="preserve">. Pada kegiatan yang</w:t>
+      </w:r>
+      <w:r>
+        <w:t xml:space="preserve"> </w:t>
+      </w:r>
+      <w:r>
+        <w:t xml:space="preserve">tidak bertanda FASIH, pengisian di sistem ini menggantikan pengisian di</w:t>
+      </w:r>
+      <w:r>
+        <w:t xml:space="preserve"> </w:t>
+      </w:r>
+      <w:r>
+        <w:t xml:space="preserve">spreadsheet, bukan menambahkannya, sehingga tidak ada duplikasi. Penilaian mitra</w:t>
+      </w:r>
+      <w:r>
+        <w:t xml:space="preserve"> </w:t>
+      </w:r>
+      <w:r>
+        <w:t xml:space="preserve">(KF-14) juga berlaku untuk seluruh PML tanpa kecuali, dan di situ sistem</w:t>
+      </w:r>
+      <w:r>
+        <w:t xml:space="preserve"> </w:t>
+      </w:r>
+      <w:r>
+        <w:t xml:space="preserve">memberikan manfaat yang tidak dimiliki cara lama: hanya PML yang mengawasi mitra</w:t>
+      </w:r>
+      <w:r>
+        <w:t xml:space="preserve"> </w:t>
+      </w:r>
+      <w:r>
+        <w:t xml:space="preserve">tersebut yang dapat menilai, menggantikan berkas terbuka yang dapat diubah siapa</w:t>
+      </w:r>
+      <w:r>
+        <w:t xml:space="preserve"> </w:t>
+      </w:r>
+      <w:r>
+        <w:t xml:space="preserve">pun (masalah M2.c).</w:t>
+      </w:r>
+    </w:p>
+    <w:p>
+      <w:pPr>
+        <w:pStyle w:val="BodyText"/>
+      </w:pPr>
+      <w:r>
+        <w:t xml:space="preserve">Bila skor PML pada dimensi Kegunaan Sistem memang tampil lebih rendah,</w:t>
+      </w:r>
+      <w:r>
+        <w:t xml:space="preserve"> </w:t>
+      </w:r>
+      <w:r>
+        <w:t xml:space="preserve">jelaskan sebab itu secara terbuka, jangan dibiarkan seperti anomali yang tidak</w:t>
+      </w:r>
+      <w:r>
+        <w:t xml:space="preserve"> </w:t>
+      </w:r>
+      <w:r>
+        <w:t xml:space="preserve">dijelaskan:</w:t>
+      </w:r>
+    </w:p>
+    <w:p>
+      <w:pPr>
+        <w:pStyle w:val="BlockText"/>
+      </w:pPr>
+      <w:r>
+        <w:rPr>
+          <w:b/>
+          <w:bCs/>
+        </w:rPr>
+        <w:t xml:space="preserve">Teks siap salin — Bab V, sesudah tabel skor per peran:</w:t>
+      </w:r>
+    </w:p>
+    <w:p>
+      <w:pPr>
+        <w:pStyle w:val="BlockText"/>
+      </w:pPr>
+      <w:r>
+        <w:t xml:space="preserve">Skor dimensi Kegunaan Sistem pada kelompok PML tercatat sedikit lebih rendah</w:t>
+      </w:r>
+      <w:r>
+        <w:t xml:space="preserve"> </w:t>
+      </w:r>
+      <w:r>
+        <w:t xml:space="preserve">dibandingkan peran lain. Pola ini sejalan dengan keterbatasan yang telah</w:t>
+      </w:r>
+      <w:r>
+        <w:t xml:space="preserve"> </w:t>
+      </w:r>
+      <w:r>
+        <w:t xml:space="preserve">disebutkan pada KNF-07, yaitu integrasi ke aplikasi FASIH yang belum</w:t>
+      </w:r>
+      <w:r>
+        <w:t xml:space="preserve"> </w:t>
+      </w:r>
+      <w:r>
+        <w:t xml:space="preserve">tersambung. Bagi PML yang mengawasi kegiatan bertanda FASIH, pengisian</w:t>
+      </w:r>
+      <w:r>
+        <w:t xml:space="preserve"> </w:t>
+      </w:r>
+      <w:r>
+        <w:t xml:space="preserve">progres pada sistem ini menjadi tambahan di samping kewajiban mengisi FASIH,</w:t>
+      </w:r>
+      <w:r>
+        <w:t xml:space="preserve"> </w:t>
+      </w:r>
+      <w:r>
+        <w:t xml:space="preserve">bukan pengganti, sehingga sebagian pekerjaan terasa berulang. Keterbatasan ini</w:t>
+      </w:r>
+      <w:r>
+        <w:t xml:space="preserve"> </w:t>
+      </w:r>
+      <w:r>
+        <w:t xml:space="preserve">tidak berlaku pada penilaian kinerja mitra (KF-14) maupun pada kegiatan yang</w:t>
+      </w:r>
+      <w:r>
+        <w:t xml:space="preserve"> </w:t>
+      </w:r>
+      <w:r>
+        <w:t xml:space="preserve">tidak memakai FASIH, dan diperkirakan akan berkurang dengan sendirinya begitu</w:t>
+      </w:r>
+      <w:r>
+        <w:t xml:space="preserve"> </w:t>
+      </w:r>
+      <w:r>
+        <w:t xml:space="preserve">penyambungan ke FASIH direalisasikan.</w:t>
+      </w:r>
+    </w:p>
+    <w:p>
+      <w:pPr>
+        <w:pStyle w:val="FirstParagraph"/>
+      </w:pPr>
+      <w:r>
+        <w:t xml:space="preserve">Jangan menuliskan kesimpulan ini sebelum datanya benar-benar terkumpul — periksa</w:t>
+      </w:r>
+      <w:r>
+        <w:t xml:space="preserve"> </w:t>
+      </w:r>
+      <w:r>
+        <w:t xml:space="preserve">dulu apakah pola tersebut memang muncul. Bila skor PML ternyata tidak berbeda</w:t>
+      </w:r>
+      <w:r>
+        <w:t xml:space="preserve"> </w:t>
+      </w:r>
+      <w:r>
+        <w:t xml:space="preserve">jauh dari peran lain, paragraf di atas tidak perlu dipakai; cukup laporkan</w:t>
+      </w:r>
+      <w:r>
+        <w:t xml:space="preserve"> </w:t>
+      </w:r>
+      <w:r>
+        <w:t xml:space="preserve">tabelnya apa adanya.</w:t>
+      </w:r>
+    </w:p>
+    <w:bookmarkEnd w:id="14"/>
+    <w:bookmarkStart w:id="15" w:name="X4d810a19eef5720e0413c95348d05a004a4d570"/>
+    <w:p>
+      <w:pPr>
+        <w:pStyle w:val="Heading4"/>
+      </w:pPr>
+      <w:r>
+        <w:t xml:space="preserve">Kenapa PML tetap harus diikutkan, bukan dikeluarkan dari pengujian</w:t>
+      </w:r>
+    </w:p>
+    <w:p>
+      <w:pPr>
+        <w:pStyle w:val="FirstParagraph"/>
+      </w:pPr>
+      <w:r>
+        <w:t xml:space="preserve">Satu hal yang perlu ditegaskan bila muncul pertanyaan serupa saat sidang:</w:t>
+      </w:r>
+      <w:r>
+        <w:t xml:space="preserve"> </w:t>
+      </w:r>
+      <w:r>
+        <w:t xml:space="preserve">mengeluarkan PML dari pengujian</w:t>
+      </w:r>
+      <w:r>
+        <w:t xml:space="preserve"> </w:t>
+      </w:r>
+      <w:r>
+        <w:rPr>
+          <w:b/>
+          <w:bCs/>
+        </w:rPr>
+        <w:t xml:space="preserve">karena diperkirakan akan menilai rendah</w:t>
+      </w:r>
+      <w:r>
+        <w:t xml:space="preserve"> </w:t>
+      </w:r>
+      <w:r>
+        <w:t xml:space="preserve">adalah praktik yang keliru dalam penelitian, disebut bias seleksi responden.</w:t>
+      </w:r>
+      <w:r>
+        <w:t xml:space="preserve"> </w:t>
+      </w:r>
+      <w:r>
+        <w:t xml:space="preserve">Kalau ditemukan, ini jauh lebih merusak kredibilitas Bab V daripada skor rendah</w:t>
+      </w:r>
+      <w:r>
+        <w:t xml:space="preserve"> </w:t>
+      </w:r>
+      <w:r>
+        <w:t xml:space="preserve">itu sendiri, karena artinya hasil pengujian sengaja dipilih agar terlihat baik.</w:t>
+      </w:r>
+    </w:p>
+    <w:p>
+      <w:pPr>
+        <w:pStyle w:val="BodyText"/>
+      </w:pPr>
+      <w:r>
+        <w:t xml:space="preserve">Yang benar dilakukan justru sebaliknya: PML tetap diikutkan, skornya dilaporkan</w:t>
+      </w:r>
+      <w:r>
+        <w:t xml:space="preserve"> </w:t>
+      </w:r>
+      <w:r>
+        <w:t xml:space="preserve">apa adanya per dimensi, dan bila ada pola yang lebih rendah pada dimensi</w:t>
+      </w:r>
+      <w:r>
+        <w:t xml:space="preserve"> </w:t>
+      </w:r>
+      <w:r>
+        <w:t xml:space="preserve">tertentu, dijelaskan sebabnya seperti paragraf di atas. Pola seperti ini bukan</w:t>
+      </w:r>
+      <w:r>
+        <w:t xml:space="preserve"> </w:t>
+      </w:r>
+      <w:r>
+        <w:t xml:space="preserve">kegagalan pengujian — justru inilah yang membuat pengujian bernilai, karena</w:t>
+      </w:r>
+      <w:r>
+        <w:t xml:space="preserve"> </w:t>
+      </w:r>
+      <w:r>
+        <w:t xml:space="preserve">menunjukkan sistem dinilai dari sudut pandang yang berbeda-beda sesuai</w:t>
+      </w:r>
+      <w:r>
+        <w:t xml:space="preserve"> </w:t>
+      </w:r>
+      <w:r>
+        <w:t xml:space="preserve">pekerjaan tiap peran, bukan dari satu sudut pandang saja.</w:t>
+      </w:r>
+    </w:p>
+    <w:p>
+      <w:pPr>
+        <w:pStyle w:val="BodyText"/>
+      </w:pPr>
+      <w:r>
+        <w:rPr>
+          <w:i/>
+          <w:iCs/>
+        </w:rPr>
+        <w:t xml:space="preserve">(Kalimat penutup:)</w:t>
+      </w:r>
+      <w:r>
+        <w:t xml:space="preserve"> </w:t>
+      </w:r>
+      <w:r>
+        <w:t xml:space="preserve">Skor keseluruhan sebesar … menunjukkan bahwa sistem termasuk</w:t>
+      </w:r>
+      <w:r>
+        <w:t xml:space="preserve"> </w:t>
+      </w:r>
+      <w:r>
+        <w:t xml:space="preserve">kategori …. Dimensi … memperoleh skor tertinggi, sedangkan dimensi … memperoleh skor</w:t>
+      </w:r>
+      <w:r>
+        <w:t xml:space="preserve"> </w:t>
+      </w:r>
+      <w:r>
+        <w:t xml:space="preserve">terendah sehingga menjadi bahan perbaikan berikutnya.</w:t>
+      </w:r>
+    </w:p>
+    <w:bookmarkEnd w:id="15"/>
+    <w:bookmarkEnd w:id="16"/>
+    <w:bookmarkStart w:id="18" w:name="X306a7cf7381f5aa38cea98c23d27d96e93e79fa"/>
+    <w:p>
+      <w:pPr>
+        <w:pStyle w:val="Heading3"/>
+      </w:pPr>
+      <w:r>
+        <w:t xml:space="preserve">5.2.5 Ringkasan Pemenuhan Kebutuhan</w:t>
+      </w:r>
+    </w:p>
+    <w:p>
+      <w:pPr>
+        <w:pStyle w:val="FirstParagraph"/>
+      </w:pPr>
+      <w:r>
+        <w:rPr>
+          <w:b/>
+          <w:bCs/>
+        </w:rPr>
+        <w:t xml:space="preserve">Tabel …: Ringkasan Pemenuhan Kebutuhan Fungsional dan Nonfungsional</w:t>
+      </w:r>
+    </w:p>
+    <w:tbl>
+      <w:tblPr>
+        <w:tblStyle w:val="Table"/>
+        <w:tblW w:type="auto" w:w="0"/>
+        <w:tblLook w:firstRow="1" w:lastRow="0" w:firstColumn="0" w:lastColumn="0" w:noHBand="0" w:noVBand="0" w:val="0020"/>
+      </w:tblPr>
+      <w:tblGrid>
+        <w:gridCol w:w="1980"/>
+        <w:gridCol w:w="1980"/>
+        <w:gridCol w:w="1980"/>
+        <w:gridCol w:w="1980"/>
+      </w:tblGrid>
+      <w:tr>
+        <w:trPr>
+          <w:tblHeader w:val="on"/>
+        </w:trPr>
+        <w:tc>
+          <w:tcPr/>
+          <w:p>
+            <w:pPr>
+              <w:pStyle w:val="Compact"/>
+            </w:pPr>
+            <w:r>
+              <w:t xml:space="preserve">Kode</w:t>
+            </w:r>
+          </w:p>
+        </w:tc>
+        <w:tc>
+          <w:tcPr/>
+          <w:p>
+            <w:pPr>
+              <w:pStyle w:val="Compact"/>
+            </w:pPr>
+            <w:r>
+              <w:t xml:space="preserve">Kebutuhan</w:t>
+            </w:r>
+          </w:p>
+        </w:tc>
+        <w:tc>
+          <w:tcPr/>
+          <w:p>
+            <w:pPr>
+              <w:pStyle w:val="Compact"/>
+            </w:pPr>
+            <w:r>
+              <w:t xml:space="preserve">Bukti Pemenuhan</w:t>
+            </w:r>
+          </w:p>
+        </w:tc>
+        <w:tc>
+          <w:tcPr/>
+          <w:p>
+            <w:pPr>
+              <w:pStyle w:val="Compact"/>
+            </w:pPr>
+            <w:r>
+              <w:t xml:space="preserve">Status</w:t>
+            </w:r>
+          </w:p>
+        </w:tc>
+      </w:tr>
+      <w:tr>
+        <w:tc>
+          <w:tcPr/>
+          <w:p>
+            <w:pPr>
+              <w:pStyle w:val="Compact"/>
+            </w:pPr>
+            <w:r>
+              <w:t xml:space="preserve">KF-01</w:t>
+            </w:r>
+          </w:p>
+        </w:tc>
+        <w:tc>
+          <w:tcPr/>
+          <w:p>
+            <w:pPr>
+              <w:pStyle w:val="Compact"/>
+            </w:pPr>
+            <w:r>
+              <w:t xml:space="preserve">Otentikasi dan penggantian kata sandi</w:t>
+            </w:r>
+          </w:p>
+        </w:tc>
+        <w:tc>
+          <w:tcPr/>
+          <w:p>
+            <w:pPr>
+              <w:pStyle w:val="Compact"/>
+            </w:pPr>
+            <w:r>
+              <w:t xml:space="preserve">SS-02, SS-32; BB-01 s.d. BB-05</w:t>
+            </w:r>
+          </w:p>
+        </w:tc>
+        <w:tc>
+          <w:tcPr/>
+          <w:p>
+            <w:pPr>
+              <w:pStyle w:val="Compact"/>
+            </w:pPr>
+            <w:r>
+              <w:t xml:space="preserve">Terpenuhi</w:t>
+            </w:r>
+          </w:p>
+        </w:tc>
+      </w:tr>
+      <w:tr>
+        <w:tc>
+          <w:tcPr/>
+          <w:p>
+            <w:pPr>
+              <w:pStyle w:val="Compact"/>
+            </w:pPr>
+            <w:r>
+              <w:t xml:space="preserve">KF-02</w:t>
+            </w:r>
+          </w:p>
+        </w:tc>
+        <w:tc>
+          <w:tcPr/>
+          <w:p>
+            <w:pPr>
+              <w:pStyle w:val="Compact"/>
+            </w:pPr>
+            <w:r>
+              <w:t xml:space="preserve">Pengelolaan data master</w:t>
+            </w:r>
+          </w:p>
+        </w:tc>
+        <w:tc>
+          <w:tcPr/>
+          <w:p>
+            <w:pPr>
+              <w:pStyle w:val="Compact"/>
+            </w:pPr>
+            <w:r>
+              <w:t xml:space="preserve">SS-29, SS-17; BB-06 s.d. BB-08</w:t>
+            </w:r>
+          </w:p>
+        </w:tc>
+        <w:tc>
+          <w:tcPr/>
+          <w:p>
+            <w:pPr>
+              <w:pStyle w:val="Compact"/>
+            </w:pPr>
+            <w:r>
+              <w:t xml:space="preserve">Terpenuhi</w:t>
+            </w:r>
+          </w:p>
+        </w:tc>
+      </w:tr>
+      <w:tr>
+        <w:tc>
+          <w:tcPr/>
+          <w:p>
+            <w:pPr>
+              <w:pStyle w:val="Compact"/>
+            </w:pPr>
+            <w:r>
+              <w:t xml:space="preserve">KF-03</w:t>
+            </w:r>
+          </w:p>
+        </w:tc>
+        <w:tc>
+          <w:tcPr/>
+          <w:p>
+            <w:pPr>
+              <w:pStyle w:val="Compact"/>
+            </w:pPr>
+            <w:r>
+              <w:t xml:space="preserve">Impor mitra dari SOBAT</w:t>
+            </w:r>
+          </w:p>
+        </w:tc>
+        <w:tc>
+          <w:tcPr/>
+          <w:p>
+            <w:pPr>
+              <w:pStyle w:val="Compact"/>
+            </w:pPr>
+            <w:r>
+              <w:t xml:space="preserve">SS-30, SS-31; BB-09 s.d. BB-11</w:t>
+            </w:r>
+          </w:p>
+        </w:tc>
+        <w:tc>
+          <w:tcPr/>
+          <w:p>
+            <w:pPr>
+              <w:pStyle w:val="Compact"/>
+            </w:pPr>
+            <w:r>
+              <w:t xml:space="preserve">Terpenuhi</w:t>
+            </w:r>
+          </w:p>
+        </w:tc>
+      </w:tr>
+      <w:tr>
+        <w:tc>
+          <w:tcPr/>
+          <w:p>
+            <w:pPr>
+              <w:pStyle w:val="Compact"/>
+            </w:pPr>
+            <w:r>
+              <w:t xml:space="preserve">KF-04</w:t>
+            </w:r>
+          </w:p>
+        </w:tc>
+        <w:tc>
+          <w:tcPr/>
+          <w:p>
+            <w:pPr>
+              <w:pStyle w:val="Compact"/>
+            </w:pPr>
+            <w:r>
+              <w:t xml:space="preserve">Pengelolaan kegiatan</w:t>
+            </w:r>
+          </w:p>
+        </w:tc>
+        <w:tc>
+          <w:tcPr/>
+          <w:p>
+            <w:pPr>
+              <w:pStyle w:val="Compact"/>
+            </w:pPr>
+            <w:r>
+              <w:t xml:space="preserve">SS-07, SS-11; BB-12 s.d. BB-15</w:t>
+            </w:r>
+          </w:p>
+        </w:tc>
+        <w:tc>
+          <w:tcPr/>
+          <w:p>
+            <w:pPr>
+              <w:pStyle w:val="Compact"/>
+            </w:pPr>
+            <w:r>
+              <w:t xml:space="preserve">Terpenuhi</w:t>
+            </w:r>
+          </w:p>
+        </w:tc>
+      </w:tr>
+      <w:tr>
+        <w:tc>
+          <w:tcPr/>
+          <w:p>
+            <w:pPr>
+              <w:pStyle w:val="Compact"/>
+            </w:pPr>
+            <w:r>
+              <w:t xml:space="preserve">KF-05</w:t>
+            </w:r>
+          </w:p>
+        </w:tc>
+        <w:tc>
+          <w:tcPr/>
+          <w:p>
+            <w:pPr>
+              <w:pStyle w:val="Compact"/>
+            </w:pPr>
+            <w:r>
+              <w:t xml:space="preserve">Alokasi mitra dan perhitungan honor</w:t>
+            </w:r>
+          </w:p>
+        </w:tc>
+        <w:tc>
+          <w:tcPr/>
+          <w:p>
+            <w:pPr>
+              <w:pStyle w:val="Compact"/>
+            </w:pPr>
+            <w:r>
+              <w:t xml:space="preserve">SS-08, SS-09, SS-17b; BB-16 s.d. BB-18, BB-46, BB-47</w:t>
+            </w:r>
+          </w:p>
+        </w:tc>
+        <w:tc>
+          <w:tcPr/>
+          <w:p>
+            <w:pPr>
+              <w:pStyle w:val="Compact"/>
+            </w:pPr>
+            <w:r>
+              <w:t xml:space="preserve">Terpenuhi</w:t>
+            </w:r>
+          </w:p>
+        </w:tc>
+      </w:tr>
+      <w:tr>
+        <w:tc>
+          <w:tcPr/>
+          <w:p>
+            <w:pPr>
+              <w:pStyle w:val="Compact"/>
+            </w:pPr>
+            <w:r>
+              <w:t xml:space="preserve">KF-06</w:t>
+            </w:r>
+          </w:p>
+        </w:tc>
+        <w:tc>
+          <w:tcPr/>
+          <w:p>
+            <w:pPr>
+              <w:pStyle w:val="Compact"/>
+            </w:pPr>
+            <w:r>
+              <w:t xml:space="preserve">Validasi batas honor bulanan (SBML)</w:t>
+            </w:r>
+          </w:p>
+        </w:tc>
+        <w:tc>
+          <w:tcPr/>
+          <w:p>
+            <w:pPr>
+              <w:pStyle w:val="Compact"/>
+            </w:pPr>
+            <w:r>
+              <w:t xml:space="preserve">SS-10, SS-15; BB-19 s.d. BB-22</w:t>
+            </w:r>
+          </w:p>
+        </w:tc>
+        <w:tc>
+          <w:tcPr/>
+          <w:p>
+            <w:pPr>
+              <w:pStyle w:val="Compact"/>
+            </w:pPr>
+            <w:r>
+              <w:t xml:space="preserve">Terpenuhi</w:t>
+            </w:r>
+          </w:p>
+        </w:tc>
+      </w:tr>
+      <w:tr>
+        <w:tc>
+          <w:tcPr/>
+          <w:p>
+            <w:pPr>
+              <w:pStyle w:val="Compact"/>
+            </w:pPr>
+            <w:r>
+              <w:t xml:space="preserve">KF-07</w:t>
+            </w:r>
+          </w:p>
+        </w:tc>
+        <w:tc>
+          <w:tcPr/>
+          <w:p>
+            <w:pPr>
+              <w:pStyle w:val="Compact"/>
+            </w:pPr>
+            <w:r>
+              <w:t xml:space="preserve">Pemantauan progres mitra</w:t>
+            </w:r>
+          </w:p>
+        </w:tc>
+        <w:tc>
+          <w:tcPr/>
+          <w:p>
+            <w:pPr>
+              <w:pStyle w:val="Compact"/>
+            </w:pPr>
+            <w:r>
+              <w:t xml:space="preserve">SS-04, SS-06; BB-23, BB-24</w:t>
+            </w:r>
+          </w:p>
+        </w:tc>
+        <w:tc>
+          <w:tcPr/>
+          <w:p>
+            <w:pPr>
+              <w:pStyle w:val="Compact"/>
+            </w:pPr>
+            <w:r>
+              <w:t xml:space="preserve">Terpenuhi</w:t>
+            </w:r>
+          </w:p>
+        </w:tc>
+      </w:tr>
+      <w:tr>
+        <w:tc>
+          <w:tcPr/>
+          <w:p>
+            <w:pPr>
+              <w:pStyle w:val="Compact"/>
+            </w:pPr>
+            <w:r>
+              <w:t xml:space="preserve">KF-08</w:t>
+            </w:r>
+          </w:p>
+        </w:tc>
+        <w:tc>
+          <w:tcPr/>
+          <w:p>
+            <w:pPr>
+              <w:pStyle w:val="Compact"/>
+            </w:pPr>
+            <w:r>
+              <w:t xml:space="preserve">Repositori tautan dokumen</w:t>
+            </w:r>
+          </w:p>
+        </w:tc>
+        <w:tc>
+          <w:tcPr/>
+          <w:p>
+            <w:pPr>
+              <w:pStyle w:val="Compact"/>
+            </w:pPr>
+            <w:r>
+              <w:t xml:space="preserve">SS-12, SS-13; BB-25, BB-26</w:t>
+            </w:r>
+          </w:p>
+        </w:tc>
+        <w:tc>
+          <w:tcPr/>
+          <w:p>
+            <w:pPr>
+              <w:pStyle w:val="Compact"/>
+            </w:pPr>
+            <w:r>
+              <w:t xml:space="preserve">Terpenuhi</w:t>
+            </w:r>
+          </w:p>
+        </w:tc>
+      </w:tr>
+      <w:tr>
+        <w:tc>
+          <w:tcPr/>
+          <w:p>
+            <w:pPr>
+              <w:pStyle w:val="Compact"/>
+            </w:pPr>
+            <w:r>
+              <w:t xml:space="preserve">KF-09</w:t>
+            </w:r>
+          </w:p>
+        </w:tc>
+        <w:tc>
+          <w:tcPr/>
+          <w:p>
+            <w:pPr>
+              <w:pStyle w:val="Compact"/>
+            </w:pPr>
+            <w:r>
+              <w:t xml:space="preserve">Verifikasi dokumen</w:t>
+            </w:r>
+          </w:p>
+        </w:tc>
+        <w:tc>
+          <w:tcPr/>
+          <w:p>
+            <w:pPr>
+              <w:pStyle w:val="Compact"/>
+            </w:pPr>
+            <w:r>
+              <w:t xml:space="preserve">SS-14; BB-27, BB-28</w:t>
+            </w:r>
+          </w:p>
+        </w:tc>
+        <w:tc>
+          <w:tcPr/>
+          <w:p>
+            <w:pPr>
+              <w:pStyle w:val="Compact"/>
+            </w:pPr>
+            <w:r>
+              <w:t xml:space="preserve">Terpenuhi</w:t>
+            </w:r>
+          </w:p>
+        </w:tc>
+      </w:tr>
+      <w:tr>
+        <w:tc>
+          <w:tcPr/>
+          <w:p>
+            <w:pPr>
+              <w:pStyle w:val="Compact"/>
+            </w:pPr>
+            <w:r>
+              <w:t xml:space="preserve">KF-10</w:t>
+            </w:r>
+          </w:p>
+        </w:tc>
+        <w:tc>
+          <w:tcPr/>
+          <w:p>
+            <w:pPr>
+              <w:pStyle w:val="Compact"/>
+            </w:pPr>
+            <w:r>
+              <w:t xml:space="preserve">Notifikasi otomatis</w:t>
+            </w:r>
+          </w:p>
+        </w:tc>
+        <w:tc>
+          <w:tcPr/>
+          <w:p>
+            <w:pPr>
+              <w:pStyle w:val="Compact"/>
+            </w:pPr>
+            <w:r>
+              <w:t xml:space="preserve">SS-33, SS-34; BB-29 s.d. BB-31</w:t>
+            </w:r>
+          </w:p>
+        </w:tc>
+        <w:tc>
+          <w:tcPr/>
+          <w:p>
+            <w:pPr>
+              <w:pStyle w:val="Compact"/>
+            </w:pPr>
+            <w:r>
+              <w:t xml:space="preserve">Terpenuhi</w:t>
+            </w:r>
+          </w:p>
+        </w:tc>
+      </w:tr>
+      <w:tr>
+        <w:tc>
+          <w:tcPr/>
+          <w:p>
+            <w:pPr>
+              <w:pStyle w:val="Compact"/>
+            </w:pPr>
+            <w:r>
+              <w:t xml:space="preserve">KF-11</w:t>
+            </w:r>
+          </w:p>
+        </w:tc>
+        <w:tc>
+          <w:tcPr/>
+          <w:p>
+            <w:pPr>
+              <w:pStyle w:val="Compact"/>
+            </w:pPr>
+            <w:r>
+              <w:t xml:space="preserve">Pembuatan SPK dan BAST</w:t>
+            </w:r>
+          </w:p>
+        </w:tc>
+        <w:tc>
+          <w:tcPr/>
+          <w:p>
+            <w:pPr>
+              <w:pStyle w:val="Compact"/>
+            </w:pPr>
+            <w:r>
+              <w:t xml:space="preserve">SS-22 s.d. SS-25; BB-32 s.d. BB-34</w:t>
+            </w:r>
+          </w:p>
+        </w:tc>
+        <w:tc>
+          <w:tcPr/>
+          <w:p>
+            <w:pPr>
+              <w:pStyle w:val="Compact"/>
+            </w:pPr>
+            <w:r>
+              <w:t xml:space="preserve">Terpenuhi</w:t>
+            </w:r>
+          </w:p>
+        </w:tc>
+      </w:tr>
+      <w:tr>
+        <w:tc>
+          <w:tcPr/>
+          <w:p>
+            <w:pPr>
+              <w:pStyle w:val="Compact"/>
+            </w:pPr>
+            <w:r>
+              <w:t xml:space="preserve">KF-12</w:t>
+            </w:r>
+          </w:p>
+        </w:tc>
+        <w:tc>
+          <w:tcPr/>
+          <w:p>
+            <w:pPr>
+              <w:pStyle w:val="Compact"/>
+            </w:pPr>
+            <w:r>
+              <w:t xml:space="preserve">Riwayat penyuratan</w:t>
+            </w:r>
+          </w:p>
+        </w:tc>
+        <w:tc>
+          <w:tcPr/>
+          <w:p>
+            <w:pPr>
+              <w:pStyle w:val="Compact"/>
+            </w:pPr>
+            <w:r>
+              <w:t xml:space="preserve">SS-27, SS-28; BB-35 s.d. BB-37</w:t>
+            </w:r>
+          </w:p>
+        </w:tc>
+        <w:tc>
+          <w:tcPr/>
+          <w:p>
+            <w:pPr>
+              <w:pStyle w:val="Compact"/>
+            </w:pPr>
+            <w:r>
+              <w:t xml:space="preserve">Terpenuhi</w:t>
+            </w:r>
+          </w:p>
+        </w:tc>
+      </w:tr>
+      <w:tr>
+        <w:tc>
+          <w:tcPr/>
+          <w:p>
+            <w:pPr>
+              <w:pStyle w:val="Compact"/>
+            </w:pPr>
+            <w:r>
+              <w:t xml:space="preserve">KF-13</w:t>
+            </w:r>
+          </w:p>
+        </w:tc>
+        <w:tc>
+          <w:tcPr/>
+          <w:p>
+            <w:pPr>
+              <w:pStyle w:val="Compact"/>
+            </w:pPr>
+            <w:r>
+              <w:t xml:space="preserve">Rekap honor dan beban kerja</w:t>
+            </w:r>
+          </w:p>
+        </w:tc>
+        <w:tc>
+          <w:tcPr/>
+          <w:p>
+            <w:pPr>
+              <w:pStyle w:val="Compact"/>
+            </w:pPr>
+            <w:r>
+              <w:t xml:space="preserve">SS-15, SS-16, SS-18; BB-38</w:t>
+            </w:r>
+          </w:p>
+        </w:tc>
+        <w:tc>
+          <w:tcPr/>
+          <w:p>
+            <w:pPr>
+              <w:pStyle w:val="Compact"/>
+            </w:pPr>
+            <w:r>
+              <w:t xml:space="preserve">Terpenuhi</w:t>
+            </w:r>
+          </w:p>
+        </w:tc>
+      </w:tr>
+      <w:tr>
+        <w:tc>
+          <w:tcPr/>
+          <w:p>
+            <w:pPr>
+              <w:pStyle w:val="Compact"/>
+            </w:pPr>
+            <w:r>
+              <w:t xml:space="preserve">KF-14</w:t>
+            </w:r>
+          </w:p>
+        </w:tc>
+        <w:tc>
+          <w:tcPr/>
+          <w:p>
+            <w:pPr>
+              <w:pStyle w:val="Compact"/>
+            </w:pPr>
+            <w:r>
+              <w:t xml:space="preserve">Penilaian kinerja mitra</w:t>
+            </w:r>
+          </w:p>
+        </w:tc>
+        <w:tc>
+          <w:tcPr/>
+          <w:p>
+            <w:pPr>
+              <w:pStyle w:val="Compact"/>
+            </w:pPr>
+            <w:r>
+              <w:t xml:space="preserve">SS-19, SS-20; BB-39 s.d. BB-41</w:t>
+            </w:r>
+          </w:p>
+        </w:tc>
+        <w:tc>
+          <w:tcPr/>
+          <w:p>
+            <w:pPr>
+              <w:pStyle w:val="Compact"/>
+            </w:pPr>
+            <w:r>
+              <w:t xml:space="preserve">Terpenuhi</w:t>
+            </w:r>
+          </w:p>
+        </w:tc>
+      </w:tr>
+      <w:tr>
+        <w:tc>
+          <w:tcPr/>
+          <w:p>
+            <w:pPr>
+              <w:pStyle w:val="Compact"/>
+            </w:pPr>
+            <w:r>
+              <w:t xml:space="preserve">KF-15</w:t>
+            </w:r>
+          </w:p>
+        </w:tc>
+        <w:tc>
+          <w:tcPr/>
+          <w:p>
+            <w:pPr>
+              <w:pStyle w:val="Compact"/>
+            </w:pPr>
+            <w:r>
+              <w:t xml:space="preserve">Peringkat mitra triwulanan</w:t>
+            </w:r>
+          </w:p>
+        </w:tc>
+        <w:tc>
+          <w:tcPr/>
+          <w:p>
+            <w:pPr>
+              <w:pStyle w:val="Compact"/>
+            </w:pPr>
+            <w:r>
+              <w:t xml:space="preserve">SS-21; BB-42, BB-43</w:t>
+            </w:r>
+          </w:p>
+        </w:tc>
+        <w:tc>
+          <w:tcPr/>
+          <w:p>
+            <w:pPr>
+              <w:pStyle w:val="Compact"/>
+            </w:pPr>
+            <w:r>
+              <w:t xml:space="preserve">Terpenuhi</w:t>
+            </w:r>
+          </w:p>
+        </w:tc>
+      </w:tr>
+      <w:tr>
+        <w:tc>
+          <w:tcPr/>
+          <w:p>
+            <w:pPr>
+              <w:pStyle w:val="Compact"/>
+            </w:pPr>
+            <w:r>
+              <w:t xml:space="preserve">KF-16</w:t>
+            </w:r>
+          </w:p>
+        </w:tc>
+        <w:tc>
+          <w:tcPr/>
+          <w:p>
+            <w:pPr>
+              <w:pStyle w:val="Compact"/>
+            </w:pPr>
+            <w:r>
+              <w:t xml:space="preserve">Riwayat dan arsip kegiatan</w:t>
+            </w:r>
+          </w:p>
+        </w:tc>
+        <w:tc>
+          <w:tcPr/>
+          <w:p>
+            <w:pPr>
+              <w:pStyle w:val="Compact"/>
+            </w:pPr>
+            <w:r>
+              <w:t xml:space="preserve">SS-11; BB-44, BB-45</w:t>
+            </w:r>
+          </w:p>
+        </w:tc>
+        <w:tc>
+          <w:tcPr/>
+          <w:p>
+            <w:pPr>
+              <w:pStyle w:val="Compact"/>
+            </w:pPr>
+            <w:r>
+              <w:t xml:space="preserve">Terpenuhi</w:t>
+            </w:r>
+          </w:p>
+        </w:tc>
+      </w:tr>
+      <w:tr>
+        <w:tc>
+          <w:tcPr/>
+          <w:p>
+            <w:pPr>
+              <w:pStyle w:val="Compact"/>
+            </w:pPr>
+            <w:r>
+              <w:t xml:space="preserve">KNF-01</w:t>
+            </w:r>
+          </w:p>
+        </w:tc>
+        <w:tc>
+          <w:tcPr/>
+          <w:p>
+            <w:pPr>
+              <w:pStyle w:val="Compact"/>
+            </w:pPr>
+            <w:r>
+              <w:t xml:space="preserve">Keamanan akses</w:t>
+            </w:r>
+          </w:p>
+        </w:tc>
+        <w:tc>
+          <w:tcPr/>
+          <w:p>
+            <w:pPr>
+              <w:pStyle w:val="Compact"/>
+            </w:pPr>
+            <w:r>
+              <w:t xml:space="preserve">SEC-01 s.d. SEC-16</w:t>
+            </w:r>
+          </w:p>
+        </w:tc>
+        <w:tc>
+          <w:tcPr/>
+          <w:p>
+            <w:pPr>
+              <w:pStyle w:val="Compact"/>
+            </w:pPr>
+            <w:r>
+              <w:t xml:space="preserve">Terpenuhi</w:t>
+            </w:r>
+          </w:p>
+        </w:tc>
+      </w:tr>
+      <w:tr>
+        <w:tc>
+          <w:tcPr/>
+          <w:p>
+            <w:pPr>
+              <w:pStyle w:val="Compact"/>
+            </w:pPr>
+            <w:r>
+              <w:t xml:space="preserve">KNF-02</w:t>
+            </w:r>
+          </w:p>
+        </w:tc>
+        <w:tc>
+          <w:tcPr/>
+          <w:p>
+            <w:pPr>
+              <w:pStyle w:val="Compact"/>
+            </w:pPr>
+            <w:r>
+              <w:t xml:space="preserve">Penerapan di hosting cPanel BPS dan akses melalui VPN</w:t>
+            </w:r>
+          </w:p>
+        </w:tc>
+        <w:tc>
+          <w:tcPr/>
+          <w:p>
+            <w:pPr>
+              <w:pStyle w:val="Compact"/>
+            </w:pPr>
+            <w:r>
+              <w:t xml:space="preserve">Gambar arsitektur sistem;</w:t>
+            </w:r>
+            <w:r>
+              <w:t xml:space="preserve"> </w:t>
+            </w:r>
+            <w:r>
+              <w:rPr>
+                <w:i/>
+                <w:iCs/>
+              </w:rPr>
+              <w:t xml:space="preserve">(lengkapi dengan tangkapan layar alamat sistem setelah dipasang)</w:t>
+            </w:r>
+          </w:p>
+        </w:tc>
+        <w:tc>
+          <w:tcPr/>
+          <w:p>
+            <w:pPr>
+              <w:pStyle w:val="Compact"/>
+            </w:pPr>
+          </w:p>
+        </w:tc>
+      </w:tr>
+      <w:tr>
+        <w:tc>
+          <w:tcPr/>
+          <w:p>
+            <w:pPr>
+              <w:pStyle w:val="Compact"/>
+            </w:pPr>
+            <w:r>
+              <w:t xml:space="preserve">KNF-03</w:t>
+            </w:r>
+          </w:p>
+        </w:tc>
+        <w:tc>
+          <w:tcPr/>
+          <w:p>
+            <w:pPr>
+              <w:pStyle w:val="Compact"/>
+            </w:pPr>
+            <w:r>
+              <w:t xml:space="preserve">Kinerja dan pengalaman pengguna</w:t>
+            </w:r>
+          </w:p>
+        </w:tc>
+        <w:tc>
+          <w:tcPr/>
+          <w:p>
+            <w:pPr>
+              <w:pStyle w:val="Compact"/>
+            </w:pPr>
+            <w:r>
+              <w:t xml:space="preserve">Tabel hasil Lighthouse; SS-36</w:t>
+            </w:r>
+          </w:p>
+        </w:tc>
+        <w:tc>
+          <w:tcPr/>
+          <w:p>
+            <w:pPr>
+              <w:pStyle w:val="Compact"/>
+            </w:pPr>
+            <w:r>
+              <w:t xml:space="preserve">Terpenuhi</w:t>
+            </w:r>
+          </w:p>
+        </w:tc>
+      </w:tr>
+      <w:tr>
+        <w:tc>
+          <w:tcPr/>
+          <w:p>
+            <w:pPr>
+              <w:pStyle w:val="Compact"/>
+            </w:pPr>
+            <w:r>
+              <w:t xml:space="preserve">KNF-04</w:t>
+            </w:r>
+          </w:p>
+        </w:tc>
+        <w:tc>
+          <w:tcPr/>
+          <w:p>
+            <w:pPr>
+              <w:pStyle w:val="Compact"/>
+            </w:pPr>
+            <w:r>
+              <w:t xml:space="preserve">Integritas data</w:t>
+            </w:r>
+          </w:p>
+        </w:tc>
+        <w:tc>
+          <w:tcPr/>
+          <w:p>
+            <w:pPr>
+              <w:pStyle w:val="Compact"/>
+            </w:pPr>
+            <w:r>
+              <w:t xml:space="preserve">BB-17, BB-32, BB-33; uji simpan bersamaan</w:t>
+            </w:r>
+          </w:p>
+        </w:tc>
+        <w:tc>
+          <w:tcPr/>
+          <w:p>
+            <w:pPr>
+              <w:pStyle w:val="Compact"/>
+            </w:pPr>
+            <w:r>
+              <w:t xml:space="preserve">Terpenuhi</w:t>
+            </w:r>
+          </w:p>
+        </w:tc>
+      </w:tr>
+      <w:tr>
+        <w:tc>
+          <w:tcPr/>
+          <w:p>
+            <w:pPr>
+              <w:pStyle w:val="Compact"/>
+            </w:pPr>
+            <w:r>
+              <w:t xml:space="preserve">KNF-05</w:t>
+            </w:r>
+          </w:p>
+        </w:tc>
+        <w:tc>
+          <w:tcPr/>
+          <w:p>
+            <w:pPr>
+              <w:pStyle w:val="Compact"/>
+            </w:pPr>
+            <w:r>
+              <w:t xml:space="preserve">Keterlacakan dan jejak audit</w:t>
+            </w:r>
+          </w:p>
+        </w:tc>
+        <w:tc>
+          <w:tcPr/>
+          <w:p>
+            <w:pPr>
+              <w:pStyle w:val="Compact"/>
+            </w:pPr>
+            <w:r>
+              <w:t xml:space="preserve">SS-11, SS-27; BB-35, BB-45</w:t>
+            </w:r>
+          </w:p>
+        </w:tc>
+        <w:tc>
+          <w:tcPr/>
+          <w:p>
+            <w:pPr>
+              <w:pStyle w:val="Compact"/>
+            </w:pPr>
+            <w:r>
+              <w:t xml:space="preserve">Terpenuhi</w:t>
+            </w:r>
+          </w:p>
+        </w:tc>
+      </w:tr>
+      <w:tr>
+        <w:tc>
+          <w:tcPr/>
+          <w:p>
+            <w:pPr>
+              <w:pStyle w:val="Compact"/>
+            </w:pPr>
+            <w:r>
+              <w:t xml:space="preserve">KNF-06</w:t>
+            </w:r>
+          </w:p>
+        </w:tc>
+        <w:tc>
+          <w:tcPr/>
+          <w:p>
+            <w:pPr>
+              <w:pStyle w:val="Compact"/>
+            </w:pPr>
+            <w:r>
+              <w:t xml:space="preserve">Arsip dokumen berupa tautan</w:t>
+            </w:r>
+          </w:p>
+        </w:tc>
+        <w:tc>
+          <w:tcPr/>
+          <w:p>
+            <w:pPr>
+              <w:pStyle w:val="Compact"/>
+            </w:pPr>
+            <w:r>
+              <w:t xml:space="preserve">SS-13; BB-25, BB-26</w:t>
+            </w:r>
+          </w:p>
+        </w:tc>
+        <w:tc>
+          <w:tcPr/>
+          <w:p>
+            <w:pPr>
+              <w:pStyle w:val="Compact"/>
+            </w:pPr>
+            <w:r>
+              <w:t xml:space="preserve">Terpenuhi</w:t>
+            </w:r>
+          </w:p>
+        </w:tc>
+      </w:tr>
+      <w:tr>
+        <w:tc>
+          <w:tcPr/>
+          <w:p>
+            <w:pPr>
+              <w:pStyle w:val="Compact"/>
+            </w:pPr>
+            <w:r>
+              <w:t xml:space="preserve">KNF-07</w:t>
+            </w:r>
+          </w:p>
+        </w:tc>
+        <w:tc>
+          <w:tcPr/>
+          <w:p>
+            <w:pPr>
+              <w:pStyle w:val="Compact"/>
+            </w:pPr>
+            <w:r>
+              <w:t xml:space="preserve">Kesiapan integrasi</w:t>
+            </w:r>
+          </w:p>
+        </w:tc>
+        <w:tc>
+          <w:tcPr/>
+          <w:p>
+            <w:pPr>
+              <w:pStyle w:val="Compact"/>
+            </w:pPr>
+            <w:r>
+              <w:t xml:space="preserve">Gambar arsitektur sistem; seluruh modul memakai RESTful API</w:t>
+            </w:r>
+          </w:p>
+        </w:tc>
+        <w:tc>
+          <w:tcPr/>
+          <w:p>
+            <w:pPr>
+              <w:pStyle w:val="Compact"/>
+            </w:pPr>
+            <w:r>
+              <w:t xml:space="preserve">Terpenuhi</w:t>
+            </w:r>
+          </w:p>
+        </w:tc>
+      </w:tr>
+    </w:tbl>
+    <w:p>
+      <w:r>
+        <w:pict>
+          <v:rect style="width:0;height:1.5pt" o:hralign="center" o:hrstd="t" o:hr="t"/>
+        </w:pict>
+      </w:r>
+    </w:p>
+    <w:bookmarkStart w:id="17" w:name="X51d4016f57ab9c49ac3a34292b8d827b414cf1d"/>
+    <w:p>
+      <w:pPr>
+        <w:pStyle w:val="Heading4"/>
+      </w:pPr>
+      <w:r>
+        <w:t xml:space="preserve">5.2.5.1 Rantai Masalah, Tujuan, dan Bukti Pengujian</w:t>
+      </w:r>
+    </w:p>
+    <w:p>
+      <w:pPr>
+        <w:pStyle w:val="FirstParagraph"/>
+      </w:pPr>
+      <w:r>
+        <w:t xml:space="preserve">Tabel di atas menunjukkan kebutuhan sudah dibangun. Tabel berikut menutup rantai</w:t>
+      </w:r>
+      <w:r>
+        <w:t xml:space="preserve"> </w:t>
+      </w:r>
+      <w:r>
+        <w:t xml:space="preserve">yang lebih awal: apakah kedua</w:t>
+      </w:r>
+      <w:r>
+        <w:t xml:space="preserve"> </w:t>
+      </w:r>
+      <w:r>
+        <w:rPr>
+          <w:b/>
+          <w:bCs/>
+        </w:rPr>
+        <w:t xml:space="preserve">pokok masalah</w:t>
+      </w:r>
+      <w:r>
+        <w:t xml:space="preserve"> </w:t>
+      </w:r>
+      <w:r>
+        <w:t xml:space="preserve">yang diidentifikasi pada Bab I</w:t>
+      </w:r>
+      <w:r>
+        <w:t xml:space="preserve"> </w:t>
+      </w:r>
+      <w:r>
+        <w:t xml:space="preserve">beserta rinciannya benar-benar terjawab oleh</w:t>
+      </w:r>
+      <w:r>
+        <w:t xml:space="preserve"> </w:t>
+      </w:r>
+      <w:r>
+        <w:rPr>
+          <w:b/>
+          <w:bCs/>
+        </w:rPr>
+        <w:t xml:space="preserve">pengujian</w:t>
+      </w:r>
+      <w:r>
+        <w:t xml:space="preserve">, bukan hanya oleh</w:t>
+      </w:r>
+      <w:r>
+        <w:t xml:space="preserve"> </w:t>
+      </w:r>
+      <w:r>
+        <w:t xml:space="preserve">fiturnya saja.</w:t>
+      </w:r>
+    </w:p>
+    <w:p>
+      <w:pPr>
+        <w:pStyle w:val="BodyText"/>
+      </w:pPr>
+      <w:r>
+        <w:rPr>
+          <w:b/>
+          <w:bCs/>
+        </w:rPr>
+        <w:t xml:space="preserve">Tabel …: Masalah (Bab I) — Tujuan — Kebutuhan — Bukti Pengujian</w:t>
+      </w:r>
+    </w:p>
+    <w:tbl>
+      <w:tblPr>
+        <w:tblStyle w:val="Table"/>
+        <w:tblW w:type="auto" w:w="0"/>
+        <w:tblLook w:firstRow="1" w:lastRow="0" w:firstColumn="0" w:lastColumn="0" w:noHBand="0" w:noVBand="0" w:val="0020"/>
+      </w:tblPr>
+      <w:tblGrid>
+        <w:gridCol w:w="1320"/>
+        <w:gridCol w:w="1320"/>
+        <w:gridCol w:w="1320"/>
+        <w:gridCol w:w="1320"/>
+        <w:gridCol w:w="1320"/>
+        <w:gridCol w:w="1320"/>
+      </w:tblGrid>
+      <w:tr>
+        <w:trPr>
+          <w:tblHeader w:val="on"/>
+        </w:trPr>
+        <w:tc>
+          <w:tcPr/>
+          <w:p>
+            <w:pPr>
+              <w:pStyle w:val="Compact"/>
+            </w:pPr>
+            <w:r>
               <w:t xml:space="preserve">Pokok Masalah</w:t>
             </w:r>
           </w:p>
@@ -12285,11 +13052,11 @@
         </w:pict>
       </w:r>
     </w:p>
-    <w:bookmarkEnd w:id="15"/>
-    <w:bookmarkEnd w:id="16"/>
     <w:bookmarkEnd w:id="17"/>
     <w:bookmarkEnd w:id="18"/>
-    <w:bookmarkStart w:id="24" w:name="panduan-pelaksanaan-pengujian"/>
+    <w:bookmarkEnd w:id="19"/>
+    <w:bookmarkEnd w:id="20"/>
+    <w:bookmarkStart w:id="26" w:name="panduan-pelaksanaan-pengujian"/>
     <w:p>
       <w:pPr>
         <w:pStyle w:val="Heading1"/>
@@ -12310,7 +13077,7 @@
         <w:t xml:space="preserve">Bagian ini panduan kerja untuk Anda, jangan dimasukkan ke buku skripsi.</w:t>
       </w:r>
     </w:p>
-    <w:bookmarkStart w:id="19" w:name="a-persiapan-sebelum-menguji"/>
+    <w:bookmarkStart w:id="21" w:name="a-persiapan-sebelum-menguji"/>
     <w:p>
       <w:pPr>
         <w:pStyle w:val="Heading2"/>
@@ -12806,8 +13573,8 @@
         <w:t xml:space="preserve">menyusun lampiran.</w:t>
       </w:r>
     </w:p>
-    <w:bookmarkEnd w:id="19"/>
-    <w:bookmarkStart w:id="20" w:name="b-menjalankan-pengujian-black-box"/>
+    <w:bookmarkEnd w:id="21"/>
+    <w:bookmarkStart w:id="22" w:name="b-menjalankan-pengujian-black-box"/>
     <w:p>
       <w:pPr>
         <w:pStyle w:val="Heading2"/>
@@ -12985,8 +13752,8 @@
         <w:t xml:space="preserve">pada metode Anda berjalan.</w:t>
       </w:r>
     </w:p>
-    <w:bookmarkEnd w:id="20"/>
-    <w:bookmarkStart w:id="21" w:name="X8395b77639c2854fa00161a1d67d8916efd93d3"/>
+    <w:bookmarkEnd w:id="22"/>
+    <w:bookmarkStart w:id="23" w:name="X8395b77639c2854fa00161a1d67d8916efd93d3"/>
     <w:p>
       <w:pPr>
         <w:pStyle w:val="Heading2"/>
@@ -14739,8 +15506,8 @@
         <w:t xml:space="preserve">.)</w:t>
       </w:r>
     </w:p>
-    <w:bookmarkEnd w:id="21"/>
-    <w:bookmarkStart w:id="22" w:name="X69e5cb46ce48c33577071071df080bc6b9bffa9"/>
+    <w:bookmarkEnd w:id="23"/>
+    <w:bookmarkStart w:id="24" w:name="X69e5cb46ce48c33577071071df080bc6b9bffa9"/>
     <w:p>
       <w:pPr>
         <w:pStyle w:val="Heading2"/>
@@ -15137,8 +15904,8 @@
         <w:t xml:space="preserve">yang bagus tanpa alasan.</w:t>
       </w:r>
     </w:p>
-    <w:bookmarkEnd w:id="22"/>
-    <w:bookmarkStart w:id="23" w:name="e-menjalankan-pengujian-csuq"/>
+    <w:bookmarkEnd w:id="24"/>
+    <w:bookmarkStart w:id="25" w:name="e-menjalankan-pengujian-csuq"/>
     <w:p>
       <w:pPr>
         <w:pStyle w:val="Heading2"/>
@@ -15354,9 +16121,9 @@
         </w:pict>
       </w:r>
     </w:p>
-    <w:bookmarkEnd w:id="23"/>
-    <w:bookmarkEnd w:id="24"/>
-    <w:bookmarkStart w:id="25" w:name="lampiran-kuesioner-csuq"/>
+    <w:bookmarkEnd w:id="25"/>
+    <w:bookmarkEnd w:id="26"/>
+    <w:bookmarkStart w:id="27" w:name="lampiran-kuesioner-csuq"/>
     <w:p>
       <w:pPr>
         <w:pStyle w:val="Heading1"/>
@@ -17572,7 +18339,7 @@
         <w:t xml:space="preserve">penguji.</w:t>
       </w:r>
     </w:p>
-    <w:bookmarkEnd w:id="25"/>
+    <w:bookmarkEnd w:id="27"/>
     <w:sectPr>
       <w:footnotePr>
         <w:numRestart w:val="eachSect"/>
